--- a/QA_COVERAGE.docx
+++ b/QA_COVERAGE.docx
@@ -14,64 +14,30 @@
       </w:r>
     </w:p>
     <w:p>
-      <w:pPr>
-        <w:spacing w:after="80"/>
-      </w:pPr>
-      <w:r/>
+      <w:r>
+        <w:rPr>
+          <w:b w:val="0"/>
+        </w:rPr>
+        <w:t xml:space="preserve">Last updated: </w:t>
+      </w:r>
       <w:r>
         <w:rPr>
           <w:b/>
         </w:rPr>
-        <w:t>Last updated:</w:t>
+        <w:t>20 May 2026</w:t>
       </w:r>
       <w:r>
-        <w:t xml:space="preserve"> 20 May 2026</w:t>
+        <w:rPr>
+          <w:b w:val="0"/>
+        </w:rPr>
+        <w:t xml:space="preserve">   QA Test Lead: </w:t>
       </w:r>
-    </w:p>
-    <w:p>
-      <w:pPr>
-        <w:spacing w:after="80"/>
-      </w:pPr>
-      <w:r/>
       <w:r>
         <w:rPr>
           <w:b/>
         </w:rPr>
-        <w:t>QA Test Lead:</w:t>
+        <w:t>Mac Murapa</w:t>
       </w:r>
-      <w:r>
-        <w:t xml:space="preserve"> Mac Murapa</w:t>
-      </w:r>
-    </w:p>
-    <w:p>
-      <w:pPr>
-        <w:spacing w:after="80"/>
-      </w:pPr>
-      <w:r/>
-      <w:r>
-        <w:rPr>
-          <w:b/>
-        </w:rPr>
-        <w:t>Test environment:</w:t>
-      </w:r>
-      <w:r>
-        <w:t xml:space="preserve"> HTM Clone (</w:t>
-      </w:r>
-      <w:r>
-        <w:rPr>
-          <w:rFonts w:ascii="Courier New" w:hAnsi="Courier New"/>
-          <w:sz w:val="18"/>
-        </w:rPr>
-        <w:t>admin-clone.helpthemove.co.uk</w:t>
-      </w:r>
-      <w:r>
-        <w:t>) | Agent Dashboard | Partner API</w:t>
-      </w:r>
-    </w:p>
-    <w:p>
-      <w:pPr>
-        <w:spacing w:before="40" w:after="40"/>
-      </w:pPr>
     </w:p>
     <w:p>
       <w:pPr>
@@ -135,6 +101,7 @@
               <w:bottom w:val="single" w:sz="4" w:space="0" w:color="CCCCCC"/>
               <w:right w:val="single" w:sz="4" w:space="0" w:color="CCCCCC"/>
             </w:tcBorders>
+            <w:shd w:val="clear" w:color="auto" w:fill="F3F4F6"/>
           </w:tcPr>
           <w:p>
             <w:pPr>
@@ -148,30 +115,6 @@
             </w:r>
           </w:p>
         </w:tc>
-        <w:tc>
-          <w:tcPr>
-            <w:tcW w:type="dxa" w:w="4680"/>
-            <w:tcBorders>
-              <w:top w:val="single" w:sz="4" w:space="0" w:color="CCCCCC"/>
-              <w:left w:val="single" w:sz="4" w:space="0" w:color="CCCCCC"/>
-              <w:bottom w:val="single" w:sz="4" w:space="0" w:color="CCCCCC"/>
-              <w:right w:val="single" w:sz="4" w:space="0" w:color="CCCCCC"/>
-            </w:tcBorders>
-          </w:tcPr>
-          <w:p>
-            <w:pPr>
-              <w:spacing w:before="40" w:after="40"/>
-            </w:pPr>
-            <w:r>
-              <w:rPr>
-                <w:sz w:val="18"/>
-              </w:rPr>
-              <w:t>61</w:t>
-            </w:r>
-          </w:p>
-        </w:tc>
-      </w:tr>
-      <w:tr>
         <w:tc>
           <w:tcPr>
             <w:tcW w:type="dxa" w:w="4680"/>
@@ -189,6 +132,30 @@
             </w:pPr>
             <w:r>
               <w:rPr>
+                <w:sz w:val="18"/>
+              </w:rPr>
+              <w:t>61</w:t>
+            </w:r>
+          </w:p>
+        </w:tc>
+      </w:tr>
+      <w:tr>
+        <w:tc>
+          <w:tcPr>
+            <w:tcW w:type="dxa" w:w="4680"/>
+            <w:tcBorders>
+              <w:top w:val="single" w:sz="4" w:space="0" w:color="CCCCCC"/>
+              <w:left w:val="single" w:sz="4" w:space="0" w:color="CCCCCC"/>
+              <w:bottom w:val="single" w:sz="4" w:space="0" w:color="CCCCCC"/>
+              <w:right w:val="single" w:sz="4" w:space="0" w:color="CCCCCC"/>
+            </w:tcBorders>
+          </w:tcPr>
+          <w:p>
+            <w:pPr>
+              <w:spacing w:before="40" w:after="40"/>
+            </w:pPr>
+            <w:r>
+              <w:rPr>
                 <w:b/>
                 <w:color w:val="1E8E3E"/>
                 <w:sz w:val="18"/>
@@ -197,6 +164,30 @@
             </w:r>
           </w:p>
         </w:tc>
+        <w:tc>
+          <w:tcPr>
+            <w:tcW w:type="dxa" w:w="4680"/>
+            <w:tcBorders>
+              <w:top w:val="single" w:sz="4" w:space="0" w:color="CCCCCC"/>
+              <w:left w:val="single" w:sz="4" w:space="0" w:color="CCCCCC"/>
+              <w:bottom w:val="single" w:sz="4" w:space="0" w:color="CCCCCC"/>
+              <w:right w:val="single" w:sz="4" w:space="0" w:color="CCCCCC"/>
+            </w:tcBorders>
+          </w:tcPr>
+          <w:p>
+            <w:pPr>
+              <w:spacing w:before="40" w:after="40"/>
+            </w:pPr>
+            <w:r>
+              <w:rPr>
+                <w:sz w:val="18"/>
+              </w:rPr>
+              <w:t>9</w:t>
+            </w:r>
+          </w:p>
+        </w:tc>
+      </w:tr>
+      <w:tr>
         <w:tc>
           <w:tcPr>
             <w:tcW w:type="dxa" w:w="4680"/>
@@ -214,30 +205,6 @@
             </w:pPr>
             <w:r>
               <w:rPr>
-                <w:sz w:val="18"/>
-              </w:rPr>
-              <w:t>9</w:t>
-            </w:r>
-          </w:p>
-        </w:tc>
-      </w:tr>
-      <w:tr>
-        <w:tc>
-          <w:tcPr>
-            <w:tcW w:type="dxa" w:w="4680"/>
-            <w:tcBorders>
-              <w:top w:val="single" w:sz="4" w:space="0" w:color="CCCCCC"/>
-              <w:left w:val="single" w:sz="4" w:space="0" w:color="CCCCCC"/>
-              <w:bottom w:val="single" w:sz="4" w:space="0" w:color="CCCCCC"/>
-              <w:right w:val="single" w:sz="4" w:space="0" w:color="CCCCCC"/>
-            </w:tcBorders>
-          </w:tcPr>
-          <w:p>
-            <w:pPr>
-              <w:spacing w:before="40" w:after="40"/>
-            </w:pPr>
-            <w:r>
-              <w:rPr>
                 <w:b/>
                 <w:color w:val="5F6B7A"/>
                 <w:sz w:val="18"/>
@@ -246,30 +213,6 @@
             </w:r>
           </w:p>
         </w:tc>
-        <w:tc>
-          <w:tcPr>
-            <w:tcW w:type="dxa" w:w="4680"/>
-            <w:tcBorders>
-              <w:top w:val="single" w:sz="4" w:space="0" w:color="CCCCCC"/>
-              <w:left w:val="single" w:sz="4" w:space="0" w:color="CCCCCC"/>
-              <w:bottom w:val="single" w:sz="4" w:space="0" w:color="CCCCCC"/>
-              <w:right w:val="single" w:sz="4" w:space="0" w:color="CCCCCC"/>
-            </w:tcBorders>
-          </w:tcPr>
-          <w:p>
-            <w:pPr>
-              <w:spacing w:before="40" w:after="40"/>
-            </w:pPr>
-            <w:r>
-              <w:rPr>
-                <w:sz w:val="18"/>
-              </w:rPr>
-              <w:t>51</w:t>
-            </w:r>
-          </w:p>
-        </w:tc>
-      </w:tr>
-      <w:tr>
         <w:tc>
           <w:tcPr>
             <w:tcW w:type="dxa" w:w="4680"/>
@@ -287,14 +230,62 @@
             </w:pPr>
             <w:r>
               <w:rPr>
+                <w:sz w:val="18"/>
+              </w:rPr>
+              <w:t>51</w:t>
+            </w:r>
+          </w:p>
+        </w:tc>
+      </w:tr>
+      <w:tr>
+        <w:tc>
+          <w:tcPr>
+            <w:tcW w:type="dxa" w:w="4680"/>
+            <w:tcBorders>
+              <w:top w:val="single" w:sz="4" w:space="0" w:color="CCCCCC"/>
+              <w:left w:val="single" w:sz="4" w:space="0" w:color="CCCCCC"/>
+              <w:bottom w:val="single" w:sz="4" w:space="0" w:color="CCCCCC"/>
+              <w:right w:val="single" w:sz="4" w:space="0" w:color="CCCCCC"/>
+            </w:tcBorders>
+          </w:tcPr>
+          <w:p>
+            <w:pPr>
+              <w:spacing w:before="40" w:after="40"/>
+            </w:pPr>
+            <w:r>
+              <w:rPr>
                 <w:b/>
                 <w:color w:val="F57C00"/>
                 <w:sz w:val="18"/>
               </w:rPr>
-              <w:t>In Progress / Blocked</w:t>
-            </w:r>
-          </w:p>
-        </w:tc>
+              <w:t>Blocked</w:t>
+            </w:r>
+          </w:p>
+        </w:tc>
+        <w:tc>
+          <w:tcPr>
+            <w:tcW w:type="dxa" w:w="4680"/>
+            <w:tcBorders>
+              <w:top w:val="single" w:sz="4" w:space="0" w:color="CCCCCC"/>
+              <w:left w:val="single" w:sz="4" w:space="0" w:color="CCCCCC"/>
+              <w:bottom w:val="single" w:sz="4" w:space="0" w:color="CCCCCC"/>
+              <w:right w:val="single" w:sz="4" w:space="0" w:color="CCCCCC"/>
+            </w:tcBorders>
+          </w:tcPr>
+          <w:p>
+            <w:pPr>
+              <w:spacing w:before="40" w:after="40"/>
+            </w:pPr>
+            <w:r>
+              <w:rPr>
+                <w:sz w:val="18"/>
+              </w:rPr>
+              <w:t>1</w:t>
+            </w:r>
+          </w:p>
+        </w:tc>
+      </w:tr>
+      <w:tr>
         <w:tc>
           <w:tcPr>
             <w:tcW w:type="dxa" w:w="4680"/>
@@ -314,12 +305,10 @@
               <w:rPr>
                 <w:sz w:val="18"/>
               </w:rPr>
-              <w:t>1</w:t>
-            </w:r>
-          </w:p>
-        </w:tc>
-      </w:tr>
-      <w:tr>
+              <w:t>Coverage</w:t>
+            </w:r>
+          </w:p>
+        </w:tc>
         <w:tc>
           <w:tcPr>
             <w:tcW w:type="dxa" w:w="4680"/>
@@ -329,6 +318,7 @@
               <w:bottom w:val="single" w:sz="4" w:space="0" w:color="CCCCCC"/>
               <w:right w:val="single" w:sz="4" w:space="0" w:color="CCCCCC"/>
             </w:tcBorders>
+            <w:shd w:val="clear" w:color="auto" w:fill="F3F4F6"/>
           </w:tcPr>
           <w:p>
             <w:pPr>
@@ -338,46 +328,18 @@
               <w:rPr>
                 <w:sz w:val="18"/>
               </w:rPr>
-              <w:t>Coverage</w:t>
-            </w:r>
-          </w:p>
-        </w:tc>
-        <w:tc>
-          <w:tcPr>
-            <w:tcW w:type="dxa" w:w="4680"/>
-            <w:tcBorders>
-              <w:top w:val="single" w:sz="4" w:space="0" w:color="CCCCCC"/>
-              <w:left w:val="single" w:sz="4" w:space="0" w:color="CCCCCC"/>
-              <w:bottom w:val="single" w:sz="4" w:space="0" w:color="CCCCCC"/>
-              <w:right w:val="single" w:sz="4" w:space="0" w:color="CCCCCC"/>
-            </w:tcBorders>
-          </w:tcPr>
-          <w:p>
-            <w:pPr>
-              <w:spacing w:before="40" w:after="40"/>
-            </w:pPr>
-            <w:r>
-              <w:rPr>
-                <w:sz w:val="18"/>
-              </w:rPr>
               <w:t>~15%</w:t>
             </w:r>
           </w:p>
         </w:tc>
       </w:tr>
     </w:tbl>
-    <w:p/>
-    <w:p>
-      <w:pPr>
-        <w:spacing w:before="40" w:after="40"/>
-      </w:pPr>
-    </w:p>
     <w:p>
       <w:pPr>
         <w:pStyle w:val="Heading1"/>
       </w:pPr>
       <w:r>
-        <w:t>Area 1 — Admin Portal (26 areas)</w:t>
+        <w:t>Admin Portal (26 areas)</w:t>
       </w:r>
     </w:p>
     <w:p>
@@ -385,7 +347,7 @@
         <w:pStyle w:val="Heading2"/>
       </w:pPr>
       <w:r>
-        <w:t>1.1 Authentication &amp; Session</w:t>
+        <w:t>Authentication &amp; Session</w:t>
       </w:r>
     </w:p>
     <w:tbl>
@@ -493,6 +455,7 @@
               <w:bottom w:val="single" w:sz="4" w:space="0" w:color="CCCCCC"/>
               <w:right w:val="single" w:sz="4" w:space="0" w:color="CCCCCC"/>
             </w:tcBorders>
+            <w:shd w:val="clear" w:color="auto" w:fill="F3F4F6"/>
           </w:tcPr>
           <w:p>
             <w:pPr>
@@ -506,100 +469,6 @@
             </w:r>
           </w:p>
         </w:tc>
-        <w:tc>
-          <w:tcPr>
-            <w:tcW w:type="dxa" w:w="1872"/>
-            <w:tcBorders>
-              <w:top w:val="single" w:sz="4" w:space="0" w:color="CCCCCC"/>
-              <w:left w:val="single" w:sz="4" w:space="0" w:color="CCCCCC"/>
-              <w:bottom w:val="single" w:sz="4" w:space="0" w:color="CCCCCC"/>
-              <w:right w:val="single" w:sz="4" w:space="0" w:color="CCCCCC"/>
-            </w:tcBorders>
-          </w:tcPr>
-          <w:p>
-            <w:pPr>
-              <w:spacing w:before="40" w:after="40"/>
-            </w:pPr>
-            <w:r>
-              <w:rPr>
-                <w:sz w:val="18"/>
-              </w:rPr>
-              <w:t>Google OAuth login</w:t>
-            </w:r>
-          </w:p>
-        </w:tc>
-        <w:tc>
-          <w:tcPr>
-            <w:tcW w:type="dxa" w:w="1872"/>
-            <w:tcBorders>
-              <w:top w:val="single" w:sz="4" w:space="0" w:color="CCCCCC"/>
-              <w:left w:val="single" w:sz="4" w:space="0" w:color="CCCCCC"/>
-              <w:bottom w:val="single" w:sz="4" w:space="0" w:color="CCCCCC"/>
-              <w:right w:val="single" w:sz="4" w:space="0" w:color="CCCCCC"/>
-            </w:tcBorders>
-          </w:tcPr>
-          <w:p>
-            <w:pPr>
-              <w:spacing w:before="40" w:after="40"/>
-            </w:pPr>
-            <w:r>
-              <w:rPr>
-                <w:b/>
-                <w:color w:val="5F6B7A"/>
-                <w:sz w:val="18"/>
-              </w:rPr>
-              <w:t>🔲 PENDING</w:t>
-            </w:r>
-          </w:p>
-        </w:tc>
-        <w:tc>
-          <w:tcPr>
-            <w:tcW w:type="dxa" w:w="1872"/>
-            <w:tcBorders>
-              <w:top w:val="single" w:sz="4" w:space="0" w:color="CCCCCC"/>
-              <w:left w:val="single" w:sz="4" w:space="0" w:color="CCCCCC"/>
-              <w:bottom w:val="single" w:sz="4" w:space="0" w:color="CCCCCC"/>
-              <w:right w:val="single" w:sz="4" w:space="0" w:color="CCCCCC"/>
-            </w:tcBorders>
-          </w:tcPr>
-          <w:p>
-            <w:pPr>
-              <w:spacing w:before="40" w:after="40"/>
-            </w:pPr>
-            <w:r>
-              <w:rPr>
-                <w:sz w:val="18"/>
-              </w:rPr>
-              <w:t>—</w:t>
-            </w:r>
-          </w:p>
-        </w:tc>
-        <w:tc>
-          <w:tcPr>
-            <w:tcW w:type="dxa" w:w="1872"/>
-            <w:tcBorders>
-              <w:top w:val="single" w:sz="4" w:space="0" w:color="CCCCCC"/>
-              <w:left w:val="single" w:sz="4" w:space="0" w:color="CCCCCC"/>
-              <w:bottom w:val="single" w:sz="4" w:space="0" w:color="CCCCCC"/>
-              <w:right w:val="single" w:sz="4" w:space="0" w:color="CCCCCC"/>
-            </w:tcBorders>
-          </w:tcPr>
-          <w:p>
-            <w:pPr>
-              <w:spacing w:before="40" w:after="40"/>
-            </w:pPr>
-            <w:r>
-              <w:rPr>
-                <w:b/>
-                <w:color w:val="F57C00"/>
-                <w:sz w:val="18"/>
-              </w:rPr>
-              <w:t>Re-auth blocked by Google CAPTCHA in headless; manual token refresh used</w:t>
-            </w:r>
-          </w:p>
-        </w:tc>
-      </w:tr>
-      <w:tr>
         <w:tc>
           <w:tcPr>
             <w:tcW w:type="dxa" w:w="1872"/>
@@ -619,7 +488,7 @@
               <w:rPr>
                 <w:sz w:val="18"/>
               </w:rPr>
-              <w:t>1.2</w:t>
+              <w:t>Google OAuth login</w:t>
             </w:r>
           </w:p>
         </w:tc>
@@ -640,9 +509,11 @@
             </w:pPr>
             <w:r>
               <w:rPr>
-                <w:sz w:val="18"/>
-              </w:rPr>
-              <w:t>Session persistence (auth.json reuse)</w:t>
+                <w:b/>
+                <w:color w:val="5F6B7A"/>
+                <w:sz w:val="18"/>
+              </w:rPr>
+              <w:t>PENDING</w:t>
             </w:r>
           </w:p>
         </w:tc>
@@ -663,11 +534,9 @@
             </w:pPr>
             <w:r>
               <w:rPr>
-                <w:b/>
-                <w:color w:val="5F6B7A"/>
-                <w:sz w:val="18"/>
-              </w:rPr>
-              <w:t>🔲 PENDING</w:t>
+                <w:sz w:val="18"/>
+              </w:rPr>
+              <w:t>—</w:t>
             </w:r>
           </w:p>
         </w:tc>
@@ -688,12 +557,130 @@
             </w:pPr>
             <w:r>
               <w:rPr>
+                <w:b/>
+                <w:color w:val="F57C00"/>
+                <w:sz w:val="18"/>
+              </w:rPr>
+              <w:t>Re-auth blocked by Google CAPTCHA in headless; manual token refresh used</w:t>
+            </w:r>
+          </w:p>
+        </w:tc>
+      </w:tr>
+      <w:tr>
+        <w:tc>
+          <w:tcPr>
+            <w:tcW w:type="dxa" w:w="1872"/>
+            <w:tcBorders>
+              <w:top w:val="single" w:sz="4" w:space="0" w:color="CCCCCC"/>
+              <w:left w:val="single" w:sz="4" w:space="0" w:color="CCCCCC"/>
+              <w:bottom w:val="single" w:sz="4" w:space="0" w:color="CCCCCC"/>
+              <w:right w:val="single" w:sz="4" w:space="0" w:color="CCCCCC"/>
+            </w:tcBorders>
+          </w:tcPr>
+          <w:p>
+            <w:pPr>
+              <w:spacing w:before="40" w:after="40"/>
+            </w:pPr>
+            <w:r>
+              <w:rPr>
+                <w:sz w:val="18"/>
+              </w:rPr>
+              <w:t>1.2</w:t>
+            </w:r>
+          </w:p>
+        </w:tc>
+        <w:tc>
+          <w:tcPr>
+            <w:tcW w:type="dxa" w:w="1872"/>
+            <w:tcBorders>
+              <w:top w:val="single" w:sz="4" w:space="0" w:color="CCCCCC"/>
+              <w:left w:val="single" w:sz="4" w:space="0" w:color="CCCCCC"/>
+              <w:bottom w:val="single" w:sz="4" w:space="0" w:color="CCCCCC"/>
+              <w:right w:val="single" w:sz="4" w:space="0" w:color="CCCCCC"/>
+            </w:tcBorders>
+          </w:tcPr>
+          <w:p>
+            <w:pPr>
+              <w:spacing w:before="40" w:after="40"/>
+            </w:pPr>
+            <w:r>
+              <w:rPr>
+                <w:sz w:val="18"/>
+              </w:rPr>
+              <w:t>Session persistence (auth.json reuse)</w:t>
+            </w:r>
+          </w:p>
+        </w:tc>
+        <w:tc>
+          <w:tcPr>
+            <w:tcW w:type="dxa" w:w="1872"/>
+            <w:tcBorders>
+              <w:top w:val="single" w:sz="4" w:space="0" w:color="CCCCCC"/>
+              <w:left w:val="single" w:sz="4" w:space="0" w:color="CCCCCC"/>
+              <w:bottom w:val="single" w:sz="4" w:space="0" w:color="CCCCCC"/>
+              <w:right w:val="single" w:sz="4" w:space="0" w:color="CCCCCC"/>
+            </w:tcBorders>
+          </w:tcPr>
+          <w:p>
+            <w:pPr>
+              <w:spacing w:before="40" w:after="40"/>
+            </w:pPr>
+            <w:r>
+              <w:rPr>
+                <w:b/>
+                <w:color w:val="5F6B7A"/>
+                <w:sz w:val="18"/>
+              </w:rPr>
+              <w:t>PENDING</w:t>
+            </w:r>
+          </w:p>
+        </w:tc>
+        <w:tc>
+          <w:tcPr>
+            <w:tcW w:type="dxa" w:w="1872"/>
+            <w:tcBorders>
+              <w:top w:val="single" w:sz="4" w:space="0" w:color="CCCCCC"/>
+              <w:left w:val="single" w:sz="4" w:space="0" w:color="CCCCCC"/>
+              <w:bottom w:val="single" w:sz="4" w:space="0" w:color="CCCCCC"/>
+              <w:right w:val="single" w:sz="4" w:space="0" w:color="CCCCCC"/>
+            </w:tcBorders>
+          </w:tcPr>
+          <w:p>
+            <w:pPr>
+              <w:spacing w:before="40" w:after="40"/>
+            </w:pPr>
+            <w:r>
+              <w:rPr>
                 <w:sz w:val="18"/>
               </w:rPr>
               <w:t>—</w:t>
             </w:r>
           </w:p>
         </w:tc>
+        <w:tc>
+          <w:tcPr>
+            <w:tcW w:type="dxa" w:w="1872"/>
+            <w:tcBorders>
+              <w:top w:val="single" w:sz="4" w:space="0" w:color="CCCCCC"/>
+              <w:left w:val="single" w:sz="4" w:space="0" w:color="CCCCCC"/>
+              <w:bottom w:val="single" w:sz="4" w:space="0" w:color="CCCCCC"/>
+              <w:right w:val="single" w:sz="4" w:space="0" w:color="CCCCCC"/>
+            </w:tcBorders>
+          </w:tcPr>
+          <w:p>
+            <w:pPr>
+              <w:spacing w:before="40" w:after="40"/>
+            </w:pPr>
+            <w:r>
+              <w:rPr>
+                <w:sz w:val="18"/>
+              </w:rPr>
+              <w:t>Implemented as utility inside other scripts; not a standalone test</w:t>
+            </w:r>
+          </w:p>
+        </w:tc>
+      </w:tr>
+      <w:tr>
         <w:tc>
           <w:tcPr>
             <w:tcW w:type="dxa" w:w="1872"/>
@@ -713,12 +700,10 @@
               <w:rPr>
                 <w:sz w:val="18"/>
               </w:rPr>
-              <w:t>Implemented as utility inside other scripts; not a standalone test</w:t>
-            </w:r>
-          </w:p>
-        </w:tc>
-      </w:tr>
-      <w:tr>
+              <w:t>1.3</w:t>
+            </w:r>
+          </w:p>
+        </w:tc>
         <w:tc>
           <w:tcPr>
             <w:tcW w:type="dxa" w:w="1872"/>
@@ -728,6 +713,7 @@
               <w:bottom w:val="single" w:sz="4" w:space="0" w:color="CCCCCC"/>
               <w:right w:val="single" w:sz="4" w:space="0" w:color="CCCCCC"/>
             </w:tcBorders>
+            <w:shd w:val="clear" w:color="auto" w:fill="F3F4F6"/>
           </w:tcPr>
           <w:p>
             <w:pPr>
@@ -737,7 +723,7 @@
               <w:rPr>
                 <w:sz w:val="18"/>
               </w:rPr>
-              <w:t>1.3</w:t>
+              <w:t>Session expiry + re-auth</w:t>
             </w:r>
           </w:p>
         </w:tc>
@@ -750,6 +736,7 @@
               <w:bottom w:val="single" w:sz="4" w:space="0" w:color="CCCCCC"/>
               <w:right w:val="single" w:sz="4" w:space="0" w:color="CCCCCC"/>
             </w:tcBorders>
+            <w:shd w:val="clear" w:color="auto" w:fill="F3F4F6"/>
           </w:tcPr>
           <w:p>
             <w:pPr>
@@ -757,9 +744,11 @@
             </w:pPr>
             <w:r>
               <w:rPr>
-                <w:sz w:val="18"/>
-              </w:rPr>
-              <w:t>Session expiry + re-auth</w:t>
+                <w:b/>
+                <w:color w:val="5F6B7A"/>
+                <w:sz w:val="18"/>
+              </w:rPr>
+              <w:t>PENDING</w:t>
             </w:r>
           </w:p>
         </w:tc>
@@ -772,6 +761,7 @@
               <w:bottom w:val="single" w:sz="4" w:space="0" w:color="CCCCCC"/>
               <w:right w:val="single" w:sz="4" w:space="0" w:color="CCCCCC"/>
             </w:tcBorders>
+            <w:shd w:val="clear" w:color="auto" w:fill="F3F4F6"/>
           </w:tcPr>
           <w:p>
             <w:pPr>
@@ -779,11 +769,9 @@
             </w:pPr>
             <w:r>
               <w:rPr>
-                <w:b/>
-                <w:color w:val="5F6B7A"/>
-                <w:sz w:val="18"/>
-              </w:rPr>
-              <w:t>🔲 PENDING</w:t>
+                <w:sz w:val="18"/>
+              </w:rPr>
+              <w:t>—</w:t>
             </w:r>
           </w:p>
         </w:tc>
@@ -796,28 +784,7 @@
               <w:bottom w:val="single" w:sz="4" w:space="0" w:color="CCCCCC"/>
               <w:right w:val="single" w:sz="4" w:space="0" w:color="CCCCCC"/>
             </w:tcBorders>
-          </w:tcPr>
-          <w:p>
-            <w:pPr>
-              <w:spacing w:before="40" w:after="40"/>
-            </w:pPr>
-            <w:r>
-              <w:rPr>
-                <w:sz w:val="18"/>
-              </w:rPr>
-              <w:t>—</w:t>
-            </w:r>
-          </w:p>
-        </w:tc>
-        <w:tc>
-          <w:tcPr>
-            <w:tcW w:type="dxa" w:w="1872"/>
-            <w:tcBorders>
-              <w:top w:val="single" w:sz="4" w:space="0" w:color="CCCCCC"/>
-              <w:left w:val="single" w:sz="4" w:space="0" w:color="CCCCCC"/>
-              <w:bottom w:val="single" w:sz="4" w:space="0" w:color="CCCCCC"/>
-              <w:right w:val="single" w:sz="4" w:space="0" w:color="CCCCCC"/>
-            </w:tcBorders>
+            <w:shd w:val="clear" w:color="auto" w:fill="F3F4F6"/>
           </w:tcPr>
           <w:p>
             <w:pPr>
@@ -841,7 +808,7 @@
         <w:pStyle w:val="Heading2"/>
       </w:pPr>
       <w:r>
-        <w:t>1.2 Branch Management</w:t>
+        <w:t>Branch Management</w:t>
       </w:r>
     </w:p>
     <w:tbl>
@@ -949,6 +916,7 @@
               <w:bottom w:val="single" w:sz="4" w:space="0" w:color="CCCCCC"/>
               <w:right w:val="single" w:sz="4" w:space="0" w:color="CCCCCC"/>
             </w:tcBorders>
+            <w:shd w:val="clear" w:color="auto" w:fill="F3F4F6"/>
           </w:tcPr>
           <w:p>
             <w:pPr>
@@ -962,98 +930,6 @@
             </w:r>
           </w:p>
         </w:tc>
-        <w:tc>
-          <w:tcPr>
-            <w:tcW w:type="dxa" w:w="1872"/>
-            <w:tcBorders>
-              <w:top w:val="single" w:sz="4" w:space="0" w:color="CCCCCC"/>
-              <w:left w:val="single" w:sz="4" w:space="0" w:color="CCCCCC"/>
-              <w:bottom w:val="single" w:sz="4" w:space="0" w:color="CCCCCC"/>
-              <w:right w:val="single" w:sz="4" w:space="0" w:color="CCCCCC"/>
-            </w:tcBorders>
-          </w:tcPr>
-          <w:p>
-            <w:pPr>
-              <w:spacing w:before="40" w:after="40"/>
-            </w:pPr>
-            <w:r>
-              <w:rPr>
-                <w:sz w:val="18"/>
-              </w:rPr>
-              <w:t>Branch creation (Mac N[DDMMYY])</w:t>
-            </w:r>
-          </w:p>
-        </w:tc>
-        <w:tc>
-          <w:tcPr>
-            <w:tcW w:type="dxa" w:w="1872"/>
-            <w:tcBorders>
-              <w:top w:val="single" w:sz="4" w:space="0" w:color="CCCCCC"/>
-              <w:left w:val="single" w:sz="4" w:space="0" w:color="CCCCCC"/>
-              <w:bottom w:val="single" w:sz="4" w:space="0" w:color="CCCCCC"/>
-              <w:right w:val="single" w:sz="4" w:space="0" w:color="CCCCCC"/>
-            </w:tcBorders>
-          </w:tcPr>
-          <w:p>
-            <w:pPr>
-              <w:spacing w:before="40" w:after="40"/>
-            </w:pPr>
-            <w:r>
-              <w:rPr>
-                <w:b/>
-                <w:color w:val="1E8E3E"/>
-                <w:sz w:val="18"/>
-              </w:rPr>
-              <w:t>✅ AUTOMATED</w:t>
-            </w:r>
-          </w:p>
-        </w:tc>
-        <w:tc>
-          <w:tcPr>
-            <w:tcW w:type="dxa" w:w="1872"/>
-            <w:tcBorders>
-              <w:top w:val="single" w:sz="4" w:space="0" w:color="CCCCCC"/>
-              <w:left w:val="single" w:sz="4" w:space="0" w:color="CCCCCC"/>
-              <w:bottom w:val="single" w:sz="4" w:space="0" w:color="CCCCCC"/>
-              <w:right w:val="single" w:sz="4" w:space="0" w:color="CCCCCC"/>
-            </w:tcBorders>
-          </w:tcPr>
-          <w:p>
-            <w:pPr>
-              <w:spacing w:before="40" w:after="40"/>
-            </w:pPr>
-            <w:r>
-              <w:rPr>
-                <w:sz w:val="18"/>
-              </w:rPr>
-              <w:t>htm_clone_007.js</w:t>
-            </w:r>
-          </w:p>
-        </w:tc>
-        <w:tc>
-          <w:tcPr>
-            <w:tcW w:type="dxa" w:w="1872"/>
-            <w:tcBorders>
-              <w:top w:val="single" w:sz="4" w:space="0" w:color="CCCCCC"/>
-              <w:left w:val="single" w:sz="4" w:space="0" w:color="CCCCCC"/>
-              <w:bottom w:val="single" w:sz="4" w:space="0" w:color="CCCCCC"/>
-              <w:right w:val="single" w:sz="4" w:space="0" w:color="CCCCCC"/>
-            </w:tcBorders>
-          </w:tcPr>
-          <w:p>
-            <w:pPr>
-              <w:spacing w:before="40" w:after="40"/>
-            </w:pPr>
-            <w:r>
-              <w:rPr>
-                <w:sz w:val="18"/>
-              </w:rPr>
-              <w:t>Sequential naming, randomised fields, PASS on 18 Mar 2026</w:t>
-            </w:r>
-          </w:p>
-        </w:tc>
-      </w:tr>
-      <w:tr>
         <w:tc>
           <w:tcPr>
             <w:tcW w:type="dxa" w:w="1872"/>
@@ -1073,7 +949,7 @@
               <w:rPr>
                 <w:sz w:val="18"/>
               </w:rPr>
-              <w:t>2.2</w:t>
+              <w:t>Branch creation (Mac N[DDMMYY])</w:t>
             </w:r>
           </w:p>
         </w:tc>
@@ -1094,9 +970,11 @@
             </w:pPr>
             <w:r>
               <w:rPr>
-                <w:sz w:val="18"/>
-              </w:rPr>
-              <w:t>Branch search / list view</w:t>
+                <w:b/>
+                <w:color w:val="1E8E3E"/>
+                <w:sz w:val="18"/>
+              </w:rPr>
+              <w:t>AUTOMATED</w:t>
             </w:r>
           </w:p>
         </w:tc>
@@ -1117,11 +995,9 @@
             </w:pPr>
             <w:r>
               <w:rPr>
-                <w:b/>
-                <w:color w:val="5F6B7A"/>
-                <w:sz w:val="18"/>
-              </w:rPr>
-              <w:t>🔲 PENDING</w:t>
+                <w:sz w:val="18"/>
+              </w:rPr>
+              <w:t>htm_clone_007.js</w:t>
             </w:r>
           </w:p>
         </w:tc>
@@ -1144,10 +1020,126 @@
               <w:rPr>
                 <w:sz w:val="18"/>
               </w:rPr>
+              <w:t>Sequential naming, randomised fields, PASS on 18 Mar 2026</w:t>
+            </w:r>
+          </w:p>
+        </w:tc>
+      </w:tr>
+      <w:tr>
+        <w:tc>
+          <w:tcPr>
+            <w:tcW w:type="dxa" w:w="1872"/>
+            <w:tcBorders>
+              <w:top w:val="single" w:sz="4" w:space="0" w:color="CCCCCC"/>
+              <w:left w:val="single" w:sz="4" w:space="0" w:color="CCCCCC"/>
+              <w:bottom w:val="single" w:sz="4" w:space="0" w:color="CCCCCC"/>
+              <w:right w:val="single" w:sz="4" w:space="0" w:color="CCCCCC"/>
+            </w:tcBorders>
+          </w:tcPr>
+          <w:p>
+            <w:pPr>
+              <w:spacing w:before="40" w:after="40"/>
+            </w:pPr>
+            <w:r>
+              <w:rPr>
+                <w:sz w:val="18"/>
+              </w:rPr>
+              <w:t>2.2</w:t>
+            </w:r>
+          </w:p>
+        </w:tc>
+        <w:tc>
+          <w:tcPr>
+            <w:tcW w:type="dxa" w:w="1872"/>
+            <w:tcBorders>
+              <w:top w:val="single" w:sz="4" w:space="0" w:color="CCCCCC"/>
+              <w:left w:val="single" w:sz="4" w:space="0" w:color="CCCCCC"/>
+              <w:bottom w:val="single" w:sz="4" w:space="0" w:color="CCCCCC"/>
+              <w:right w:val="single" w:sz="4" w:space="0" w:color="CCCCCC"/>
+            </w:tcBorders>
+          </w:tcPr>
+          <w:p>
+            <w:pPr>
+              <w:spacing w:before="40" w:after="40"/>
+            </w:pPr>
+            <w:r>
+              <w:rPr>
+                <w:sz w:val="18"/>
+              </w:rPr>
+              <w:t>Branch search / list view</w:t>
+            </w:r>
+          </w:p>
+        </w:tc>
+        <w:tc>
+          <w:tcPr>
+            <w:tcW w:type="dxa" w:w="1872"/>
+            <w:tcBorders>
+              <w:top w:val="single" w:sz="4" w:space="0" w:color="CCCCCC"/>
+              <w:left w:val="single" w:sz="4" w:space="0" w:color="CCCCCC"/>
+              <w:bottom w:val="single" w:sz="4" w:space="0" w:color="CCCCCC"/>
+              <w:right w:val="single" w:sz="4" w:space="0" w:color="CCCCCC"/>
+            </w:tcBorders>
+          </w:tcPr>
+          <w:p>
+            <w:pPr>
+              <w:spacing w:before="40" w:after="40"/>
+            </w:pPr>
+            <w:r>
+              <w:rPr>
+                <w:b/>
+                <w:color w:val="5F6B7A"/>
+                <w:sz w:val="18"/>
+              </w:rPr>
+              <w:t>PENDING</w:t>
+            </w:r>
+          </w:p>
+        </w:tc>
+        <w:tc>
+          <w:tcPr>
+            <w:tcW w:type="dxa" w:w="1872"/>
+            <w:tcBorders>
+              <w:top w:val="single" w:sz="4" w:space="0" w:color="CCCCCC"/>
+              <w:left w:val="single" w:sz="4" w:space="0" w:color="CCCCCC"/>
+              <w:bottom w:val="single" w:sz="4" w:space="0" w:color="CCCCCC"/>
+              <w:right w:val="single" w:sz="4" w:space="0" w:color="CCCCCC"/>
+            </w:tcBorders>
+          </w:tcPr>
+          <w:p>
+            <w:pPr>
+              <w:spacing w:before="40" w:after="40"/>
+            </w:pPr>
+            <w:r>
+              <w:rPr>
+                <w:sz w:val="18"/>
+              </w:rPr>
               <w:t>—</w:t>
             </w:r>
           </w:p>
         </w:tc>
+        <w:tc>
+          <w:tcPr>
+            <w:tcW w:type="dxa" w:w="1872"/>
+            <w:tcBorders>
+              <w:top w:val="single" w:sz="4" w:space="0" w:color="CCCCCC"/>
+              <w:left w:val="single" w:sz="4" w:space="0" w:color="CCCCCC"/>
+              <w:bottom w:val="single" w:sz="4" w:space="0" w:color="CCCCCC"/>
+              <w:right w:val="single" w:sz="4" w:space="0" w:color="CCCCCC"/>
+            </w:tcBorders>
+          </w:tcPr>
+          <w:p>
+            <w:pPr>
+              <w:spacing w:before="40" w:after="40"/>
+            </w:pPr>
+            <w:r>
+              <w:rPr>
+                <w:sz w:val="18"/>
+              </w:rPr>
+              <w:t>/branches?q= search exercised within 007 but not an isolated test</w:t>
+            </w:r>
+          </w:p>
+        </w:tc>
+      </w:tr>
+      <w:tr>
         <w:tc>
           <w:tcPr>
             <w:tcW w:type="dxa" w:w="1872"/>
@@ -1167,125 +1159,10 @@
               <w:rPr>
                 <w:sz w:val="18"/>
               </w:rPr>
-              <w:t>/branches?q= search exercised within 007 but not an isolated test</w:t>
-            </w:r>
-          </w:p>
-        </w:tc>
-      </w:tr>
-      <w:tr>
-        <w:tc>
-          <w:tcPr>
-            <w:tcW w:type="dxa" w:w="1872"/>
-            <w:tcBorders>
-              <w:top w:val="single" w:sz="4" w:space="0" w:color="CCCCCC"/>
-              <w:left w:val="single" w:sz="4" w:space="0" w:color="CCCCCC"/>
-              <w:bottom w:val="single" w:sz="4" w:space="0" w:color="CCCCCC"/>
-              <w:right w:val="single" w:sz="4" w:space="0" w:color="CCCCCC"/>
-            </w:tcBorders>
-          </w:tcPr>
-          <w:p>
-            <w:pPr>
-              <w:spacing w:before="40" w:after="40"/>
-            </w:pPr>
-            <w:r>
-              <w:rPr>
-                <w:sz w:val="18"/>
-              </w:rPr>
               <w:t>2.3</w:t>
             </w:r>
           </w:p>
         </w:tc>
-        <w:tc>
-          <w:tcPr>
-            <w:tcW w:type="dxa" w:w="1872"/>
-            <w:tcBorders>
-              <w:top w:val="single" w:sz="4" w:space="0" w:color="CCCCCC"/>
-              <w:left w:val="single" w:sz="4" w:space="0" w:color="CCCCCC"/>
-              <w:bottom w:val="single" w:sz="4" w:space="0" w:color="CCCCCC"/>
-              <w:right w:val="single" w:sz="4" w:space="0" w:color="CCCCCC"/>
-            </w:tcBorders>
-          </w:tcPr>
-          <w:p>
-            <w:pPr>
-              <w:spacing w:before="40" w:after="40"/>
-            </w:pPr>
-            <w:r>
-              <w:rPr>
-                <w:sz w:val="18"/>
-              </w:rPr>
-              <w:t>Edit branch details</w:t>
-            </w:r>
-          </w:p>
-        </w:tc>
-        <w:tc>
-          <w:tcPr>
-            <w:tcW w:type="dxa" w:w="1872"/>
-            <w:tcBorders>
-              <w:top w:val="single" w:sz="4" w:space="0" w:color="CCCCCC"/>
-              <w:left w:val="single" w:sz="4" w:space="0" w:color="CCCCCC"/>
-              <w:bottom w:val="single" w:sz="4" w:space="0" w:color="CCCCCC"/>
-              <w:right w:val="single" w:sz="4" w:space="0" w:color="CCCCCC"/>
-            </w:tcBorders>
-          </w:tcPr>
-          <w:p>
-            <w:pPr>
-              <w:spacing w:before="40" w:after="40"/>
-            </w:pPr>
-            <w:r>
-              <w:rPr>
-                <w:b/>
-                <w:color w:val="5F6B7A"/>
-                <w:sz w:val="18"/>
-              </w:rPr>
-              <w:t>🔲 PENDING</w:t>
-            </w:r>
-          </w:p>
-        </w:tc>
-        <w:tc>
-          <w:tcPr>
-            <w:tcW w:type="dxa" w:w="1872"/>
-            <w:tcBorders>
-              <w:top w:val="single" w:sz="4" w:space="0" w:color="CCCCCC"/>
-              <w:left w:val="single" w:sz="4" w:space="0" w:color="CCCCCC"/>
-              <w:bottom w:val="single" w:sz="4" w:space="0" w:color="CCCCCC"/>
-              <w:right w:val="single" w:sz="4" w:space="0" w:color="CCCCCC"/>
-            </w:tcBorders>
-          </w:tcPr>
-          <w:p>
-            <w:pPr>
-              <w:spacing w:before="40" w:after="40"/>
-            </w:pPr>
-            <w:r>
-              <w:rPr>
-                <w:sz w:val="18"/>
-              </w:rPr>
-              <w:t>—</w:t>
-            </w:r>
-          </w:p>
-        </w:tc>
-        <w:tc>
-          <w:tcPr>
-            <w:tcW w:type="dxa" w:w="1872"/>
-            <w:tcBorders>
-              <w:top w:val="single" w:sz="4" w:space="0" w:color="CCCCCC"/>
-              <w:left w:val="single" w:sz="4" w:space="0" w:color="CCCCCC"/>
-              <w:bottom w:val="single" w:sz="4" w:space="0" w:color="CCCCCC"/>
-              <w:right w:val="single" w:sz="4" w:space="0" w:color="CCCCCC"/>
-            </w:tcBorders>
-          </w:tcPr>
-          <w:p>
-            <w:pPr>
-              <w:spacing w:before="40" w:after="40"/>
-            </w:pPr>
-            <w:r>
-              <w:rPr>
-                <w:sz w:val="18"/>
-              </w:rPr>
-            </w:r>
-          </w:p>
-        </w:tc>
-      </w:tr>
-      <w:tr>
         <w:tc>
           <w:tcPr>
             <w:tcW w:type="dxa" w:w="1872"/>
@@ -1305,7 +1182,7 @@
               <w:rPr>
                 <w:sz w:val="18"/>
               </w:rPr>
-              <w:t>2.4</w:t>
+              <w:t>Edit branch details</w:t>
             </w:r>
           </w:p>
         </w:tc>
@@ -1326,9 +1203,11 @@
             </w:pPr>
             <w:r>
               <w:rPr>
-                <w:sz w:val="18"/>
-              </w:rPr>
-              <w:t>Branch deactivation / soft delete</w:t>
+                <w:b/>
+                <w:color w:val="5F6B7A"/>
+                <w:sz w:val="18"/>
+              </w:rPr>
+              <w:t>PENDING</w:t>
             </w:r>
           </w:p>
         </w:tc>
@@ -1349,11 +1228,9 @@
             </w:pPr>
             <w:r>
               <w:rPr>
-                <w:b/>
-                <w:color w:val="5F6B7A"/>
-                <w:sz w:val="18"/>
-              </w:rPr>
-              <w:t>🔲 PENDING</w:t>
+                <w:sz w:val="18"/>
+              </w:rPr>
+              <w:t>—</w:t>
             </w:r>
           </w:p>
         </w:tc>
@@ -1376,10 +1253,125 @@
               <w:rPr>
                 <w:sz w:val="18"/>
               </w:rPr>
+            </w:r>
+          </w:p>
+        </w:tc>
+      </w:tr>
+      <w:tr>
+        <w:tc>
+          <w:tcPr>
+            <w:tcW w:type="dxa" w:w="1872"/>
+            <w:tcBorders>
+              <w:top w:val="single" w:sz="4" w:space="0" w:color="CCCCCC"/>
+              <w:left w:val="single" w:sz="4" w:space="0" w:color="CCCCCC"/>
+              <w:bottom w:val="single" w:sz="4" w:space="0" w:color="CCCCCC"/>
+              <w:right w:val="single" w:sz="4" w:space="0" w:color="CCCCCC"/>
+            </w:tcBorders>
+          </w:tcPr>
+          <w:p>
+            <w:pPr>
+              <w:spacing w:before="40" w:after="40"/>
+            </w:pPr>
+            <w:r>
+              <w:rPr>
+                <w:sz w:val="18"/>
+              </w:rPr>
+              <w:t>2.4</w:t>
+            </w:r>
+          </w:p>
+        </w:tc>
+        <w:tc>
+          <w:tcPr>
+            <w:tcW w:type="dxa" w:w="1872"/>
+            <w:tcBorders>
+              <w:top w:val="single" w:sz="4" w:space="0" w:color="CCCCCC"/>
+              <w:left w:val="single" w:sz="4" w:space="0" w:color="CCCCCC"/>
+              <w:bottom w:val="single" w:sz="4" w:space="0" w:color="CCCCCC"/>
+              <w:right w:val="single" w:sz="4" w:space="0" w:color="CCCCCC"/>
+            </w:tcBorders>
+          </w:tcPr>
+          <w:p>
+            <w:pPr>
+              <w:spacing w:before="40" w:after="40"/>
+            </w:pPr>
+            <w:r>
+              <w:rPr>
+                <w:sz w:val="18"/>
+              </w:rPr>
+              <w:t>Branch deactivation / soft delete</w:t>
+            </w:r>
+          </w:p>
+        </w:tc>
+        <w:tc>
+          <w:tcPr>
+            <w:tcW w:type="dxa" w:w="1872"/>
+            <w:tcBorders>
+              <w:top w:val="single" w:sz="4" w:space="0" w:color="CCCCCC"/>
+              <w:left w:val="single" w:sz="4" w:space="0" w:color="CCCCCC"/>
+              <w:bottom w:val="single" w:sz="4" w:space="0" w:color="CCCCCC"/>
+              <w:right w:val="single" w:sz="4" w:space="0" w:color="CCCCCC"/>
+            </w:tcBorders>
+          </w:tcPr>
+          <w:p>
+            <w:pPr>
+              <w:spacing w:before="40" w:after="40"/>
+            </w:pPr>
+            <w:r>
+              <w:rPr>
+                <w:b/>
+                <w:color w:val="5F6B7A"/>
+                <w:sz w:val="18"/>
+              </w:rPr>
+              <w:t>PENDING</w:t>
+            </w:r>
+          </w:p>
+        </w:tc>
+        <w:tc>
+          <w:tcPr>
+            <w:tcW w:type="dxa" w:w="1872"/>
+            <w:tcBorders>
+              <w:top w:val="single" w:sz="4" w:space="0" w:color="CCCCCC"/>
+              <w:left w:val="single" w:sz="4" w:space="0" w:color="CCCCCC"/>
+              <w:bottom w:val="single" w:sz="4" w:space="0" w:color="CCCCCC"/>
+              <w:right w:val="single" w:sz="4" w:space="0" w:color="CCCCCC"/>
+            </w:tcBorders>
+          </w:tcPr>
+          <w:p>
+            <w:pPr>
+              <w:spacing w:before="40" w:after="40"/>
+            </w:pPr>
+            <w:r>
+              <w:rPr>
+                <w:sz w:val="18"/>
+              </w:rPr>
               <w:t>—</w:t>
             </w:r>
           </w:p>
         </w:tc>
+        <w:tc>
+          <w:tcPr>
+            <w:tcW w:type="dxa" w:w="1872"/>
+            <w:tcBorders>
+              <w:top w:val="single" w:sz="4" w:space="0" w:color="CCCCCC"/>
+              <w:left w:val="single" w:sz="4" w:space="0" w:color="CCCCCC"/>
+              <w:bottom w:val="single" w:sz="4" w:space="0" w:color="CCCCCC"/>
+              <w:right w:val="single" w:sz="4" w:space="0" w:color="CCCCCC"/>
+            </w:tcBorders>
+          </w:tcPr>
+          <w:p>
+            <w:pPr>
+              <w:spacing w:before="40" w:after="40"/>
+            </w:pPr>
+            <w:r>
+              <w:rPr>
+                <w:sz w:val="18"/>
+              </w:rPr>
+              <w:t>deleted_at must be asserted</w:t>
+            </w:r>
+          </w:p>
+        </w:tc>
+      </w:tr>
+      <w:tr>
         <w:tc>
           <w:tcPr>
             <w:tcW w:type="dxa" w:w="1872"/>
@@ -1399,12 +1391,10 @@
               <w:rPr>
                 <w:sz w:val="18"/>
               </w:rPr>
-              <w:t>deleted_at must be asserted</w:t>
-            </w:r>
-          </w:p>
-        </w:tc>
-      </w:tr>
-      <w:tr>
+              <w:t>2.5</w:t>
+            </w:r>
+          </w:p>
+        </w:tc>
         <w:tc>
           <w:tcPr>
             <w:tcW w:type="dxa" w:w="1872"/>
@@ -1414,6 +1404,7 @@
               <w:bottom w:val="single" w:sz="4" w:space="0" w:color="CCCCCC"/>
               <w:right w:val="single" w:sz="4" w:space="0" w:color="CCCCCC"/>
             </w:tcBorders>
+            <w:shd w:val="clear" w:color="auto" w:fill="F3F4F6"/>
           </w:tcPr>
           <w:p>
             <w:pPr>
@@ -1423,7 +1414,7 @@
               <w:rPr>
                 <w:sz w:val="18"/>
               </w:rPr>
-              <w:t>2.5</w:t>
+              <w:t>Branch impersonation</w:t>
             </w:r>
           </w:p>
         </w:tc>
@@ -1436,6 +1427,7 @@
               <w:bottom w:val="single" w:sz="4" w:space="0" w:color="CCCCCC"/>
               <w:right w:val="single" w:sz="4" w:space="0" w:color="CCCCCC"/>
             </w:tcBorders>
+            <w:shd w:val="clear" w:color="auto" w:fill="F3F4F6"/>
           </w:tcPr>
           <w:p>
             <w:pPr>
@@ -1443,9 +1435,11 @@
             </w:pPr>
             <w:r>
               <w:rPr>
-                <w:sz w:val="18"/>
-              </w:rPr>
-              <w:t>Branch impersonation</w:t>
+                <w:b/>
+                <w:color w:val="1E8E3E"/>
+                <w:sz w:val="18"/>
+              </w:rPr>
+              <w:t>AUTOMATED</w:t>
             </w:r>
           </w:p>
         </w:tc>
@@ -1458,6 +1452,7 @@
               <w:bottom w:val="single" w:sz="4" w:space="0" w:color="CCCCCC"/>
               <w:right w:val="single" w:sz="4" w:space="0" w:color="CCCCCC"/>
             </w:tcBorders>
+            <w:shd w:val="clear" w:color="auto" w:fill="F3F4F6"/>
           </w:tcPr>
           <w:p>
             <w:pPr>
@@ -1465,11 +1460,9 @@
             </w:pPr>
             <w:r>
               <w:rPr>
-                <w:b/>
-                <w:color w:val="1E8E3E"/>
-                <w:sz w:val="18"/>
-              </w:rPr>
-              <w:t>✅ AUTOMATED</w:t>
+                <w:sz w:val="18"/>
+              </w:rPr>
+              <w:t>—</w:t>
             </w:r>
           </w:p>
         </w:tc>
@@ -1482,28 +1475,7 @@
               <w:bottom w:val="single" w:sz="4" w:space="0" w:color="CCCCCC"/>
               <w:right w:val="single" w:sz="4" w:space="0" w:color="CCCCCC"/>
             </w:tcBorders>
-          </w:tcPr>
-          <w:p>
-            <w:pPr>
-              <w:spacing w:before="40" w:after="40"/>
-            </w:pPr>
-            <w:r>
-              <w:rPr>
-                <w:sz w:val="18"/>
-              </w:rPr>
-              <w:t>—</w:t>
-            </w:r>
-          </w:p>
-        </w:tc>
-        <w:tc>
-          <w:tcPr>
-            <w:tcW w:type="dxa" w:w="1872"/>
-            <w:tcBorders>
-              <w:top w:val="single" w:sz="4" w:space="0" w:color="CCCCCC"/>
-              <w:left w:val="single" w:sz="4" w:space="0" w:color="CCCCCC"/>
-              <w:bottom w:val="single" w:sz="4" w:space="0" w:color="CCCCCC"/>
-              <w:right w:val="single" w:sz="4" w:space="0" w:color="CCCCCC"/>
-            </w:tcBorders>
+            <w:shd w:val="clear" w:color="auto" w:fill="F3F4F6"/>
           </w:tcPr>
           <w:p>
             <w:pPr>
@@ -1525,7 +1497,7 @@
         <w:pStyle w:val="Heading2"/>
       </w:pPr>
       <w:r>
-        <w:t>1.3 User Management</w:t>
+        <w:t>User Management</w:t>
       </w:r>
     </w:p>
     <w:tbl>
@@ -1633,6 +1605,7 @@
               <w:bottom w:val="single" w:sz="4" w:space="0" w:color="CCCCCC"/>
               <w:right w:val="single" w:sz="4" w:space="0" w:color="CCCCCC"/>
             </w:tcBorders>
+            <w:shd w:val="clear" w:color="auto" w:fill="F3F4F6"/>
           </w:tcPr>
           <w:p>
             <w:pPr>
@@ -1646,98 +1619,6 @@
             </w:r>
           </w:p>
         </w:tc>
-        <w:tc>
-          <w:tcPr>
-            <w:tcW w:type="dxa" w:w="1872"/>
-            <w:tcBorders>
-              <w:top w:val="single" w:sz="4" w:space="0" w:color="CCCCCC"/>
-              <w:left w:val="single" w:sz="4" w:space="0" w:color="CCCCCC"/>
-              <w:bottom w:val="single" w:sz="4" w:space="0" w:color="CCCCCC"/>
-              <w:right w:val="single" w:sz="4" w:space="0" w:color="CCCCCC"/>
-            </w:tcBorders>
-          </w:tcPr>
-          <w:p>
-            <w:pPr>
-              <w:spacing w:before="40" w:after="40"/>
-            </w:pPr>
-            <w:r>
-              <w:rPr>
-                <w:sz w:val="18"/>
-              </w:rPr>
-              <w:t>Existing user check (pre-invite)</w:t>
-            </w:r>
-          </w:p>
-        </w:tc>
-        <w:tc>
-          <w:tcPr>
-            <w:tcW w:type="dxa" w:w="1872"/>
-            <w:tcBorders>
-              <w:top w:val="single" w:sz="4" w:space="0" w:color="CCCCCC"/>
-              <w:left w:val="single" w:sz="4" w:space="0" w:color="CCCCCC"/>
-              <w:bottom w:val="single" w:sz="4" w:space="0" w:color="CCCCCC"/>
-              <w:right w:val="single" w:sz="4" w:space="0" w:color="CCCCCC"/>
-            </w:tcBorders>
-          </w:tcPr>
-          <w:p>
-            <w:pPr>
-              <w:spacing w:before="40" w:after="40"/>
-            </w:pPr>
-            <w:r>
-              <w:rPr>
-                <w:b/>
-                <w:color w:val="1E8E3E"/>
-                <w:sz w:val="18"/>
-              </w:rPr>
-              <w:t>✅ AUTOMATED</w:t>
-            </w:r>
-          </w:p>
-        </w:tc>
-        <w:tc>
-          <w:tcPr>
-            <w:tcW w:type="dxa" w:w="1872"/>
-            <w:tcBorders>
-              <w:top w:val="single" w:sz="4" w:space="0" w:color="CCCCCC"/>
-              <w:left w:val="single" w:sz="4" w:space="0" w:color="CCCCCC"/>
-              <w:bottom w:val="single" w:sz="4" w:space="0" w:color="CCCCCC"/>
-              <w:right w:val="single" w:sz="4" w:space="0" w:color="CCCCCC"/>
-            </w:tcBorders>
-          </w:tcPr>
-          <w:p>
-            <w:pPr>
-              <w:spacing w:before="40" w:after="40"/>
-            </w:pPr>
-            <w:r>
-              <w:rPr>
-                <w:sz w:val="18"/>
-              </w:rPr>
-              <w:t>—</w:t>
-            </w:r>
-          </w:p>
-        </w:tc>
-        <w:tc>
-          <w:tcPr>
-            <w:tcW w:type="dxa" w:w="1872"/>
-            <w:tcBorders>
-              <w:top w:val="single" w:sz="4" w:space="0" w:color="CCCCCC"/>
-              <w:left w:val="single" w:sz="4" w:space="0" w:color="CCCCCC"/>
-              <w:bottom w:val="single" w:sz="4" w:space="0" w:color="CCCCCC"/>
-              <w:right w:val="single" w:sz="4" w:space="0" w:color="CCCCCC"/>
-            </w:tcBorders>
-          </w:tcPr>
-          <w:p>
-            <w:pPr>
-              <w:spacing w:before="40" w:after="40"/>
-            </w:pPr>
-            <w:r>
-              <w:rPr>
-                <w:sz w:val="18"/>
-              </w:rPr>
-              <w:t>Dual check: Users page + Branch Invites page</w:t>
-            </w:r>
-          </w:p>
-        </w:tc>
-      </w:tr>
-      <w:tr>
         <w:tc>
           <w:tcPr>
             <w:tcW w:type="dxa" w:w="1872"/>
@@ -1757,7 +1638,7 @@
               <w:rPr>
                 <w:sz w:val="18"/>
               </w:rPr>
-              <w:t>3.2</w:t>
+              <w:t>Existing user check (pre-invite)</w:t>
             </w:r>
           </w:p>
         </w:tc>
@@ -1778,9 +1659,11 @@
             </w:pPr>
             <w:r>
               <w:rPr>
-                <w:sz w:val="18"/>
-              </w:rPr>
-              <w:t>Invite user to branch</w:t>
+                <w:b/>
+                <w:color w:val="1E8E3E"/>
+                <w:sz w:val="18"/>
+              </w:rPr>
+              <w:t>AUTOMATED</w:t>
             </w:r>
           </w:p>
         </w:tc>
@@ -1801,11 +1684,9 @@
             </w:pPr>
             <w:r>
               <w:rPr>
-                <w:b/>
-                <w:color w:val="1E8E3E"/>
-                <w:sz w:val="18"/>
-              </w:rPr>
-              <w:t>✅ AUTOMATED</w:t>
+                <w:sz w:val="18"/>
+              </w:rPr>
+              <w:t>—</w:t>
             </w:r>
           </w:p>
         </w:tc>
@@ -1828,10 +1709,126 @@
               <w:rPr>
                 <w:sz w:val="18"/>
               </w:rPr>
+              <w:t>Dual check: Users page + Branch Invites page</w:t>
+            </w:r>
+          </w:p>
+        </w:tc>
+      </w:tr>
+      <w:tr>
+        <w:tc>
+          <w:tcPr>
+            <w:tcW w:type="dxa" w:w="1872"/>
+            <w:tcBorders>
+              <w:top w:val="single" w:sz="4" w:space="0" w:color="CCCCCC"/>
+              <w:left w:val="single" w:sz="4" w:space="0" w:color="CCCCCC"/>
+              <w:bottom w:val="single" w:sz="4" w:space="0" w:color="CCCCCC"/>
+              <w:right w:val="single" w:sz="4" w:space="0" w:color="CCCCCC"/>
+            </w:tcBorders>
+          </w:tcPr>
+          <w:p>
+            <w:pPr>
+              <w:spacing w:before="40" w:after="40"/>
+            </w:pPr>
+            <w:r>
+              <w:rPr>
+                <w:sz w:val="18"/>
+              </w:rPr>
+              <w:t>3.2</w:t>
+            </w:r>
+          </w:p>
+        </w:tc>
+        <w:tc>
+          <w:tcPr>
+            <w:tcW w:type="dxa" w:w="1872"/>
+            <w:tcBorders>
+              <w:top w:val="single" w:sz="4" w:space="0" w:color="CCCCCC"/>
+              <w:left w:val="single" w:sz="4" w:space="0" w:color="CCCCCC"/>
+              <w:bottom w:val="single" w:sz="4" w:space="0" w:color="CCCCCC"/>
+              <w:right w:val="single" w:sz="4" w:space="0" w:color="CCCCCC"/>
+            </w:tcBorders>
+          </w:tcPr>
+          <w:p>
+            <w:pPr>
+              <w:spacing w:before="40" w:after="40"/>
+            </w:pPr>
+            <w:r>
+              <w:rPr>
+                <w:sz w:val="18"/>
+              </w:rPr>
+              <w:t>Invite user to branch</w:t>
+            </w:r>
+          </w:p>
+        </w:tc>
+        <w:tc>
+          <w:tcPr>
+            <w:tcW w:type="dxa" w:w="1872"/>
+            <w:tcBorders>
+              <w:top w:val="single" w:sz="4" w:space="0" w:color="CCCCCC"/>
+              <w:left w:val="single" w:sz="4" w:space="0" w:color="CCCCCC"/>
+              <w:bottom w:val="single" w:sz="4" w:space="0" w:color="CCCCCC"/>
+              <w:right w:val="single" w:sz="4" w:space="0" w:color="CCCCCC"/>
+            </w:tcBorders>
+          </w:tcPr>
+          <w:p>
+            <w:pPr>
+              <w:spacing w:before="40" w:after="40"/>
+            </w:pPr>
+            <w:r>
+              <w:rPr>
+                <w:b/>
+                <w:color w:val="1E8E3E"/>
+                <w:sz w:val="18"/>
+              </w:rPr>
+              <w:t>AUTOMATED</w:t>
+            </w:r>
+          </w:p>
+        </w:tc>
+        <w:tc>
+          <w:tcPr>
+            <w:tcW w:type="dxa" w:w="1872"/>
+            <w:tcBorders>
+              <w:top w:val="single" w:sz="4" w:space="0" w:color="CCCCCC"/>
+              <w:left w:val="single" w:sz="4" w:space="0" w:color="CCCCCC"/>
+              <w:bottom w:val="single" w:sz="4" w:space="0" w:color="CCCCCC"/>
+              <w:right w:val="single" w:sz="4" w:space="0" w:color="CCCCCC"/>
+            </w:tcBorders>
+          </w:tcPr>
+          <w:p>
+            <w:pPr>
+              <w:spacing w:before="40" w:after="40"/>
+            </w:pPr>
+            <w:r>
+              <w:rPr>
+                <w:sz w:val="18"/>
+              </w:rPr>
               <w:t>—</w:t>
             </w:r>
           </w:p>
         </w:tc>
+        <w:tc>
+          <w:tcPr>
+            <w:tcW w:type="dxa" w:w="1872"/>
+            <w:tcBorders>
+              <w:top w:val="single" w:sz="4" w:space="0" w:color="CCCCCC"/>
+              <w:left w:val="single" w:sz="4" w:space="0" w:color="CCCCCC"/>
+              <w:bottom w:val="single" w:sz="4" w:space="0" w:color="CCCCCC"/>
+              <w:right w:val="single" w:sz="4" w:space="0" w:color="CCCCCC"/>
+            </w:tcBorders>
+          </w:tcPr>
+          <w:p>
+            <w:pPr>
+              <w:spacing w:before="40" w:after="40"/>
+            </w:pPr>
+            <w:r>
+              <w:rPr>
+                <w:sz w:val="18"/>
+              </w:rPr>
+              <w:t>Sends invite to mac.murapa[N][DDMMYY]@helpthemove.co.uk</w:t>
+            </w:r>
+          </w:p>
+        </w:tc>
+      </w:tr>
+      <w:tr>
         <w:tc>
           <w:tcPr>
             <w:tcW w:type="dxa" w:w="1872"/>
@@ -1851,126 +1848,10 @@
               <w:rPr>
                 <w:sz w:val="18"/>
               </w:rPr>
-              <w:t>Sends invite to mac.murapa[N][DDMMYY]@helpthemove.co.uk</w:t>
-            </w:r>
-          </w:p>
-        </w:tc>
-      </w:tr>
-      <w:tr>
-        <w:tc>
-          <w:tcPr>
-            <w:tcW w:type="dxa" w:w="1872"/>
-            <w:tcBorders>
-              <w:top w:val="single" w:sz="4" w:space="0" w:color="CCCCCC"/>
-              <w:left w:val="single" w:sz="4" w:space="0" w:color="CCCCCC"/>
-              <w:bottom w:val="single" w:sz="4" w:space="0" w:color="CCCCCC"/>
-              <w:right w:val="single" w:sz="4" w:space="0" w:color="CCCCCC"/>
-            </w:tcBorders>
-          </w:tcPr>
-          <w:p>
-            <w:pPr>
-              <w:spacing w:before="40" w:after="40"/>
-            </w:pPr>
-            <w:r>
-              <w:rPr>
-                <w:sz w:val="18"/>
-              </w:rPr>
               <w:t>3.3</w:t>
             </w:r>
           </w:p>
         </w:tc>
-        <w:tc>
-          <w:tcPr>
-            <w:tcW w:type="dxa" w:w="1872"/>
-            <w:tcBorders>
-              <w:top w:val="single" w:sz="4" w:space="0" w:color="CCCCCC"/>
-              <w:left w:val="single" w:sz="4" w:space="0" w:color="CCCCCC"/>
-              <w:bottom w:val="single" w:sz="4" w:space="0" w:color="CCCCCC"/>
-              <w:right w:val="single" w:sz="4" w:space="0" w:color="CCCCCC"/>
-            </w:tcBorders>
-          </w:tcPr>
-          <w:p>
-            <w:pPr>
-              <w:spacing w:before="40" w:after="40"/>
-            </w:pPr>
-            <w:r>
-              <w:rPr>
-                <w:sz w:val="18"/>
-              </w:rPr>
-              <w:t>Invite revoke</w:t>
-            </w:r>
-          </w:p>
-        </w:tc>
-        <w:tc>
-          <w:tcPr>
-            <w:tcW w:type="dxa" w:w="1872"/>
-            <w:tcBorders>
-              <w:top w:val="single" w:sz="4" w:space="0" w:color="CCCCCC"/>
-              <w:left w:val="single" w:sz="4" w:space="0" w:color="CCCCCC"/>
-              <w:bottom w:val="single" w:sz="4" w:space="0" w:color="CCCCCC"/>
-              <w:right w:val="single" w:sz="4" w:space="0" w:color="CCCCCC"/>
-            </w:tcBorders>
-          </w:tcPr>
-          <w:p>
-            <w:pPr>
-              <w:spacing w:before="40" w:after="40"/>
-            </w:pPr>
-            <w:r>
-              <w:rPr>
-                <w:b/>
-                <w:color w:val="1E8E3E"/>
-                <w:sz w:val="18"/>
-              </w:rPr>
-              <w:t>✅ AUTOMATED</w:t>
-            </w:r>
-          </w:p>
-        </w:tc>
-        <w:tc>
-          <w:tcPr>
-            <w:tcW w:type="dxa" w:w="1872"/>
-            <w:tcBorders>
-              <w:top w:val="single" w:sz="4" w:space="0" w:color="CCCCCC"/>
-              <w:left w:val="single" w:sz="4" w:space="0" w:color="CCCCCC"/>
-              <w:bottom w:val="single" w:sz="4" w:space="0" w:color="CCCCCC"/>
-              <w:right w:val="single" w:sz="4" w:space="0" w:color="CCCCCC"/>
-            </w:tcBorders>
-          </w:tcPr>
-          <w:p>
-            <w:pPr>
-              <w:spacing w:before="40" w:after="40"/>
-            </w:pPr>
-            <w:r>
-              <w:rPr>
-                <w:sz w:val="18"/>
-              </w:rPr>
-              <w:t>—</w:t>
-            </w:r>
-          </w:p>
-        </w:tc>
-        <w:tc>
-          <w:tcPr>
-            <w:tcW w:type="dxa" w:w="1872"/>
-            <w:tcBorders>
-              <w:top w:val="single" w:sz="4" w:space="0" w:color="CCCCCC"/>
-              <w:left w:val="single" w:sz="4" w:space="0" w:color="CCCCCC"/>
-              <w:bottom w:val="single" w:sz="4" w:space="0" w:color="CCCCCC"/>
-              <w:right w:val="single" w:sz="4" w:space="0" w:color="CCCCCC"/>
-            </w:tcBorders>
-          </w:tcPr>
-          <w:p>
-            <w:pPr>
-              <w:spacing w:before="40" w:after="40"/>
-            </w:pPr>
-            <w:r>
-              <w:rPr>
-                <w:sz w:val="18"/>
-              </w:rPr>
-              <w:t>Revokes open invite, confirms status changes to Revoked</w:t>
-            </w:r>
-          </w:p>
-        </w:tc>
-      </w:tr>
-      <w:tr>
         <w:tc>
           <w:tcPr>
             <w:tcW w:type="dxa" w:w="1872"/>
@@ -1990,7 +1871,7 @@
               <w:rPr>
                 <w:sz w:val="18"/>
               </w:rPr>
-              <w:t>3.4</w:t>
+              <w:t>Invite revoke</w:t>
             </w:r>
           </w:p>
         </w:tc>
@@ -2011,9 +1892,11 @@
             </w:pPr>
             <w:r>
               <w:rPr>
-                <w:sz w:val="18"/>
-              </w:rPr>
-              <w:t>Remove user from branch</w:t>
+                <w:b/>
+                <w:color w:val="1E8E3E"/>
+                <w:sz w:val="18"/>
+              </w:rPr>
+              <w:t>AUTOMATED</w:t>
             </w:r>
           </w:p>
         </w:tc>
@@ -2034,11 +1917,9 @@
             </w:pPr>
             <w:r>
               <w:rPr>
-                <w:b/>
-                <w:color w:val="5F6B7A"/>
-                <w:sz w:val="18"/>
-              </w:rPr>
-              <w:t>🔲 PENDING</w:t>
+                <w:sz w:val="18"/>
+              </w:rPr>
+              <w:t>—</w:t>
             </w:r>
           </w:p>
         </w:tc>
@@ -2061,10 +1942,125 @@
               <w:rPr>
                 <w:sz w:val="18"/>
               </w:rPr>
+              <w:t>Revokes open invite, confirms status changes to Revoked</w:t>
+            </w:r>
+          </w:p>
+        </w:tc>
+      </w:tr>
+      <w:tr>
+        <w:tc>
+          <w:tcPr>
+            <w:tcW w:type="dxa" w:w="1872"/>
+            <w:tcBorders>
+              <w:top w:val="single" w:sz="4" w:space="0" w:color="CCCCCC"/>
+              <w:left w:val="single" w:sz="4" w:space="0" w:color="CCCCCC"/>
+              <w:bottom w:val="single" w:sz="4" w:space="0" w:color="CCCCCC"/>
+              <w:right w:val="single" w:sz="4" w:space="0" w:color="CCCCCC"/>
+            </w:tcBorders>
+          </w:tcPr>
+          <w:p>
+            <w:pPr>
+              <w:spacing w:before="40" w:after="40"/>
+            </w:pPr>
+            <w:r>
+              <w:rPr>
+                <w:sz w:val="18"/>
+              </w:rPr>
+              <w:t>3.4</w:t>
+            </w:r>
+          </w:p>
+        </w:tc>
+        <w:tc>
+          <w:tcPr>
+            <w:tcW w:type="dxa" w:w="1872"/>
+            <w:tcBorders>
+              <w:top w:val="single" w:sz="4" w:space="0" w:color="CCCCCC"/>
+              <w:left w:val="single" w:sz="4" w:space="0" w:color="CCCCCC"/>
+              <w:bottom w:val="single" w:sz="4" w:space="0" w:color="CCCCCC"/>
+              <w:right w:val="single" w:sz="4" w:space="0" w:color="CCCCCC"/>
+            </w:tcBorders>
+          </w:tcPr>
+          <w:p>
+            <w:pPr>
+              <w:spacing w:before="40" w:after="40"/>
+            </w:pPr>
+            <w:r>
+              <w:rPr>
+                <w:sz w:val="18"/>
+              </w:rPr>
+              <w:t>Remove user from branch</w:t>
+            </w:r>
+          </w:p>
+        </w:tc>
+        <w:tc>
+          <w:tcPr>
+            <w:tcW w:type="dxa" w:w="1872"/>
+            <w:tcBorders>
+              <w:top w:val="single" w:sz="4" w:space="0" w:color="CCCCCC"/>
+              <w:left w:val="single" w:sz="4" w:space="0" w:color="CCCCCC"/>
+              <w:bottom w:val="single" w:sz="4" w:space="0" w:color="CCCCCC"/>
+              <w:right w:val="single" w:sz="4" w:space="0" w:color="CCCCCC"/>
+            </w:tcBorders>
+          </w:tcPr>
+          <w:p>
+            <w:pPr>
+              <w:spacing w:before="40" w:after="40"/>
+            </w:pPr>
+            <w:r>
+              <w:rPr>
+                <w:b/>
+                <w:color w:val="5F6B7A"/>
+                <w:sz w:val="18"/>
+              </w:rPr>
+              <w:t>PENDING</w:t>
+            </w:r>
+          </w:p>
+        </w:tc>
+        <w:tc>
+          <w:tcPr>
+            <w:tcW w:type="dxa" w:w="1872"/>
+            <w:tcBorders>
+              <w:top w:val="single" w:sz="4" w:space="0" w:color="CCCCCC"/>
+              <w:left w:val="single" w:sz="4" w:space="0" w:color="CCCCCC"/>
+              <w:bottom w:val="single" w:sz="4" w:space="0" w:color="CCCCCC"/>
+              <w:right w:val="single" w:sz="4" w:space="0" w:color="CCCCCC"/>
+            </w:tcBorders>
+          </w:tcPr>
+          <w:p>
+            <w:pPr>
+              <w:spacing w:before="40" w:after="40"/>
+            </w:pPr>
+            <w:r>
+              <w:rPr>
+                <w:sz w:val="18"/>
+              </w:rPr>
               <w:t>—</w:t>
             </w:r>
           </w:p>
         </w:tc>
+        <w:tc>
+          <w:tcPr>
+            <w:tcW w:type="dxa" w:w="1872"/>
+            <w:tcBorders>
+              <w:top w:val="single" w:sz="4" w:space="0" w:color="CCCCCC"/>
+              <w:left w:val="single" w:sz="4" w:space="0" w:color="CCCCCC"/>
+              <w:bottom w:val="single" w:sz="4" w:space="0" w:color="CCCCCC"/>
+              <w:right w:val="single" w:sz="4" w:space="0" w:color="CCCCCC"/>
+            </w:tcBorders>
+          </w:tcPr>
+          <w:p>
+            <w:pPr>
+              <w:spacing w:before="40" w:after="40"/>
+            </w:pPr>
+            <w:r>
+              <w:rPr>
+                <w:sz w:val="18"/>
+              </w:rPr>
+            </w:r>
+          </w:p>
+        </w:tc>
+      </w:tr>
+      <w:tr>
         <w:tc>
           <w:tcPr>
             <w:tcW w:type="dxa" w:w="1872"/>
@@ -2084,11 +2080,10 @@
               <w:rPr>
                 <w:sz w:val="18"/>
               </w:rPr>
-            </w:r>
-          </w:p>
-        </w:tc>
-      </w:tr>
-      <w:tr>
+              <w:t>3.5</w:t>
+            </w:r>
+          </w:p>
+        </w:tc>
         <w:tc>
           <w:tcPr>
             <w:tcW w:type="dxa" w:w="1872"/>
@@ -2098,6 +2093,7 @@
               <w:bottom w:val="single" w:sz="4" w:space="0" w:color="CCCCCC"/>
               <w:right w:val="single" w:sz="4" w:space="0" w:color="CCCCCC"/>
             </w:tcBorders>
+            <w:shd w:val="clear" w:color="auto" w:fill="F3F4F6"/>
           </w:tcPr>
           <w:p>
             <w:pPr>
@@ -2107,7 +2103,7 @@
               <w:rPr>
                 <w:sz w:val="18"/>
               </w:rPr>
-              <w:t>3.5</w:t>
+              <w:t>User roles and permissions</w:t>
             </w:r>
           </w:p>
         </w:tc>
@@ -2120,6 +2116,7 @@
               <w:bottom w:val="single" w:sz="4" w:space="0" w:color="CCCCCC"/>
               <w:right w:val="single" w:sz="4" w:space="0" w:color="CCCCCC"/>
             </w:tcBorders>
+            <w:shd w:val="clear" w:color="auto" w:fill="F3F4F6"/>
           </w:tcPr>
           <w:p>
             <w:pPr>
@@ -2127,9 +2124,11 @@
             </w:pPr>
             <w:r>
               <w:rPr>
-                <w:sz w:val="18"/>
-              </w:rPr>
-              <w:t>User roles and permissions</w:t>
+                <w:b/>
+                <w:color w:val="5F6B7A"/>
+                <w:sz w:val="18"/>
+              </w:rPr>
+              <w:t>PENDING</w:t>
             </w:r>
           </w:p>
         </w:tc>
@@ -2142,6 +2141,7 @@
               <w:bottom w:val="single" w:sz="4" w:space="0" w:color="CCCCCC"/>
               <w:right w:val="single" w:sz="4" w:space="0" w:color="CCCCCC"/>
             </w:tcBorders>
+            <w:shd w:val="clear" w:color="auto" w:fill="F3F4F6"/>
           </w:tcPr>
           <w:p>
             <w:pPr>
@@ -2149,11 +2149,9 @@
             </w:pPr>
             <w:r>
               <w:rPr>
-                <w:b/>
-                <w:color w:val="5F6B7A"/>
-                <w:sz w:val="18"/>
-              </w:rPr>
-              <w:t>🔲 PENDING</w:t>
+                <w:sz w:val="18"/>
+              </w:rPr>
+              <w:t>—</w:t>
             </w:r>
           </w:p>
         </w:tc>
@@ -2166,28 +2164,7 @@
               <w:bottom w:val="single" w:sz="4" w:space="0" w:color="CCCCCC"/>
               <w:right w:val="single" w:sz="4" w:space="0" w:color="CCCCCC"/>
             </w:tcBorders>
-          </w:tcPr>
-          <w:p>
-            <w:pPr>
-              <w:spacing w:before="40" w:after="40"/>
-            </w:pPr>
-            <w:r>
-              <w:rPr>
-                <w:sz w:val="18"/>
-              </w:rPr>
-              <w:t>—</w:t>
-            </w:r>
-          </w:p>
-        </w:tc>
-        <w:tc>
-          <w:tcPr>
-            <w:tcW w:type="dxa" w:w="1872"/>
-            <w:tcBorders>
-              <w:top w:val="single" w:sz="4" w:space="0" w:color="CCCCCC"/>
-              <w:left w:val="single" w:sz="4" w:space="0" w:color="CCCCCC"/>
-              <w:bottom w:val="single" w:sz="4" w:space="0" w:color="CCCCCC"/>
-              <w:right w:val="single" w:sz="4" w:space="0" w:color="CCCCCC"/>
-            </w:tcBorders>
+            <w:shd w:val="clear" w:color="auto" w:fill="F3F4F6"/>
           </w:tcPr>
           <w:p>
             <w:pPr>
@@ -2209,7 +2186,7 @@
         <w:pStyle w:val="Heading2"/>
       </w:pPr>
       <w:r>
-        <w:t>1.4 Landlord Management</w:t>
+        <w:t>Landlord Management</w:t>
       </w:r>
     </w:p>
     <w:tbl>
@@ -2317,6 +2294,7 @@
               <w:bottom w:val="single" w:sz="4" w:space="0" w:color="CCCCCC"/>
               <w:right w:val="single" w:sz="4" w:space="0" w:color="CCCCCC"/>
             </w:tcBorders>
+            <w:shd w:val="clear" w:color="auto" w:fill="F3F4F6"/>
           </w:tcPr>
           <w:p>
             <w:pPr>
@@ -2330,98 +2308,6 @@
             </w:r>
           </w:p>
         </w:tc>
-        <w:tc>
-          <w:tcPr>
-            <w:tcW w:type="dxa" w:w="1872"/>
-            <w:tcBorders>
-              <w:top w:val="single" w:sz="4" w:space="0" w:color="CCCCCC"/>
-              <w:left w:val="single" w:sz="4" w:space="0" w:color="CCCCCC"/>
-              <w:bottom w:val="single" w:sz="4" w:space="0" w:color="CCCCCC"/>
-              <w:right w:val="single" w:sz="4" w:space="0" w:color="CCCCCC"/>
-            </w:tcBorders>
-          </w:tcPr>
-          <w:p>
-            <w:pPr>
-              <w:spacing w:before="40" w:after="40"/>
-            </w:pPr>
-            <w:r>
-              <w:rPr>
-                <w:sz w:val="18"/>
-              </w:rPr>
-              <w:t>Landlord creation (Admin)</w:t>
-            </w:r>
-          </w:p>
-        </w:tc>
-        <w:tc>
-          <w:tcPr>
-            <w:tcW w:type="dxa" w:w="1872"/>
-            <w:tcBorders>
-              <w:top w:val="single" w:sz="4" w:space="0" w:color="CCCCCC"/>
-              <w:left w:val="single" w:sz="4" w:space="0" w:color="CCCCCC"/>
-              <w:bottom w:val="single" w:sz="4" w:space="0" w:color="CCCCCC"/>
-              <w:right w:val="single" w:sz="4" w:space="0" w:color="CCCCCC"/>
-            </w:tcBorders>
-          </w:tcPr>
-          <w:p>
-            <w:pPr>
-              <w:spacing w:before="40" w:after="40"/>
-            </w:pPr>
-            <w:r>
-              <w:rPr>
-                <w:b/>
-                <w:color w:val="1E8E3E"/>
-                <w:sz w:val="18"/>
-              </w:rPr>
-              <w:t>✅ AUTOMATED</w:t>
-            </w:r>
-          </w:p>
-        </w:tc>
-        <w:tc>
-          <w:tcPr>
-            <w:tcW w:type="dxa" w:w="1872"/>
-            <w:tcBorders>
-              <w:top w:val="single" w:sz="4" w:space="0" w:color="CCCCCC"/>
-              <w:left w:val="single" w:sz="4" w:space="0" w:color="CCCCCC"/>
-              <w:bottom w:val="single" w:sz="4" w:space="0" w:color="CCCCCC"/>
-              <w:right w:val="single" w:sz="4" w:space="0" w:color="CCCCCC"/>
-            </w:tcBorders>
-          </w:tcPr>
-          <w:p>
-            <w:pPr>
-              <w:spacing w:before="40" w:after="40"/>
-            </w:pPr>
-            <w:r>
-              <w:rPr>
-                <w:sz w:val="18"/>
-              </w:rPr>
-              <w:t>htm_clone_007.js</w:t>
-            </w:r>
-          </w:p>
-        </w:tc>
-        <w:tc>
-          <w:tcPr>
-            <w:tcW w:type="dxa" w:w="1872"/>
-            <w:tcBorders>
-              <w:top w:val="single" w:sz="4" w:space="0" w:color="CCCCCC"/>
-              <w:left w:val="single" w:sz="4" w:space="0" w:color="CCCCCC"/>
-              <w:bottom w:val="single" w:sz="4" w:space="0" w:color="CCCCCC"/>
-              <w:right w:val="single" w:sz="4" w:space="0" w:color="CCCCCC"/>
-            </w:tcBorders>
-          </w:tcPr>
-          <w:p>
-            <w:pPr>
-              <w:spacing w:before="40" w:after="40"/>
-            </w:pPr>
-            <w:r>
-              <w:rPr>
-                <w:sz w:val="18"/>
-              </w:rPr>
-              <w:t>Random name/email/phone; PASS result: Mrs Arthur Lewis, ID 88360</w:t>
-            </w:r>
-          </w:p>
-        </w:tc>
-      </w:tr>
-      <w:tr>
         <w:tc>
           <w:tcPr>
             <w:tcW w:type="dxa" w:w="1872"/>
@@ -2441,7 +2327,7 @@
               <w:rPr>
                 <w:sz w:val="18"/>
               </w:rPr>
-              <w:t>4.2</w:t>
+              <w:t>Landlord creation (Admin)</w:t>
             </w:r>
           </w:p>
         </w:tc>
@@ -2462,9 +2348,11 @@
             </w:pPr>
             <w:r>
               <w:rPr>
-                <w:sz w:val="18"/>
-              </w:rPr>
-              <w:t>Edit landlord</w:t>
+                <w:b/>
+                <w:color w:val="1E8E3E"/>
+                <w:sz w:val="18"/>
+              </w:rPr>
+              <w:t>AUTOMATED</w:t>
             </w:r>
           </w:p>
         </w:tc>
@@ -2485,11 +2373,9 @@
             </w:pPr>
             <w:r>
               <w:rPr>
-                <w:b/>
-                <w:color w:val="5F6B7A"/>
-                <w:sz w:val="18"/>
-              </w:rPr>
-              <w:t>🔲 PENDING</w:t>
+                <w:sz w:val="18"/>
+              </w:rPr>
+              <w:t>htm_clone_007.js</w:t>
             </w:r>
           </w:p>
         </w:tc>
@@ -2512,10 +2398,125 @@
               <w:rPr>
                 <w:sz w:val="18"/>
               </w:rPr>
+              <w:t>Random name/email/phone; PASS result: Mrs Arthur Lewis, ID 88360</w:t>
+            </w:r>
+          </w:p>
+        </w:tc>
+      </w:tr>
+      <w:tr>
+        <w:tc>
+          <w:tcPr>
+            <w:tcW w:type="dxa" w:w="1872"/>
+            <w:tcBorders>
+              <w:top w:val="single" w:sz="4" w:space="0" w:color="CCCCCC"/>
+              <w:left w:val="single" w:sz="4" w:space="0" w:color="CCCCCC"/>
+              <w:bottom w:val="single" w:sz="4" w:space="0" w:color="CCCCCC"/>
+              <w:right w:val="single" w:sz="4" w:space="0" w:color="CCCCCC"/>
+            </w:tcBorders>
+          </w:tcPr>
+          <w:p>
+            <w:pPr>
+              <w:spacing w:before="40" w:after="40"/>
+            </w:pPr>
+            <w:r>
+              <w:rPr>
+                <w:sz w:val="18"/>
+              </w:rPr>
+              <w:t>4.2</w:t>
+            </w:r>
+          </w:p>
+        </w:tc>
+        <w:tc>
+          <w:tcPr>
+            <w:tcW w:type="dxa" w:w="1872"/>
+            <w:tcBorders>
+              <w:top w:val="single" w:sz="4" w:space="0" w:color="CCCCCC"/>
+              <w:left w:val="single" w:sz="4" w:space="0" w:color="CCCCCC"/>
+              <w:bottom w:val="single" w:sz="4" w:space="0" w:color="CCCCCC"/>
+              <w:right w:val="single" w:sz="4" w:space="0" w:color="CCCCCC"/>
+            </w:tcBorders>
+          </w:tcPr>
+          <w:p>
+            <w:pPr>
+              <w:spacing w:before="40" w:after="40"/>
+            </w:pPr>
+            <w:r>
+              <w:rPr>
+                <w:sz w:val="18"/>
+              </w:rPr>
+              <w:t>Edit landlord</w:t>
+            </w:r>
+          </w:p>
+        </w:tc>
+        <w:tc>
+          <w:tcPr>
+            <w:tcW w:type="dxa" w:w="1872"/>
+            <w:tcBorders>
+              <w:top w:val="single" w:sz="4" w:space="0" w:color="CCCCCC"/>
+              <w:left w:val="single" w:sz="4" w:space="0" w:color="CCCCCC"/>
+              <w:bottom w:val="single" w:sz="4" w:space="0" w:color="CCCCCC"/>
+              <w:right w:val="single" w:sz="4" w:space="0" w:color="CCCCCC"/>
+            </w:tcBorders>
+          </w:tcPr>
+          <w:p>
+            <w:pPr>
+              <w:spacing w:before="40" w:after="40"/>
+            </w:pPr>
+            <w:r>
+              <w:rPr>
+                <w:b/>
+                <w:color w:val="5F6B7A"/>
+                <w:sz w:val="18"/>
+              </w:rPr>
+              <w:t>PENDING</w:t>
+            </w:r>
+          </w:p>
+        </w:tc>
+        <w:tc>
+          <w:tcPr>
+            <w:tcW w:type="dxa" w:w="1872"/>
+            <w:tcBorders>
+              <w:top w:val="single" w:sz="4" w:space="0" w:color="CCCCCC"/>
+              <w:left w:val="single" w:sz="4" w:space="0" w:color="CCCCCC"/>
+              <w:bottom w:val="single" w:sz="4" w:space="0" w:color="CCCCCC"/>
+              <w:right w:val="single" w:sz="4" w:space="0" w:color="CCCCCC"/>
+            </w:tcBorders>
+          </w:tcPr>
+          <w:p>
+            <w:pPr>
+              <w:spacing w:before="40" w:after="40"/>
+            </w:pPr>
+            <w:r>
+              <w:rPr>
+                <w:sz w:val="18"/>
+              </w:rPr>
               <w:t>—</w:t>
             </w:r>
           </w:p>
         </w:tc>
+        <w:tc>
+          <w:tcPr>
+            <w:tcW w:type="dxa" w:w="1872"/>
+            <w:tcBorders>
+              <w:top w:val="single" w:sz="4" w:space="0" w:color="CCCCCC"/>
+              <w:left w:val="single" w:sz="4" w:space="0" w:color="CCCCCC"/>
+              <w:bottom w:val="single" w:sz="4" w:space="0" w:color="CCCCCC"/>
+              <w:right w:val="single" w:sz="4" w:space="0" w:color="CCCCCC"/>
+            </w:tcBorders>
+          </w:tcPr>
+          <w:p>
+            <w:pPr>
+              <w:spacing w:before="40" w:after="40"/>
+            </w:pPr>
+            <w:r>
+              <w:rPr>
+                <w:sz w:val="18"/>
+              </w:rPr>
+            </w:r>
+          </w:p>
+        </w:tc>
+      </w:tr>
+      <w:tr>
         <w:tc>
           <w:tcPr>
             <w:tcW w:type="dxa" w:w="1872"/>
@@ -2535,11 +2536,10 @@
               <w:rPr>
                 <w:sz w:val="18"/>
               </w:rPr>
-            </w:r>
-          </w:p>
-        </w:tc>
-      </w:tr>
-      <w:tr>
+              <w:t>4.3</w:t>
+            </w:r>
+          </w:p>
+        </w:tc>
         <w:tc>
           <w:tcPr>
             <w:tcW w:type="dxa" w:w="1872"/>
@@ -2549,6 +2549,7 @@
               <w:bottom w:val="single" w:sz="4" w:space="0" w:color="CCCCCC"/>
               <w:right w:val="single" w:sz="4" w:space="0" w:color="CCCCCC"/>
             </w:tcBorders>
+            <w:shd w:val="clear" w:color="auto" w:fill="F3F4F6"/>
           </w:tcPr>
           <w:p>
             <w:pPr>
@@ -2558,7 +2559,7 @@
               <w:rPr>
                 <w:sz w:val="18"/>
               </w:rPr>
-              <w:t>4.3</w:t>
+              <w:t>View landlord / landlord detail page</w:t>
             </w:r>
           </w:p>
         </w:tc>
@@ -2571,6 +2572,7 @@
               <w:bottom w:val="single" w:sz="4" w:space="0" w:color="CCCCCC"/>
               <w:right w:val="single" w:sz="4" w:space="0" w:color="CCCCCC"/>
             </w:tcBorders>
+            <w:shd w:val="clear" w:color="auto" w:fill="F3F4F6"/>
           </w:tcPr>
           <w:p>
             <w:pPr>
@@ -2578,9 +2580,11 @@
             </w:pPr>
             <w:r>
               <w:rPr>
-                <w:sz w:val="18"/>
-              </w:rPr>
-              <w:t>View landlord / landlord detail page</w:t>
+                <w:b/>
+                <w:color w:val="5F6B7A"/>
+                <w:sz w:val="18"/>
+              </w:rPr>
+              <w:t>PENDING</w:t>
             </w:r>
           </w:p>
         </w:tc>
@@ -2593,6 +2597,7 @@
               <w:bottom w:val="single" w:sz="4" w:space="0" w:color="CCCCCC"/>
               <w:right w:val="single" w:sz="4" w:space="0" w:color="CCCCCC"/>
             </w:tcBorders>
+            <w:shd w:val="clear" w:color="auto" w:fill="F3F4F6"/>
           </w:tcPr>
           <w:p>
             <w:pPr>
@@ -2600,11 +2605,9 @@
             </w:pPr>
             <w:r>
               <w:rPr>
-                <w:b/>
-                <w:color w:val="5F6B7A"/>
-                <w:sz w:val="18"/>
-              </w:rPr>
-              <w:t>🔲 PENDING</w:t>
+                <w:sz w:val="18"/>
+              </w:rPr>
+              <w:t>—</w:t>
             </w:r>
           </w:p>
         </w:tc>
@@ -2617,28 +2620,7 @@
               <w:bottom w:val="single" w:sz="4" w:space="0" w:color="CCCCCC"/>
               <w:right w:val="single" w:sz="4" w:space="0" w:color="CCCCCC"/>
             </w:tcBorders>
-          </w:tcPr>
-          <w:p>
-            <w:pPr>
-              <w:spacing w:before="40" w:after="40"/>
-            </w:pPr>
-            <w:r>
-              <w:rPr>
-                <w:sz w:val="18"/>
-              </w:rPr>
-              <w:t>—</w:t>
-            </w:r>
-          </w:p>
-        </w:tc>
-        <w:tc>
-          <w:tcPr>
-            <w:tcW w:type="dxa" w:w="1872"/>
-            <w:tcBorders>
-              <w:top w:val="single" w:sz="4" w:space="0" w:color="CCCCCC"/>
-              <w:left w:val="single" w:sz="4" w:space="0" w:color="CCCCCC"/>
-              <w:bottom w:val="single" w:sz="4" w:space="0" w:color="CCCCCC"/>
-              <w:right w:val="single" w:sz="4" w:space="0" w:color="CCCCCC"/>
-            </w:tcBorders>
+            <w:shd w:val="clear" w:color="auto" w:fill="F3F4F6"/>
           </w:tcPr>
           <w:p>
             <w:pPr>
@@ -2660,7 +2642,7 @@
         <w:pStyle w:val="Heading2"/>
       </w:pPr>
       <w:r>
-        <w:t>1.5 Property Management</w:t>
+        <w:t>Property Management</w:t>
       </w:r>
     </w:p>
     <w:tbl>
@@ -2768,6 +2750,7 @@
               <w:bottom w:val="single" w:sz="4" w:space="0" w:color="CCCCCC"/>
               <w:right w:val="single" w:sz="4" w:space="0" w:color="CCCCCC"/>
             </w:tcBorders>
+            <w:shd w:val="clear" w:color="auto" w:fill="F3F4F6"/>
           </w:tcPr>
           <w:p>
             <w:pPr>
@@ -2781,98 +2764,6 @@
             </w:r>
           </w:p>
         </w:tc>
-        <w:tc>
-          <w:tcPr>
-            <w:tcW w:type="dxa" w:w="1872"/>
-            <w:tcBorders>
-              <w:top w:val="single" w:sz="4" w:space="0" w:color="CCCCCC"/>
-              <w:left w:val="single" w:sz="4" w:space="0" w:color="CCCCCC"/>
-              <w:bottom w:val="single" w:sz="4" w:space="0" w:color="CCCCCC"/>
-              <w:right w:val="single" w:sz="4" w:space="0" w:color="CCCCCC"/>
-            </w:tcBorders>
-          </w:tcPr>
-          <w:p>
-            <w:pPr>
-              <w:spacing w:before="40" w:after="40"/>
-            </w:pPr>
-            <w:r>
-              <w:rPr>
-                <w:sz w:val="18"/>
-              </w:rPr>
-              <w:t>Property creation — Vacant</w:t>
-            </w:r>
-          </w:p>
-        </w:tc>
-        <w:tc>
-          <w:tcPr>
-            <w:tcW w:type="dxa" w:w="1872"/>
-            <w:tcBorders>
-              <w:top w:val="single" w:sz="4" w:space="0" w:color="CCCCCC"/>
-              <w:left w:val="single" w:sz="4" w:space="0" w:color="CCCCCC"/>
-              <w:bottom w:val="single" w:sz="4" w:space="0" w:color="CCCCCC"/>
-              <w:right w:val="single" w:sz="4" w:space="0" w:color="CCCCCC"/>
-            </w:tcBorders>
-          </w:tcPr>
-          <w:p>
-            <w:pPr>
-              <w:spacing w:before="40" w:after="40"/>
-            </w:pPr>
-            <w:r>
-              <w:rPr>
-                <w:b/>
-                <w:color w:val="1E8E3E"/>
-                <w:sz w:val="18"/>
-              </w:rPr>
-              <w:t>✅ AUTOMATED</w:t>
-            </w:r>
-          </w:p>
-        </w:tc>
-        <w:tc>
-          <w:tcPr>
-            <w:tcW w:type="dxa" w:w="1872"/>
-            <w:tcBorders>
-              <w:top w:val="single" w:sz="4" w:space="0" w:color="CCCCCC"/>
-              <w:left w:val="single" w:sz="4" w:space="0" w:color="CCCCCC"/>
-              <w:bottom w:val="single" w:sz="4" w:space="0" w:color="CCCCCC"/>
-              <w:right w:val="single" w:sz="4" w:space="0" w:color="CCCCCC"/>
-            </w:tcBorders>
-          </w:tcPr>
-          <w:p>
-            <w:pPr>
-              <w:spacing w:before="40" w:after="40"/>
-            </w:pPr>
-            <w:r>
-              <w:rPr>
-                <w:sz w:val="18"/>
-              </w:rPr>
-              <w:t>—</w:t>
-            </w:r>
-          </w:p>
-        </w:tc>
-        <w:tc>
-          <w:tcPr>
-            <w:tcW w:type="dxa" w:w="1872"/>
-            <w:tcBorders>
-              <w:top w:val="single" w:sz="4" w:space="0" w:color="CCCCCC"/>
-              <w:left w:val="single" w:sz="4" w:space="0" w:color="CCCCCC"/>
-              <w:bottom w:val="single" w:sz="4" w:space="0" w:color="CCCCCC"/>
-              <w:right w:val="single" w:sz="4" w:space="0" w:color="CCCCCC"/>
-            </w:tcBorders>
-          </w:tcPr>
-          <w:p>
-            <w:pPr>
-              <w:spacing w:before="40" w:after="40"/>
-            </w:pPr>
-            <w:r>
-              <w:rPr>
-                <w:sz w:val="18"/>
-              </w:rPr>
-              <w:t>Apartment 1, 113 Newton Street, M1 1AE</w:t>
-            </w:r>
-          </w:p>
-        </w:tc>
-      </w:tr>
-      <w:tr>
         <w:tc>
           <w:tcPr>
             <w:tcW w:type="dxa" w:w="1872"/>
@@ -2892,7 +2783,7 @@
               <w:rPr>
                 <w:sz w:val="18"/>
               </w:rPr>
-              <w:t>5.2</w:t>
+              <w:t>Property creation — Vacant</w:t>
             </w:r>
           </w:p>
         </w:tc>
@@ -2913,9 +2804,11 @@
             </w:pPr>
             <w:r>
               <w:rPr>
-                <w:sz w:val="18"/>
-              </w:rPr>
-              <w:t>Property creation — Tenanted</w:t>
+                <w:b/>
+                <w:color w:val="1E8E3E"/>
+                <w:sz w:val="18"/>
+              </w:rPr>
+              <w:t>AUTOMATED</w:t>
             </w:r>
           </w:p>
         </w:tc>
@@ -2936,11 +2829,9 @@
             </w:pPr>
             <w:r>
               <w:rPr>
-                <w:b/>
-                <w:color w:val="1E8E3E"/>
-                <w:sz w:val="18"/>
-              </w:rPr>
-              <w:t>✅ AUTOMATED</w:t>
+                <w:sz w:val="18"/>
+              </w:rPr>
+              <w:t>—</w:t>
             </w:r>
           </w:p>
         </w:tc>
@@ -2963,10 +2854,126 @@
               <w:rPr>
                 <w:sz w:val="18"/>
               </w:rPr>
+              <w:t>Apartment 1, 113 Newton Street, M1 1AE</w:t>
+            </w:r>
+          </w:p>
+        </w:tc>
+      </w:tr>
+      <w:tr>
+        <w:tc>
+          <w:tcPr>
+            <w:tcW w:type="dxa" w:w="1872"/>
+            <w:tcBorders>
+              <w:top w:val="single" w:sz="4" w:space="0" w:color="CCCCCC"/>
+              <w:left w:val="single" w:sz="4" w:space="0" w:color="CCCCCC"/>
+              <w:bottom w:val="single" w:sz="4" w:space="0" w:color="CCCCCC"/>
+              <w:right w:val="single" w:sz="4" w:space="0" w:color="CCCCCC"/>
+            </w:tcBorders>
+          </w:tcPr>
+          <w:p>
+            <w:pPr>
+              <w:spacing w:before="40" w:after="40"/>
+            </w:pPr>
+            <w:r>
+              <w:rPr>
+                <w:sz w:val="18"/>
+              </w:rPr>
+              <w:t>5.2</w:t>
+            </w:r>
+          </w:p>
+        </w:tc>
+        <w:tc>
+          <w:tcPr>
+            <w:tcW w:type="dxa" w:w="1872"/>
+            <w:tcBorders>
+              <w:top w:val="single" w:sz="4" w:space="0" w:color="CCCCCC"/>
+              <w:left w:val="single" w:sz="4" w:space="0" w:color="CCCCCC"/>
+              <w:bottom w:val="single" w:sz="4" w:space="0" w:color="CCCCCC"/>
+              <w:right w:val="single" w:sz="4" w:space="0" w:color="CCCCCC"/>
+            </w:tcBorders>
+          </w:tcPr>
+          <w:p>
+            <w:pPr>
+              <w:spacing w:before="40" w:after="40"/>
+            </w:pPr>
+            <w:r>
+              <w:rPr>
+                <w:sz w:val="18"/>
+              </w:rPr>
+              <w:t>Property creation — Tenanted</w:t>
+            </w:r>
+          </w:p>
+        </w:tc>
+        <w:tc>
+          <w:tcPr>
+            <w:tcW w:type="dxa" w:w="1872"/>
+            <w:tcBorders>
+              <w:top w:val="single" w:sz="4" w:space="0" w:color="CCCCCC"/>
+              <w:left w:val="single" w:sz="4" w:space="0" w:color="CCCCCC"/>
+              <w:bottom w:val="single" w:sz="4" w:space="0" w:color="CCCCCC"/>
+              <w:right w:val="single" w:sz="4" w:space="0" w:color="CCCCCC"/>
+            </w:tcBorders>
+          </w:tcPr>
+          <w:p>
+            <w:pPr>
+              <w:spacing w:before="40" w:after="40"/>
+            </w:pPr>
+            <w:r>
+              <w:rPr>
+                <w:b/>
+                <w:color w:val="1E8E3E"/>
+                <w:sz w:val="18"/>
+              </w:rPr>
+              <w:t>AUTOMATED</w:t>
+            </w:r>
+          </w:p>
+        </w:tc>
+        <w:tc>
+          <w:tcPr>
+            <w:tcW w:type="dxa" w:w="1872"/>
+            <w:tcBorders>
+              <w:top w:val="single" w:sz="4" w:space="0" w:color="CCCCCC"/>
+              <w:left w:val="single" w:sz="4" w:space="0" w:color="CCCCCC"/>
+              <w:bottom w:val="single" w:sz="4" w:space="0" w:color="CCCCCC"/>
+              <w:right w:val="single" w:sz="4" w:space="0" w:color="CCCCCC"/>
+            </w:tcBorders>
+          </w:tcPr>
+          <w:p>
+            <w:pPr>
+              <w:spacing w:before="40" w:after="40"/>
+            </w:pPr>
+            <w:r>
+              <w:rPr>
+                <w:sz w:val="18"/>
+              </w:rPr>
               <w:t>—</w:t>
             </w:r>
           </w:p>
         </w:tc>
+        <w:tc>
+          <w:tcPr>
+            <w:tcW w:type="dxa" w:w="1872"/>
+            <w:tcBorders>
+              <w:top w:val="single" w:sz="4" w:space="0" w:color="CCCCCC"/>
+              <w:left w:val="single" w:sz="4" w:space="0" w:color="CCCCCC"/>
+              <w:bottom w:val="single" w:sz="4" w:space="0" w:color="CCCCCC"/>
+              <w:right w:val="single" w:sz="4" w:space="0" w:color="CCCCCC"/>
+            </w:tcBorders>
+          </w:tcPr>
+          <w:p>
+            <w:pPr>
+              <w:spacing w:before="40" w:after="40"/>
+            </w:pPr>
+            <w:r>
+              <w:rPr>
+                <w:sz w:val="18"/>
+              </w:rPr>
+              <w:t>Apartment 2, same address</w:t>
+            </w:r>
+          </w:p>
+        </w:tc>
+      </w:tr>
+      <w:tr>
         <w:tc>
           <w:tcPr>
             <w:tcW w:type="dxa" w:w="1872"/>
@@ -2986,125 +2993,10 @@
               <w:rPr>
                 <w:sz w:val="18"/>
               </w:rPr>
-              <w:t>Apartment 2, same address</w:t>
-            </w:r>
-          </w:p>
-        </w:tc>
-      </w:tr>
-      <w:tr>
-        <w:tc>
-          <w:tcPr>
-            <w:tcW w:type="dxa" w:w="1872"/>
-            <w:tcBorders>
-              <w:top w:val="single" w:sz="4" w:space="0" w:color="CCCCCC"/>
-              <w:left w:val="single" w:sz="4" w:space="0" w:color="CCCCCC"/>
-              <w:bottom w:val="single" w:sz="4" w:space="0" w:color="CCCCCC"/>
-              <w:right w:val="single" w:sz="4" w:space="0" w:color="CCCCCC"/>
-            </w:tcBorders>
-          </w:tcPr>
-          <w:p>
-            <w:pPr>
-              <w:spacing w:before="40" w:after="40"/>
-            </w:pPr>
-            <w:r>
-              <w:rPr>
-                <w:sz w:val="18"/>
-              </w:rPr>
               <w:t>5.3</w:t>
             </w:r>
           </w:p>
         </w:tc>
-        <w:tc>
-          <w:tcPr>
-            <w:tcW w:type="dxa" w:w="1872"/>
-            <w:tcBorders>
-              <w:top w:val="single" w:sz="4" w:space="0" w:color="CCCCCC"/>
-              <w:left w:val="single" w:sz="4" w:space="0" w:color="CCCCCC"/>
-              <w:bottom w:val="single" w:sz="4" w:space="0" w:color="CCCCCC"/>
-              <w:right w:val="single" w:sz="4" w:space="0" w:color="CCCCCC"/>
-            </w:tcBorders>
-          </w:tcPr>
-          <w:p>
-            <w:pPr>
-              <w:spacing w:before="40" w:after="40"/>
-            </w:pPr>
-            <w:r>
-              <w:rPr>
-                <w:sz w:val="18"/>
-              </w:rPr>
-              <w:t>Edit property</w:t>
-            </w:r>
-          </w:p>
-        </w:tc>
-        <w:tc>
-          <w:tcPr>
-            <w:tcW w:type="dxa" w:w="1872"/>
-            <w:tcBorders>
-              <w:top w:val="single" w:sz="4" w:space="0" w:color="CCCCCC"/>
-              <w:left w:val="single" w:sz="4" w:space="0" w:color="CCCCCC"/>
-              <w:bottom w:val="single" w:sz="4" w:space="0" w:color="CCCCCC"/>
-              <w:right w:val="single" w:sz="4" w:space="0" w:color="CCCCCC"/>
-            </w:tcBorders>
-          </w:tcPr>
-          <w:p>
-            <w:pPr>
-              <w:spacing w:before="40" w:after="40"/>
-            </w:pPr>
-            <w:r>
-              <w:rPr>
-                <w:b/>
-                <w:color w:val="5F6B7A"/>
-                <w:sz w:val="18"/>
-              </w:rPr>
-              <w:t>🔲 PENDING</w:t>
-            </w:r>
-          </w:p>
-        </w:tc>
-        <w:tc>
-          <w:tcPr>
-            <w:tcW w:type="dxa" w:w="1872"/>
-            <w:tcBorders>
-              <w:top w:val="single" w:sz="4" w:space="0" w:color="CCCCCC"/>
-              <w:left w:val="single" w:sz="4" w:space="0" w:color="CCCCCC"/>
-              <w:bottom w:val="single" w:sz="4" w:space="0" w:color="CCCCCC"/>
-              <w:right w:val="single" w:sz="4" w:space="0" w:color="CCCCCC"/>
-            </w:tcBorders>
-          </w:tcPr>
-          <w:p>
-            <w:pPr>
-              <w:spacing w:before="40" w:after="40"/>
-            </w:pPr>
-            <w:r>
-              <w:rPr>
-                <w:sz w:val="18"/>
-              </w:rPr>
-              <w:t>—</w:t>
-            </w:r>
-          </w:p>
-        </w:tc>
-        <w:tc>
-          <w:tcPr>
-            <w:tcW w:type="dxa" w:w="1872"/>
-            <w:tcBorders>
-              <w:top w:val="single" w:sz="4" w:space="0" w:color="CCCCCC"/>
-              <w:left w:val="single" w:sz="4" w:space="0" w:color="CCCCCC"/>
-              <w:bottom w:val="single" w:sz="4" w:space="0" w:color="CCCCCC"/>
-              <w:right w:val="single" w:sz="4" w:space="0" w:color="CCCCCC"/>
-            </w:tcBorders>
-          </w:tcPr>
-          <w:p>
-            <w:pPr>
-              <w:spacing w:before="40" w:after="40"/>
-            </w:pPr>
-            <w:r>
-              <w:rPr>
-                <w:sz w:val="18"/>
-              </w:rPr>
-            </w:r>
-          </w:p>
-        </w:tc>
-      </w:tr>
-      <w:tr>
         <w:tc>
           <w:tcPr>
             <w:tcW w:type="dxa" w:w="1872"/>
@@ -3124,7 +3016,7 @@
               <w:rPr>
                 <w:sz w:val="18"/>
               </w:rPr>
-              <w:t>5.4</w:t>
+              <w:t>Edit property</w:t>
             </w:r>
           </w:p>
         </w:tc>
@@ -3145,9 +3037,11 @@
             </w:pPr>
             <w:r>
               <w:rPr>
-                <w:sz w:val="18"/>
-              </w:rPr>
-              <w:t>Property status change (vacant → tenanted)</w:t>
+                <w:b/>
+                <w:color w:val="5F6B7A"/>
+                <w:sz w:val="18"/>
+              </w:rPr>
+              <w:t>PENDING</w:t>
             </w:r>
           </w:p>
         </w:tc>
@@ -3168,11 +3062,9 @@
             </w:pPr>
             <w:r>
               <w:rPr>
-                <w:b/>
-                <w:color w:val="5F6B7A"/>
-                <w:sz w:val="18"/>
-              </w:rPr>
-              <w:t>🔲 PENDING</w:t>
+                <w:sz w:val="18"/>
+              </w:rPr>
+              <w:t>—</w:t>
             </w:r>
           </w:p>
         </w:tc>
@@ -3195,10 +3087,11 @@
               <w:rPr>
                 <w:sz w:val="18"/>
               </w:rPr>
-              <w:t>—</w:t>
-            </w:r>
-          </w:p>
-        </w:tc>
+            </w:r>
+          </w:p>
+        </w:tc>
+      </w:tr>
+      <w:tr>
         <w:tc>
           <w:tcPr>
             <w:tcW w:type="dxa" w:w="1872"/>
@@ -3208,7 +3101,96 @@
               <w:bottom w:val="single" w:sz="4" w:space="0" w:color="CCCCCC"/>
               <w:right w:val="single" w:sz="4" w:space="0" w:color="CCCCCC"/>
             </w:tcBorders>
-            <w:shd w:val="clear" w:color="auto" w:fill="F3F4F6"/>
+          </w:tcPr>
+          <w:p>
+            <w:pPr>
+              <w:spacing w:before="40" w:after="40"/>
+            </w:pPr>
+            <w:r>
+              <w:rPr>
+                <w:sz w:val="18"/>
+              </w:rPr>
+              <w:t>5.4</w:t>
+            </w:r>
+          </w:p>
+        </w:tc>
+        <w:tc>
+          <w:tcPr>
+            <w:tcW w:type="dxa" w:w="1872"/>
+            <w:tcBorders>
+              <w:top w:val="single" w:sz="4" w:space="0" w:color="CCCCCC"/>
+              <w:left w:val="single" w:sz="4" w:space="0" w:color="CCCCCC"/>
+              <w:bottom w:val="single" w:sz="4" w:space="0" w:color="CCCCCC"/>
+              <w:right w:val="single" w:sz="4" w:space="0" w:color="CCCCCC"/>
+            </w:tcBorders>
+          </w:tcPr>
+          <w:p>
+            <w:pPr>
+              <w:spacing w:before="40" w:after="40"/>
+            </w:pPr>
+            <w:r>
+              <w:rPr>
+                <w:sz w:val="18"/>
+              </w:rPr>
+              <w:t>Property status change (vacant → tenanted)</w:t>
+            </w:r>
+          </w:p>
+        </w:tc>
+        <w:tc>
+          <w:tcPr>
+            <w:tcW w:type="dxa" w:w="1872"/>
+            <w:tcBorders>
+              <w:top w:val="single" w:sz="4" w:space="0" w:color="CCCCCC"/>
+              <w:left w:val="single" w:sz="4" w:space="0" w:color="CCCCCC"/>
+              <w:bottom w:val="single" w:sz="4" w:space="0" w:color="CCCCCC"/>
+              <w:right w:val="single" w:sz="4" w:space="0" w:color="CCCCCC"/>
+            </w:tcBorders>
+          </w:tcPr>
+          <w:p>
+            <w:pPr>
+              <w:spacing w:before="40" w:after="40"/>
+            </w:pPr>
+            <w:r>
+              <w:rPr>
+                <w:b/>
+                <w:color w:val="5F6B7A"/>
+                <w:sz w:val="18"/>
+              </w:rPr>
+              <w:t>PENDING</w:t>
+            </w:r>
+          </w:p>
+        </w:tc>
+        <w:tc>
+          <w:tcPr>
+            <w:tcW w:type="dxa" w:w="1872"/>
+            <w:tcBorders>
+              <w:top w:val="single" w:sz="4" w:space="0" w:color="CCCCCC"/>
+              <w:left w:val="single" w:sz="4" w:space="0" w:color="CCCCCC"/>
+              <w:bottom w:val="single" w:sz="4" w:space="0" w:color="CCCCCC"/>
+              <w:right w:val="single" w:sz="4" w:space="0" w:color="CCCCCC"/>
+            </w:tcBorders>
+          </w:tcPr>
+          <w:p>
+            <w:pPr>
+              <w:spacing w:before="40" w:after="40"/>
+            </w:pPr>
+            <w:r>
+              <w:rPr>
+                <w:sz w:val="18"/>
+              </w:rPr>
+              <w:t>—</w:t>
+            </w:r>
+          </w:p>
+        </w:tc>
+        <w:tc>
+          <w:tcPr>
+            <w:tcW w:type="dxa" w:w="1872"/>
+            <w:tcBorders>
+              <w:top w:val="single" w:sz="4" w:space="0" w:color="CCCCCC"/>
+              <w:left w:val="single" w:sz="4" w:space="0" w:color="CCCCCC"/>
+              <w:bottom w:val="single" w:sz="4" w:space="0" w:color="CCCCCC"/>
+              <w:right w:val="single" w:sz="4" w:space="0" w:color="CCCCCC"/>
+            </w:tcBorders>
           </w:tcPr>
           <w:p>
             <w:pPr>
@@ -3230,7 +3212,7 @@
         <w:pStyle w:val="Heading2"/>
       </w:pPr>
       <w:r>
-        <w:t>1.6 Submission Management</w:t>
+        <w:t>Submission Management</w:t>
       </w:r>
     </w:p>
     <w:tbl>
@@ -3338,6 +3320,7 @@
               <w:bottom w:val="single" w:sz="4" w:space="0" w:color="CCCCCC"/>
               <w:right w:val="single" w:sz="4" w:space="0" w:color="CCCCCC"/>
             </w:tcBorders>
+            <w:shd w:val="clear" w:color="auto" w:fill="F3F4F6"/>
           </w:tcPr>
           <w:p>
             <w:pPr>
@@ -3351,97 +3334,6 @@
             </w:r>
           </w:p>
         </w:tc>
-        <w:tc>
-          <w:tcPr>
-            <w:tcW w:type="dxa" w:w="1872"/>
-            <w:tcBorders>
-              <w:top w:val="single" w:sz="4" w:space="0" w:color="CCCCCC"/>
-              <w:left w:val="single" w:sz="4" w:space="0" w:color="CCCCCC"/>
-              <w:bottom w:val="single" w:sz="4" w:space="0" w:color="CCCCCC"/>
-              <w:right w:val="single" w:sz="4" w:space="0" w:color="CCCCCC"/>
-            </w:tcBorders>
-          </w:tcPr>
-          <w:p>
-            <w:pPr>
-              <w:spacing w:before="40" w:after="40"/>
-            </w:pPr>
-            <w:r>
-              <w:rPr>
-                <w:sz w:val="18"/>
-              </w:rPr>
-              <w:t>View submissions list + search/filter</w:t>
-            </w:r>
-          </w:p>
-        </w:tc>
-        <w:tc>
-          <w:tcPr>
-            <w:tcW w:type="dxa" w:w="1872"/>
-            <w:tcBorders>
-              <w:top w:val="single" w:sz="4" w:space="0" w:color="CCCCCC"/>
-              <w:left w:val="single" w:sz="4" w:space="0" w:color="CCCCCC"/>
-              <w:bottom w:val="single" w:sz="4" w:space="0" w:color="CCCCCC"/>
-              <w:right w:val="single" w:sz="4" w:space="0" w:color="CCCCCC"/>
-            </w:tcBorders>
-          </w:tcPr>
-          <w:p>
-            <w:pPr>
-              <w:spacing w:before="40" w:after="40"/>
-            </w:pPr>
-            <w:r>
-              <w:rPr>
-                <w:b/>
-                <w:color w:val="5F6B7A"/>
-                <w:sz w:val="18"/>
-              </w:rPr>
-              <w:t>🔲 PENDING</w:t>
-            </w:r>
-          </w:p>
-        </w:tc>
-        <w:tc>
-          <w:tcPr>
-            <w:tcW w:type="dxa" w:w="1872"/>
-            <w:tcBorders>
-              <w:top w:val="single" w:sz="4" w:space="0" w:color="CCCCCC"/>
-              <w:left w:val="single" w:sz="4" w:space="0" w:color="CCCCCC"/>
-              <w:bottom w:val="single" w:sz="4" w:space="0" w:color="CCCCCC"/>
-              <w:right w:val="single" w:sz="4" w:space="0" w:color="CCCCCC"/>
-            </w:tcBorders>
-          </w:tcPr>
-          <w:p>
-            <w:pPr>
-              <w:spacing w:before="40" w:after="40"/>
-            </w:pPr>
-            <w:r>
-              <w:rPr>
-                <w:sz w:val="18"/>
-              </w:rPr>
-              <w:t>—</w:t>
-            </w:r>
-          </w:p>
-        </w:tc>
-        <w:tc>
-          <w:tcPr>
-            <w:tcW w:type="dxa" w:w="1872"/>
-            <w:tcBorders>
-              <w:top w:val="single" w:sz="4" w:space="0" w:color="CCCCCC"/>
-              <w:left w:val="single" w:sz="4" w:space="0" w:color="CCCCCC"/>
-              <w:bottom w:val="single" w:sz="4" w:space="0" w:color="CCCCCC"/>
-              <w:right w:val="single" w:sz="4" w:space="0" w:color="CCCCCC"/>
-            </w:tcBorders>
-          </w:tcPr>
-          <w:p>
-            <w:pPr>
-              <w:spacing w:before="40" w:after="40"/>
-            </w:pPr>
-            <w:r>
-              <w:rPr>
-                <w:sz w:val="18"/>
-              </w:rPr>
-            </w:r>
-          </w:p>
-        </w:tc>
-      </w:tr>
-      <w:tr>
         <w:tc>
           <w:tcPr>
             <w:tcW w:type="dxa" w:w="1872"/>
@@ -3461,7 +3353,7 @@
               <w:rPr>
                 <w:sz w:val="18"/>
               </w:rPr>
-              <w:t>6.2</w:t>
+              <w:t>View submissions list + search/filter</w:t>
             </w:r>
           </w:p>
         </w:tc>
@@ -3482,9 +3374,11 @@
             </w:pPr>
             <w:r>
               <w:rPr>
-                <w:sz w:val="18"/>
-              </w:rPr>
-              <w:t>Move-out submission (landlord submission)</w:t>
+                <w:b/>
+                <w:color w:val="5F6B7A"/>
+                <w:sz w:val="18"/>
+              </w:rPr>
+              <w:t>PENDING</w:t>
             </w:r>
           </w:p>
         </w:tc>
@@ -3505,11 +3399,9 @@
             </w:pPr>
             <w:r>
               <w:rPr>
-                <w:b/>
-                <w:color w:val="5F6B7A"/>
-                <w:sz w:val="18"/>
-              </w:rPr>
-              <w:t>🔲 PENDING</w:t>
+                <w:sz w:val="18"/>
+              </w:rPr>
+              <w:t>—</w:t>
             </w:r>
           </w:p>
         </w:tc>
@@ -3532,10 +3424,125 @@
               <w:rPr>
                 <w:sz w:val="18"/>
               </w:rPr>
+            </w:r>
+          </w:p>
+        </w:tc>
+      </w:tr>
+      <w:tr>
+        <w:tc>
+          <w:tcPr>
+            <w:tcW w:type="dxa" w:w="1872"/>
+            <w:tcBorders>
+              <w:top w:val="single" w:sz="4" w:space="0" w:color="CCCCCC"/>
+              <w:left w:val="single" w:sz="4" w:space="0" w:color="CCCCCC"/>
+              <w:bottom w:val="single" w:sz="4" w:space="0" w:color="CCCCCC"/>
+              <w:right w:val="single" w:sz="4" w:space="0" w:color="CCCCCC"/>
+            </w:tcBorders>
+          </w:tcPr>
+          <w:p>
+            <w:pPr>
+              <w:spacing w:before="40" w:after="40"/>
+            </w:pPr>
+            <w:r>
+              <w:rPr>
+                <w:sz w:val="18"/>
+              </w:rPr>
+              <w:t>6.2</w:t>
+            </w:r>
+          </w:p>
+        </w:tc>
+        <w:tc>
+          <w:tcPr>
+            <w:tcW w:type="dxa" w:w="1872"/>
+            <w:tcBorders>
+              <w:top w:val="single" w:sz="4" w:space="0" w:color="CCCCCC"/>
+              <w:left w:val="single" w:sz="4" w:space="0" w:color="CCCCCC"/>
+              <w:bottom w:val="single" w:sz="4" w:space="0" w:color="CCCCCC"/>
+              <w:right w:val="single" w:sz="4" w:space="0" w:color="CCCCCC"/>
+            </w:tcBorders>
+          </w:tcPr>
+          <w:p>
+            <w:pPr>
+              <w:spacing w:before="40" w:after="40"/>
+            </w:pPr>
+            <w:r>
+              <w:rPr>
+                <w:sz w:val="18"/>
+              </w:rPr>
+              <w:t>Move-out submission (landlord submission)</w:t>
+            </w:r>
+          </w:p>
+        </w:tc>
+        <w:tc>
+          <w:tcPr>
+            <w:tcW w:type="dxa" w:w="1872"/>
+            <w:tcBorders>
+              <w:top w:val="single" w:sz="4" w:space="0" w:color="CCCCCC"/>
+              <w:left w:val="single" w:sz="4" w:space="0" w:color="CCCCCC"/>
+              <w:bottom w:val="single" w:sz="4" w:space="0" w:color="CCCCCC"/>
+              <w:right w:val="single" w:sz="4" w:space="0" w:color="CCCCCC"/>
+            </w:tcBorders>
+          </w:tcPr>
+          <w:p>
+            <w:pPr>
+              <w:spacing w:before="40" w:after="40"/>
+            </w:pPr>
+            <w:r>
+              <w:rPr>
+                <w:b/>
+                <w:color w:val="5F6B7A"/>
+                <w:sz w:val="18"/>
+              </w:rPr>
+              <w:t>PENDING</w:t>
+            </w:r>
+          </w:p>
+        </w:tc>
+        <w:tc>
+          <w:tcPr>
+            <w:tcW w:type="dxa" w:w="1872"/>
+            <w:tcBorders>
+              <w:top w:val="single" w:sz="4" w:space="0" w:color="CCCCCC"/>
+              <w:left w:val="single" w:sz="4" w:space="0" w:color="CCCCCC"/>
+              <w:bottom w:val="single" w:sz="4" w:space="0" w:color="CCCCCC"/>
+              <w:right w:val="single" w:sz="4" w:space="0" w:color="CCCCCC"/>
+            </w:tcBorders>
+          </w:tcPr>
+          <w:p>
+            <w:pPr>
+              <w:spacing w:before="40" w:after="40"/>
+            </w:pPr>
+            <w:r>
+              <w:rPr>
+                <w:sz w:val="18"/>
+              </w:rPr>
               <w:t>—</w:t>
             </w:r>
           </w:p>
         </w:tc>
+        <w:tc>
+          <w:tcPr>
+            <w:tcW w:type="dxa" w:w="1872"/>
+            <w:tcBorders>
+              <w:top w:val="single" w:sz="4" w:space="0" w:color="CCCCCC"/>
+              <w:left w:val="single" w:sz="4" w:space="0" w:color="CCCCCC"/>
+              <w:bottom w:val="single" w:sz="4" w:space="0" w:color="CCCCCC"/>
+              <w:right w:val="single" w:sz="4" w:space="0" w:color="CCCCCC"/>
+            </w:tcBorders>
+          </w:tcPr>
+          <w:p>
+            <w:pPr>
+              <w:spacing w:before="40" w:after="40"/>
+            </w:pPr>
+            <w:r>
+              <w:rPr>
+                <w:sz w:val="18"/>
+              </w:rPr>
+              <w:t>submission_type = 'landlord'</w:t>
+            </w:r>
+          </w:p>
+        </w:tc>
+      </w:tr>
+      <w:tr>
         <w:tc>
           <w:tcPr>
             <w:tcW w:type="dxa" w:w="1872"/>
@@ -3555,126 +3562,10 @@
               <w:rPr>
                 <w:sz w:val="18"/>
               </w:rPr>
-              <w:t>submission_type = 'landlord'</w:t>
-            </w:r>
-          </w:p>
-        </w:tc>
-      </w:tr>
-      <w:tr>
-        <w:tc>
-          <w:tcPr>
-            <w:tcW w:type="dxa" w:w="1872"/>
-            <w:tcBorders>
-              <w:top w:val="single" w:sz="4" w:space="0" w:color="CCCCCC"/>
-              <w:left w:val="single" w:sz="4" w:space="0" w:color="CCCCCC"/>
-              <w:bottom w:val="single" w:sz="4" w:space="0" w:color="CCCCCC"/>
-              <w:right w:val="single" w:sz="4" w:space="0" w:color="CCCCCC"/>
-            </w:tcBorders>
-          </w:tcPr>
-          <w:p>
-            <w:pPr>
-              <w:spacing w:before="40" w:after="40"/>
-            </w:pPr>
-            <w:r>
-              <w:rPr>
-                <w:sz w:val="18"/>
-              </w:rPr>
               <w:t>6.3</w:t>
             </w:r>
           </w:p>
         </w:tc>
-        <w:tc>
-          <w:tcPr>
-            <w:tcW w:type="dxa" w:w="1872"/>
-            <w:tcBorders>
-              <w:top w:val="single" w:sz="4" w:space="0" w:color="CCCCCC"/>
-              <w:left w:val="single" w:sz="4" w:space="0" w:color="CCCCCC"/>
-              <w:bottom w:val="single" w:sz="4" w:space="0" w:color="CCCCCC"/>
-              <w:right w:val="single" w:sz="4" w:space="0" w:color="CCCCCC"/>
-            </w:tcBorders>
-          </w:tcPr>
-          <w:p>
-            <w:pPr>
-              <w:spacing w:before="40" w:after="40"/>
-            </w:pPr>
-            <w:r>
-              <w:rPr>
-                <w:sz w:val="18"/>
-              </w:rPr>
-              <w:t>Move-in submission (tenant submission)</w:t>
-            </w:r>
-          </w:p>
-        </w:tc>
-        <w:tc>
-          <w:tcPr>
-            <w:tcW w:type="dxa" w:w="1872"/>
-            <w:tcBorders>
-              <w:top w:val="single" w:sz="4" w:space="0" w:color="CCCCCC"/>
-              <w:left w:val="single" w:sz="4" w:space="0" w:color="CCCCCC"/>
-              <w:bottom w:val="single" w:sz="4" w:space="0" w:color="CCCCCC"/>
-              <w:right w:val="single" w:sz="4" w:space="0" w:color="CCCCCC"/>
-            </w:tcBorders>
-          </w:tcPr>
-          <w:p>
-            <w:pPr>
-              <w:spacing w:before="40" w:after="40"/>
-            </w:pPr>
-            <w:r>
-              <w:rPr>
-                <w:b/>
-                <w:color w:val="5F6B7A"/>
-                <w:sz w:val="18"/>
-              </w:rPr>
-              <w:t>🔲 PENDING</w:t>
-            </w:r>
-          </w:p>
-        </w:tc>
-        <w:tc>
-          <w:tcPr>
-            <w:tcW w:type="dxa" w:w="1872"/>
-            <w:tcBorders>
-              <w:top w:val="single" w:sz="4" w:space="0" w:color="CCCCCC"/>
-              <w:left w:val="single" w:sz="4" w:space="0" w:color="CCCCCC"/>
-              <w:bottom w:val="single" w:sz="4" w:space="0" w:color="CCCCCC"/>
-              <w:right w:val="single" w:sz="4" w:space="0" w:color="CCCCCC"/>
-            </w:tcBorders>
-          </w:tcPr>
-          <w:p>
-            <w:pPr>
-              <w:spacing w:before="40" w:after="40"/>
-            </w:pPr>
-            <w:r>
-              <w:rPr>
-                <w:sz w:val="18"/>
-              </w:rPr>
-              <w:t>—</w:t>
-            </w:r>
-          </w:p>
-        </w:tc>
-        <w:tc>
-          <w:tcPr>
-            <w:tcW w:type="dxa" w:w="1872"/>
-            <w:tcBorders>
-              <w:top w:val="single" w:sz="4" w:space="0" w:color="CCCCCC"/>
-              <w:left w:val="single" w:sz="4" w:space="0" w:color="CCCCCC"/>
-              <w:bottom w:val="single" w:sz="4" w:space="0" w:color="CCCCCC"/>
-              <w:right w:val="single" w:sz="4" w:space="0" w:color="CCCCCC"/>
-            </w:tcBorders>
-          </w:tcPr>
-          <w:p>
-            <w:pPr>
-              <w:spacing w:before="40" w:after="40"/>
-            </w:pPr>
-            <w:r>
-              <w:rPr>
-                <w:sz w:val="18"/>
-              </w:rPr>
-              <w:t>submission_type = 'tenant'</w:t>
-            </w:r>
-          </w:p>
-        </w:tc>
-      </w:tr>
-      <w:tr>
         <w:tc>
           <w:tcPr>
             <w:tcW w:type="dxa" w:w="1872"/>
@@ -3694,7 +3585,7 @@
               <w:rPr>
                 <w:sz w:val="18"/>
               </w:rPr>
-              <w:t>6.4</w:t>
+              <w:t>Move-in submission (tenant submission)</w:t>
             </w:r>
           </w:p>
         </w:tc>
@@ -3715,9 +3606,11 @@
             </w:pPr>
             <w:r>
               <w:rPr>
-                <w:sz w:val="18"/>
-              </w:rPr>
-              <w:t>COT (Change of Tenancy) submission</w:t>
+                <w:b/>
+                <w:color w:val="5F6B7A"/>
+                <w:sz w:val="18"/>
+              </w:rPr>
+              <w:t>PENDING</w:t>
             </w:r>
           </w:p>
         </w:tc>
@@ -3738,11 +3631,9 @@
             </w:pPr>
             <w:r>
               <w:rPr>
-                <w:b/>
-                <w:color w:val="5F6B7A"/>
-                <w:sz w:val="18"/>
-              </w:rPr>
-              <w:t>🔲 PENDING</w:t>
+                <w:sz w:val="18"/>
+              </w:rPr>
+              <w:t>—</w:t>
             </w:r>
           </w:p>
         </w:tc>
@@ -3765,10 +3656,126 @@
               <w:rPr>
                 <w:sz w:val="18"/>
               </w:rPr>
+              <w:t>submission_type = 'tenant'</w:t>
+            </w:r>
+          </w:p>
+        </w:tc>
+      </w:tr>
+      <w:tr>
+        <w:tc>
+          <w:tcPr>
+            <w:tcW w:type="dxa" w:w="1872"/>
+            <w:tcBorders>
+              <w:top w:val="single" w:sz="4" w:space="0" w:color="CCCCCC"/>
+              <w:left w:val="single" w:sz="4" w:space="0" w:color="CCCCCC"/>
+              <w:bottom w:val="single" w:sz="4" w:space="0" w:color="CCCCCC"/>
+              <w:right w:val="single" w:sz="4" w:space="0" w:color="CCCCCC"/>
+            </w:tcBorders>
+          </w:tcPr>
+          <w:p>
+            <w:pPr>
+              <w:spacing w:before="40" w:after="40"/>
+            </w:pPr>
+            <w:r>
+              <w:rPr>
+                <w:sz w:val="18"/>
+              </w:rPr>
+              <w:t>6.4</w:t>
+            </w:r>
+          </w:p>
+        </w:tc>
+        <w:tc>
+          <w:tcPr>
+            <w:tcW w:type="dxa" w:w="1872"/>
+            <w:tcBorders>
+              <w:top w:val="single" w:sz="4" w:space="0" w:color="CCCCCC"/>
+              <w:left w:val="single" w:sz="4" w:space="0" w:color="CCCCCC"/>
+              <w:bottom w:val="single" w:sz="4" w:space="0" w:color="CCCCCC"/>
+              <w:right w:val="single" w:sz="4" w:space="0" w:color="CCCCCC"/>
+            </w:tcBorders>
+          </w:tcPr>
+          <w:p>
+            <w:pPr>
+              <w:spacing w:before="40" w:after="40"/>
+            </w:pPr>
+            <w:r>
+              <w:rPr>
+                <w:sz w:val="18"/>
+              </w:rPr>
+              <w:t>COT (Change of Tenancy) submission</w:t>
+            </w:r>
+          </w:p>
+        </w:tc>
+        <w:tc>
+          <w:tcPr>
+            <w:tcW w:type="dxa" w:w="1872"/>
+            <w:tcBorders>
+              <w:top w:val="single" w:sz="4" w:space="0" w:color="CCCCCC"/>
+              <w:left w:val="single" w:sz="4" w:space="0" w:color="CCCCCC"/>
+              <w:bottom w:val="single" w:sz="4" w:space="0" w:color="CCCCCC"/>
+              <w:right w:val="single" w:sz="4" w:space="0" w:color="CCCCCC"/>
+            </w:tcBorders>
+          </w:tcPr>
+          <w:p>
+            <w:pPr>
+              <w:spacing w:before="40" w:after="40"/>
+            </w:pPr>
+            <w:r>
+              <w:rPr>
+                <w:b/>
+                <w:color w:val="5F6B7A"/>
+                <w:sz w:val="18"/>
+              </w:rPr>
+              <w:t>PENDING</w:t>
+            </w:r>
+          </w:p>
+        </w:tc>
+        <w:tc>
+          <w:tcPr>
+            <w:tcW w:type="dxa" w:w="1872"/>
+            <w:tcBorders>
+              <w:top w:val="single" w:sz="4" w:space="0" w:color="CCCCCC"/>
+              <w:left w:val="single" w:sz="4" w:space="0" w:color="CCCCCC"/>
+              <w:bottom w:val="single" w:sz="4" w:space="0" w:color="CCCCCC"/>
+              <w:right w:val="single" w:sz="4" w:space="0" w:color="CCCCCC"/>
+            </w:tcBorders>
+          </w:tcPr>
+          <w:p>
+            <w:pPr>
+              <w:spacing w:before="40" w:after="40"/>
+            </w:pPr>
+            <w:r>
+              <w:rPr>
+                <w:sz w:val="18"/>
+              </w:rPr>
               <w:t>—</w:t>
             </w:r>
           </w:p>
         </w:tc>
+        <w:tc>
+          <w:tcPr>
+            <w:tcW w:type="dxa" w:w="1872"/>
+            <w:tcBorders>
+              <w:top w:val="single" w:sz="4" w:space="0" w:color="CCCCCC"/>
+              <w:left w:val="single" w:sz="4" w:space="0" w:color="CCCCCC"/>
+              <w:bottom w:val="single" w:sz="4" w:space="0" w:color="CCCCCC"/>
+              <w:right w:val="single" w:sz="4" w:space="0" w:color="CCCCCC"/>
+            </w:tcBorders>
+          </w:tcPr>
+          <w:p>
+            <w:pPr>
+              <w:spacing w:before="40" w:after="40"/>
+            </w:pPr>
+            <w:r>
+              <w:rPr>
+                <w:sz w:val="18"/>
+              </w:rPr>
+              <w:t>Combined move-out + move-in</w:t>
+            </w:r>
+          </w:p>
+        </w:tc>
+      </w:tr>
+      <w:tr>
         <w:tc>
           <w:tcPr>
             <w:tcW w:type="dxa" w:w="1872"/>
@@ -3788,125 +3795,10 @@
               <w:rPr>
                 <w:sz w:val="18"/>
               </w:rPr>
-              <w:t>Combined move-out + move-in</w:t>
-            </w:r>
-          </w:p>
-        </w:tc>
-      </w:tr>
-      <w:tr>
-        <w:tc>
-          <w:tcPr>
-            <w:tcW w:type="dxa" w:w="1872"/>
-            <w:tcBorders>
-              <w:top w:val="single" w:sz="4" w:space="0" w:color="CCCCCC"/>
-              <w:left w:val="single" w:sz="4" w:space="0" w:color="CCCCCC"/>
-              <w:bottom w:val="single" w:sz="4" w:space="0" w:color="CCCCCC"/>
-              <w:right w:val="single" w:sz="4" w:space="0" w:color="CCCCCC"/>
-            </w:tcBorders>
-          </w:tcPr>
-          <w:p>
-            <w:pPr>
-              <w:spacing w:before="40" w:after="40"/>
-            </w:pPr>
-            <w:r>
-              <w:rPr>
-                <w:sz w:val="18"/>
-              </w:rPr>
               <w:t>6.5</w:t>
             </w:r>
           </w:p>
         </w:tc>
-        <w:tc>
-          <w:tcPr>
-            <w:tcW w:type="dxa" w:w="1872"/>
-            <w:tcBorders>
-              <w:top w:val="single" w:sz="4" w:space="0" w:color="CCCCCC"/>
-              <w:left w:val="single" w:sz="4" w:space="0" w:color="CCCCCC"/>
-              <w:bottom w:val="single" w:sz="4" w:space="0" w:color="CCCCCC"/>
-              <w:right w:val="single" w:sz="4" w:space="0" w:color="CCCCCC"/>
-            </w:tcBorders>
-          </w:tcPr>
-          <w:p>
-            <w:pPr>
-              <w:spacing w:before="40" w:after="40"/>
-            </w:pPr>
-            <w:r>
-              <w:rPr>
-                <w:sz w:val="18"/>
-              </w:rPr>
-              <w:t>Submission cancellation</w:t>
-            </w:r>
-          </w:p>
-        </w:tc>
-        <w:tc>
-          <w:tcPr>
-            <w:tcW w:type="dxa" w:w="1872"/>
-            <w:tcBorders>
-              <w:top w:val="single" w:sz="4" w:space="0" w:color="CCCCCC"/>
-              <w:left w:val="single" w:sz="4" w:space="0" w:color="CCCCCC"/>
-              <w:bottom w:val="single" w:sz="4" w:space="0" w:color="CCCCCC"/>
-              <w:right w:val="single" w:sz="4" w:space="0" w:color="CCCCCC"/>
-            </w:tcBorders>
-          </w:tcPr>
-          <w:p>
-            <w:pPr>
-              <w:spacing w:before="40" w:after="40"/>
-            </w:pPr>
-            <w:r>
-              <w:rPr>
-                <w:b/>
-                <w:color w:val="5F6B7A"/>
-                <w:sz w:val="18"/>
-              </w:rPr>
-              <w:t>🔲 PENDING</w:t>
-            </w:r>
-          </w:p>
-        </w:tc>
-        <w:tc>
-          <w:tcPr>
-            <w:tcW w:type="dxa" w:w="1872"/>
-            <w:tcBorders>
-              <w:top w:val="single" w:sz="4" w:space="0" w:color="CCCCCC"/>
-              <w:left w:val="single" w:sz="4" w:space="0" w:color="CCCCCC"/>
-              <w:bottom w:val="single" w:sz="4" w:space="0" w:color="CCCCCC"/>
-              <w:right w:val="single" w:sz="4" w:space="0" w:color="CCCCCC"/>
-            </w:tcBorders>
-          </w:tcPr>
-          <w:p>
-            <w:pPr>
-              <w:spacing w:before="40" w:after="40"/>
-            </w:pPr>
-            <w:r>
-              <w:rPr>
-                <w:sz w:val="18"/>
-              </w:rPr>
-              <w:t>—</w:t>
-            </w:r>
-          </w:p>
-        </w:tc>
-        <w:tc>
-          <w:tcPr>
-            <w:tcW w:type="dxa" w:w="1872"/>
-            <w:tcBorders>
-              <w:top w:val="single" w:sz="4" w:space="0" w:color="CCCCCC"/>
-              <w:left w:val="single" w:sz="4" w:space="0" w:color="CCCCCC"/>
-              <w:bottom w:val="single" w:sz="4" w:space="0" w:color="CCCCCC"/>
-              <w:right w:val="single" w:sz="4" w:space="0" w:color="CCCCCC"/>
-            </w:tcBorders>
-          </w:tcPr>
-          <w:p>
-            <w:pPr>
-              <w:spacing w:before="40" w:after="40"/>
-            </w:pPr>
-            <w:r>
-              <w:rPr>
-                <w:sz w:val="18"/>
-              </w:rPr>
-            </w:r>
-          </w:p>
-        </w:tc>
-      </w:tr>
-      <w:tr>
         <w:tc>
           <w:tcPr>
             <w:tcW w:type="dxa" w:w="1872"/>
@@ -3926,7 +3818,7 @@
               <w:rPr>
                 <w:sz w:val="18"/>
               </w:rPr>
-              <w:t>6.6</w:t>
+              <w:t>Submission cancellation</w:t>
             </w:r>
           </w:p>
         </w:tc>
@@ -3947,9 +3839,11 @@
             </w:pPr>
             <w:r>
               <w:rPr>
-                <w:sz w:val="18"/>
-              </w:rPr>
-              <w:t>Late cancellation flow</w:t>
+                <w:b/>
+                <w:color w:val="5F6B7A"/>
+                <w:sz w:val="18"/>
+              </w:rPr>
+              <w:t>PENDING</w:t>
             </w:r>
           </w:p>
         </w:tc>
@@ -3970,11 +3864,9 @@
             </w:pPr>
             <w:r>
               <w:rPr>
-                <w:b/>
-                <w:color w:val="5F6B7A"/>
-                <w:sz w:val="18"/>
-              </w:rPr>
-              <w:t>🔲 PENDING</w:t>
+                <w:sz w:val="18"/>
+              </w:rPr>
+              <w:t>—</w:t>
             </w:r>
           </w:p>
         </w:tc>
@@ -3997,10 +3889,11 @@
               <w:rPr>
                 <w:sz w:val="18"/>
               </w:rPr>
-              <w:t>—</w:t>
-            </w:r>
-          </w:p>
-        </w:tc>
+            </w:r>
+          </w:p>
+        </w:tc>
+      </w:tr>
+      <w:tr>
         <w:tc>
           <w:tcPr>
             <w:tcW w:type="dxa" w:w="1872"/>
@@ -4010,7 +3903,96 @@
               <w:bottom w:val="single" w:sz="4" w:space="0" w:color="CCCCCC"/>
               <w:right w:val="single" w:sz="4" w:space="0" w:color="CCCCCC"/>
             </w:tcBorders>
-            <w:shd w:val="clear" w:color="auto" w:fill="F3F4F6"/>
+          </w:tcPr>
+          <w:p>
+            <w:pPr>
+              <w:spacing w:before="40" w:after="40"/>
+            </w:pPr>
+            <w:r>
+              <w:rPr>
+                <w:sz w:val="18"/>
+              </w:rPr>
+              <w:t>6.6</w:t>
+            </w:r>
+          </w:p>
+        </w:tc>
+        <w:tc>
+          <w:tcPr>
+            <w:tcW w:type="dxa" w:w="1872"/>
+            <w:tcBorders>
+              <w:top w:val="single" w:sz="4" w:space="0" w:color="CCCCCC"/>
+              <w:left w:val="single" w:sz="4" w:space="0" w:color="CCCCCC"/>
+              <w:bottom w:val="single" w:sz="4" w:space="0" w:color="CCCCCC"/>
+              <w:right w:val="single" w:sz="4" w:space="0" w:color="CCCCCC"/>
+            </w:tcBorders>
+          </w:tcPr>
+          <w:p>
+            <w:pPr>
+              <w:spacing w:before="40" w:after="40"/>
+            </w:pPr>
+            <w:r>
+              <w:rPr>
+                <w:sz w:val="18"/>
+              </w:rPr>
+              <w:t>Late cancellation flow</w:t>
+            </w:r>
+          </w:p>
+        </w:tc>
+        <w:tc>
+          <w:tcPr>
+            <w:tcW w:type="dxa" w:w="1872"/>
+            <w:tcBorders>
+              <w:top w:val="single" w:sz="4" w:space="0" w:color="CCCCCC"/>
+              <w:left w:val="single" w:sz="4" w:space="0" w:color="CCCCCC"/>
+              <w:bottom w:val="single" w:sz="4" w:space="0" w:color="CCCCCC"/>
+              <w:right w:val="single" w:sz="4" w:space="0" w:color="CCCCCC"/>
+            </w:tcBorders>
+          </w:tcPr>
+          <w:p>
+            <w:pPr>
+              <w:spacing w:before="40" w:after="40"/>
+            </w:pPr>
+            <w:r>
+              <w:rPr>
+                <w:b/>
+                <w:color w:val="5F6B7A"/>
+                <w:sz w:val="18"/>
+              </w:rPr>
+              <w:t>PENDING</w:t>
+            </w:r>
+          </w:p>
+        </w:tc>
+        <w:tc>
+          <w:tcPr>
+            <w:tcW w:type="dxa" w:w="1872"/>
+            <w:tcBorders>
+              <w:top w:val="single" w:sz="4" w:space="0" w:color="CCCCCC"/>
+              <w:left w:val="single" w:sz="4" w:space="0" w:color="CCCCCC"/>
+              <w:bottom w:val="single" w:sz="4" w:space="0" w:color="CCCCCC"/>
+              <w:right w:val="single" w:sz="4" w:space="0" w:color="CCCCCC"/>
+            </w:tcBorders>
+          </w:tcPr>
+          <w:p>
+            <w:pPr>
+              <w:spacing w:before="40" w:after="40"/>
+            </w:pPr>
+            <w:r>
+              <w:rPr>
+                <w:sz w:val="18"/>
+              </w:rPr>
+              <w:t>—</w:t>
+            </w:r>
+          </w:p>
+        </w:tc>
+        <w:tc>
+          <w:tcPr>
+            <w:tcW w:type="dxa" w:w="1872"/>
+            <w:tcBorders>
+              <w:top w:val="single" w:sz="4" w:space="0" w:color="CCCCCC"/>
+              <w:left w:val="single" w:sz="4" w:space="0" w:color="CCCCCC"/>
+              <w:bottom w:val="single" w:sz="4" w:space="0" w:color="CCCCCC"/>
+              <w:right w:val="single" w:sz="4" w:space="0" w:color="CCCCCC"/>
+            </w:tcBorders>
           </w:tcPr>
           <w:p>
             <w:pPr>
@@ -4029,15 +4011,10 @@
     <w:p/>
     <w:p>
       <w:pPr>
-        <w:spacing w:before="40" w:after="40"/>
-      </w:pPr>
-    </w:p>
-    <w:p>
-      <w:pPr>
         <w:pStyle w:val="Heading1"/>
       </w:pPr>
       <w:r>
-        <w:t>Area 2 — Admin Reporting (7 areas)</w:t>
+        <w:t>Admin Reporting (7 areas)</w:t>
       </w:r>
     </w:p>
     <w:tbl>
@@ -4145,6 +4122,7 @@
               <w:bottom w:val="single" w:sz="4" w:space="0" w:color="CCCCCC"/>
               <w:right w:val="single" w:sz="4" w:space="0" w:color="CCCCCC"/>
             </w:tcBorders>
+            <w:shd w:val="clear" w:color="auto" w:fill="F3F4F6"/>
           </w:tcPr>
           <w:p>
             <w:pPr>
@@ -4158,98 +4136,6 @@
             </w:r>
           </w:p>
         </w:tc>
-        <w:tc>
-          <w:tcPr>
-            <w:tcW w:type="dxa" w:w="1872"/>
-            <w:tcBorders>
-              <w:top w:val="single" w:sz="4" w:space="0" w:color="CCCCCC"/>
-              <w:left w:val="single" w:sz="4" w:space="0" w:color="CCCCCC"/>
-              <w:bottom w:val="single" w:sz="4" w:space="0" w:color="CCCCCC"/>
-              <w:right w:val="single" w:sz="4" w:space="0" w:color="CCCCCC"/>
-            </w:tcBorders>
-          </w:tcPr>
-          <w:p>
-            <w:pPr>
-              <w:spacing w:before="40" w:after="40"/>
-            </w:pPr>
-            <w:r>
-              <w:rPr>
-                <w:sz w:val="18"/>
-              </w:rPr>
-              <w:t>Conversions report</w:t>
-            </w:r>
-          </w:p>
-        </w:tc>
-        <w:tc>
-          <w:tcPr>
-            <w:tcW w:type="dxa" w:w="1872"/>
-            <w:tcBorders>
-              <w:top w:val="single" w:sz="4" w:space="0" w:color="CCCCCC"/>
-              <w:left w:val="single" w:sz="4" w:space="0" w:color="CCCCCC"/>
-              <w:bottom w:val="single" w:sz="4" w:space="0" w:color="CCCCCC"/>
-              <w:right w:val="single" w:sz="4" w:space="0" w:color="CCCCCC"/>
-            </w:tcBorders>
-          </w:tcPr>
-          <w:p>
-            <w:pPr>
-              <w:spacing w:before="40" w:after="40"/>
-            </w:pPr>
-            <w:r>
-              <w:rPr>
-                <w:b/>
-                <w:color w:val="5F6B7A"/>
-                <w:sz w:val="18"/>
-              </w:rPr>
-              <w:t>🔲 PENDING</w:t>
-            </w:r>
-          </w:p>
-        </w:tc>
-        <w:tc>
-          <w:tcPr>
-            <w:tcW w:type="dxa" w:w="1872"/>
-            <w:tcBorders>
-              <w:top w:val="single" w:sz="4" w:space="0" w:color="CCCCCC"/>
-              <w:left w:val="single" w:sz="4" w:space="0" w:color="CCCCCC"/>
-              <w:bottom w:val="single" w:sz="4" w:space="0" w:color="CCCCCC"/>
-              <w:right w:val="single" w:sz="4" w:space="0" w:color="CCCCCC"/>
-            </w:tcBorders>
-          </w:tcPr>
-          <w:p>
-            <w:pPr>
-              <w:spacing w:before="40" w:after="40"/>
-            </w:pPr>
-            <w:r>
-              <w:rPr>
-                <w:sz w:val="18"/>
-              </w:rPr>
-              <w:t>—</w:t>
-            </w:r>
-          </w:p>
-        </w:tc>
-        <w:tc>
-          <w:tcPr>
-            <w:tcW w:type="dxa" w:w="1872"/>
-            <w:tcBorders>
-              <w:top w:val="single" w:sz="4" w:space="0" w:color="CCCCCC"/>
-              <w:left w:val="single" w:sz="4" w:space="0" w:color="CCCCCC"/>
-              <w:bottom w:val="single" w:sz="4" w:space="0" w:color="CCCCCC"/>
-              <w:right w:val="single" w:sz="4" w:space="0" w:color="CCCCCC"/>
-            </w:tcBorders>
-          </w:tcPr>
-          <w:p>
-            <w:pPr>
-              <w:spacing w:before="40" w:after="40"/>
-            </w:pPr>
-            <w:r>
-              <w:rPr>
-                <w:sz w:val="18"/>
-              </w:rPr>
-              <w:t>OVO outcome codes (SALI, DONS, FDFD, etc.)</w:t>
-            </w:r>
-          </w:p>
-        </w:tc>
-      </w:tr>
-      <w:tr>
         <w:tc>
           <w:tcPr>
             <w:tcW w:type="dxa" w:w="1872"/>
@@ -4269,7 +4155,7 @@
               <w:rPr>
                 <w:sz w:val="18"/>
               </w:rPr>
-              <w:t>7.2</w:t>
+              <w:t>Conversions report</w:t>
             </w:r>
           </w:p>
         </w:tc>
@@ -4290,9 +4176,11 @@
             </w:pPr>
             <w:r>
               <w:rPr>
-                <w:sz w:val="18"/>
-              </w:rPr>
-              <w:t>OVO batch file mirror (landlord/tenant submissions)</w:t>
+                <w:b/>
+                <w:color w:val="5F6B7A"/>
+                <w:sz w:val="18"/>
+              </w:rPr>
+              <w:t>PENDING</w:t>
             </w:r>
           </w:p>
         </w:tc>
@@ -4313,11 +4201,9 @@
             </w:pPr>
             <w:r>
               <w:rPr>
-                <w:b/>
-                <w:color w:val="5F6B7A"/>
-                <w:sz w:val="18"/>
-              </w:rPr>
-              <w:t>🔲 PENDING</w:t>
+                <w:sz w:val="18"/>
+              </w:rPr>
+              <w:t>—</w:t>
             </w:r>
           </w:p>
         </w:tc>
@@ -4340,10 +4226,126 @@
               <w:rPr>
                 <w:sz w:val="18"/>
               </w:rPr>
+              <w:t>OVO outcome codes (SALI, DONS, FDFD, etc.)</w:t>
+            </w:r>
+          </w:p>
+        </w:tc>
+      </w:tr>
+      <w:tr>
+        <w:tc>
+          <w:tcPr>
+            <w:tcW w:type="dxa" w:w="1872"/>
+            <w:tcBorders>
+              <w:top w:val="single" w:sz="4" w:space="0" w:color="CCCCCC"/>
+              <w:left w:val="single" w:sz="4" w:space="0" w:color="CCCCCC"/>
+              <w:bottom w:val="single" w:sz="4" w:space="0" w:color="CCCCCC"/>
+              <w:right w:val="single" w:sz="4" w:space="0" w:color="CCCCCC"/>
+            </w:tcBorders>
+          </w:tcPr>
+          <w:p>
+            <w:pPr>
+              <w:spacing w:before="40" w:after="40"/>
+            </w:pPr>
+            <w:r>
+              <w:rPr>
+                <w:sz w:val="18"/>
+              </w:rPr>
+              <w:t>7.2</w:t>
+            </w:r>
+          </w:p>
+        </w:tc>
+        <w:tc>
+          <w:tcPr>
+            <w:tcW w:type="dxa" w:w="1872"/>
+            <w:tcBorders>
+              <w:top w:val="single" w:sz="4" w:space="0" w:color="CCCCCC"/>
+              <w:left w:val="single" w:sz="4" w:space="0" w:color="CCCCCC"/>
+              <w:bottom w:val="single" w:sz="4" w:space="0" w:color="CCCCCC"/>
+              <w:right w:val="single" w:sz="4" w:space="0" w:color="CCCCCC"/>
+            </w:tcBorders>
+          </w:tcPr>
+          <w:p>
+            <w:pPr>
+              <w:spacing w:before="40" w:after="40"/>
+            </w:pPr>
+            <w:r>
+              <w:rPr>
+                <w:sz w:val="18"/>
+              </w:rPr>
+              <w:t>OVO batch file mirror (landlord/tenant submissions)</w:t>
+            </w:r>
+          </w:p>
+        </w:tc>
+        <w:tc>
+          <w:tcPr>
+            <w:tcW w:type="dxa" w:w="1872"/>
+            <w:tcBorders>
+              <w:top w:val="single" w:sz="4" w:space="0" w:color="CCCCCC"/>
+              <w:left w:val="single" w:sz="4" w:space="0" w:color="CCCCCC"/>
+              <w:bottom w:val="single" w:sz="4" w:space="0" w:color="CCCCCC"/>
+              <w:right w:val="single" w:sz="4" w:space="0" w:color="CCCCCC"/>
+            </w:tcBorders>
+          </w:tcPr>
+          <w:p>
+            <w:pPr>
+              <w:spacing w:before="40" w:after="40"/>
+            </w:pPr>
+            <w:r>
+              <w:rPr>
+                <w:b/>
+                <w:color w:val="5F6B7A"/>
+                <w:sz w:val="18"/>
+              </w:rPr>
+              <w:t>PENDING</w:t>
+            </w:r>
+          </w:p>
+        </w:tc>
+        <w:tc>
+          <w:tcPr>
+            <w:tcW w:type="dxa" w:w="1872"/>
+            <w:tcBorders>
+              <w:top w:val="single" w:sz="4" w:space="0" w:color="CCCCCC"/>
+              <w:left w:val="single" w:sz="4" w:space="0" w:color="CCCCCC"/>
+              <w:bottom w:val="single" w:sz="4" w:space="0" w:color="CCCCCC"/>
+              <w:right w:val="single" w:sz="4" w:space="0" w:color="CCCCCC"/>
+            </w:tcBorders>
+          </w:tcPr>
+          <w:p>
+            <w:pPr>
+              <w:spacing w:before="40" w:after="40"/>
+            </w:pPr>
+            <w:r>
+              <w:rPr>
+                <w:sz w:val="18"/>
+              </w:rPr>
               <w:t>—</w:t>
             </w:r>
           </w:p>
         </w:tc>
+        <w:tc>
+          <w:tcPr>
+            <w:tcW w:type="dxa" w:w="1872"/>
+            <w:tcBorders>
+              <w:top w:val="single" w:sz="4" w:space="0" w:color="CCCCCC"/>
+              <w:left w:val="single" w:sz="4" w:space="0" w:color="CCCCCC"/>
+              <w:bottom w:val="single" w:sz="4" w:space="0" w:color="CCCCCC"/>
+              <w:right w:val="single" w:sz="4" w:space="0" w:color="CCCCCC"/>
+            </w:tcBorders>
+          </w:tcPr>
+          <w:p>
+            <w:pPr>
+              <w:spacing w:before="40" w:after="40"/>
+            </w:pPr>
+            <w:r>
+              <w:rPr>
+                <w:sz w:val="18"/>
+              </w:rPr>
+              <w:t>reporting_production DB</w:t>
+            </w:r>
+          </w:p>
+        </w:tc>
+      </w:tr>
+      <w:tr>
         <w:tc>
           <w:tcPr>
             <w:tcW w:type="dxa" w:w="1872"/>
@@ -4363,126 +4365,10 @@
               <w:rPr>
                 <w:sz w:val="18"/>
               </w:rPr>
-              <w:t>reporting_production DB</w:t>
-            </w:r>
-          </w:p>
-        </w:tc>
-      </w:tr>
-      <w:tr>
-        <w:tc>
-          <w:tcPr>
-            <w:tcW w:type="dxa" w:w="1872"/>
-            <w:tcBorders>
-              <w:top w:val="single" w:sz="4" w:space="0" w:color="CCCCCC"/>
-              <w:left w:val="single" w:sz="4" w:space="0" w:color="CCCCCC"/>
-              <w:bottom w:val="single" w:sz="4" w:space="0" w:color="CCCCCC"/>
-              <w:right w:val="single" w:sz="4" w:space="0" w:color="CCCCCC"/>
-            </w:tcBorders>
-          </w:tcPr>
-          <w:p>
-            <w:pPr>
-              <w:spacing w:before="40" w:after="40"/>
-            </w:pPr>
-            <w:r>
-              <w:rPr>
-                <w:sz w:val="18"/>
-              </w:rPr>
               <w:t>7.3</w:t>
             </w:r>
           </w:p>
         </w:tc>
-        <w:tc>
-          <w:tcPr>
-            <w:tcW w:type="dxa" w:w="1872"/>
-            <w:tcBorders>
-              <w:top w:val="single" w:sz="4" w:space="0" w:color="CCCCCC"/>
-              <w:left w:val="single" w:sz="4" w:space="0" w:color="CCCCCC"/>
-              <w:bottom w:val="single" w:sz="4" w:space="0" w:color="CCCCCC"/>
-              <w:right w:val="single" w:sz="4" w:space="0" w:color="CCCCCC"/>
-            </w:tcBorders>
-          </w:tcPr>
-          <w:p>
-            <w:pPr>
-              <w:spacing w:before="40" w:after="40"/>
-            </w:pPr>
-            <w:r>
-              <w:rPr>
-                <w:sz w:val="18"/>
-              </w:rPr>
-              <w:t>28DV property report</w:t>
-            </w:r>
-          </w:p>
-        </w:tc>
-        <w:tc>
-          <w:tcPr>
-            <w:tcW w:type="dxa" w:w="1872"/>
-            <w:tcBorders>
-              <w:top w:val="single" w:sz="4" w:space="0" w:color="CCCCCC"/>
-              <w:left w:val="single" w:sz="4" w:space="0" w:color="CCCCCC"/>
-              <w:bottom w:val="single" w:sz="4" w:space="0" w:color="CCCCCC"/>
-              <w:right w:val="single" w:sz="4" w:space="0" w:color="CCCCCC"/>
-            </w:tcBorders>
-          </w:tcPr>
-          <w:p>
-            <w:pPr>
-              <w:spacing w:before="40" w:after="40"/>
-            </w:pPr>
-            <w:r>
-              <w:rPr>
-                <w:b/>
-                <w:color w:val="5F6B7A"/>
-                <w:sz w:val="18"/>
-              </w:rPr>
-              <w:t>🔲 PENDING</w:t>
-            </w:r>
-          </w:p>
-        </w:tc>
-        <w:tc>
-          <w:tcPr>
-            <w:tcW w:type="dxa" w:w="1872"/>
-            <w:tcBorders>
-              <w:top w:val="single" w:sz="4" w:space="0" w:color="CCCCCC"/>
-              <w:left w:val="single" w:sz="4" w:space="0" w:color="CCCCCC"/>
-              <w:bottom w:val="single" w:sz="4" w:space="0" w:color="CCCCCC"/>
-              <w:right w:val="single" w:sz="4" w:space="0" w:color="CCCCCC"/>
-            </w:tcBorders>
-          </w:tcPr>
-          <w:p>
-            <w:pPr>
-              <w:spacing w:before="40" w:after="40"/>
-            </w:pPr>
-            <w:r>
-              <w:rPr>
-                <w:sz w:val="18"/>
-              </w:rPr>
-              <w:t>—</w:t>
-            </w:r>
-          </w:p>
-        </w:tc>
-        <w:tc>
-          <w:tcPr>
-            <w:tcW w:type="dxa" w:w="1872"/>
-            <w:tcBorders>
-              <w:top w:val="single" w:sz="4" w:space="0" w:color="CCCCCC"/>
-              <w:left w:val="single" w:sz="4" w:space="0" w:color="CCCCCC"/>
-              <w:bottom w:val="single" w:sz="4" w:space="0" w:color="CCCCCC"/>
-              <w:right w:val="single" w:sz="4" w:space="0" w:color="CCCCCC"/>
-            </w:tcBorders>
-          </w:tcPr>
-          <w:p>
-            <w:pPr>
-              <w:spacing w:before="40" w:after="40"/>
-            </w:pPr>
-            <w:r>
-              <w:rPr>
-                <w:sz w:val="18"/>
-              </w:rPr>
-              <w:t>~425k records</w:t>
-            </w:r>
-          </w:p>
-        </w:tc>
-      </w:tr>
-      <w:tr>
         <w:tc>
           <w:tcPr>
             <w:tcW w:type="dxa" w:w="1872"/>
@@ -4502,7 +4388,7 @@
               <w:rPr>
                 <w:sz w:val="18"/>
               </w:rPr>
-              <w:t>7.4</w:t>
+              <w:t>28DV property report</w:t>
             </w:r>
           </w:p>
         </w:tc>
@@ -4523,9 +4409,11 @@
             </w:pPr>
             <w:r>
               <w:rPr>
-                <w:sz w:val="18"/>
-              </w:rPr>
-              <w:t>Dropout / CNF report</w:t>
+                <w:b/>
+                <w:color w:val="5F6B7A"/>
+                <w:sz w:val="18"/>
+              </w:rPr>
+              <w:t>PENDING</w:t>
             </w:r>
           </w:p>
         </w:tc>
@@ -4546,11 +4434,9 @@
             </w:pPr>
             <w:r>
               <w:rPr>
-                <w:b/>
-                <w:color w:val="5F6B7A"/>
-                <w:sz w:val="18"/>
-              </w:rPr>
-              <w:t>🔲 PENDING</w:t>
+                <w:sz w:val="18"/>
+              </w:rPr>
+              <w:t>—</w:t>
             </w:r>
           </w:p>
         </w:tc>
@@ -4573,10 +4459,126 @@
               <w:rPr>
                 <w:sz w:val="18"/>
               </w:rPr>
+              <w:t>~425k records</w:t>
+            </w:r>
+          </w:p>
+        </w:tc>
+      </w:tr>
+      <w:tr>
+        <w:tc>
+          <w:tcPr>
+            <w:tcW w:type="dxa" w:w="1872"/>
+            <w:tcBorders>
+              <w:top w:val="single" w:sz="4" w:space="0" w:color="CCCCCC"/>
+              <w:left w:val="single" w:sz="4" w:space="0" w:color="CCCCCC"/>
+              <w:bottom w:val="single" w:sz="4" w:space="0" w:color="CCCCCC"/>
+              <w:right w:val="single" w:sz="4" w:space="0" w:color="CCCCCC"/>
+            </w:tcBorders>
+          </w:tcPr>
+          <w:p>
+            <w:pPr>
+              <w:spacing w:before="40" w:after="40"/>
+            </w:pPr>
+            <w:r>
+              <w:rPr>
+                <w:sz w:val="18"/>
+              </w:rPr>
+              <w:t>7.4</w:t>
+            </w:r>
+          </w:p>
+        </w:tc>
+        <w:tc>
+          <w:tcPr>
+            <w:tcW w:type="dxa" w:w="1872"/>
+            <w:tcBorders>
+              <w:top w:val="single" w:sz="4" w:space="0" w:color="CCCCCC"/>
+              <w:left w:val="single" w:sz="4" w:space="0" w:color="CCCCCC"/>
+              <w:bottom w:val="single" w:sz="4" w:space="0" w:color="CCCCCC"/>
+              <w:right w:val="single" w:sz="4" w:space="0" w:color="CCCCCC"/>
+            </w:tcBorders>
+          </w:tcPr>
+          <w:p>
+            <w:pPr>
+              <w:spacing w:before="40" w:after="40"/>
+            </w:pPr>
+            <w:r>
+              <w:rPr>
+                <w:sz w:val="18"/>
+              </w:rPr>
+              <w:t>Dropout / CNF report</w:t>
+            </w:r>
+          </w:p>
+        </w:tc>
+        <w:tc>
+          <w:tcPr>
+            <w:tcW w:type="dxa" w:w="1872"/>
+            <w:tcBorders>
+              <w:top w:val="single" w:sz="4" w:space="0" w:color="CCCCCC"/>
+              <w:left w:val="single" w:sz="4" w:space="0" w:color="CCCCCC"/>
+              <w:bottom w:val="single" w:sz="4" w:space="0" w:color="CCCCCC"/>
+              <w:right w:val="single" w:sz="4" w:space="0" w:color="CCCCCC"/>
+            </w:tcBorders>
+          </w:tcPr>
+          <w:p>
+            <w:pPr>
+              <w:spacing w:before="40" w:after="40"/>
+            </w:pPr>
+            <w:r>
+              <w:rPr>
+                <w:b/>
+                <w:color w:val="5F6B7A"/>
+                <w:sz w:val="18"/>
+              </w:rPr>
+              <w:t>PENDING</w:t>
+            </w:r>
+          </w:p>
+        </w:tc>
+        <w:tc>
+          <w:tcPr>
+            <w:tcW w:type="dxa" w:w="1872"/>
+            <w:tcBorders>
+              <w:top w:val="single" w:sz="4" w:space="0" w:color="CCCCCC"/>
+              <w:left w:val="single" w:sz="4" w:space="0" w:color="CCCCCC"/>
+              <w:bottom w:val="single" w:sz="4" w:space="0" w:color="CCCCCC"/>
+              <w:right w:val="single" w:sz="4" w:space="0" w:color="CCCCCC"/>
+            </w:tcBorders>
+          </w:tcPr>
+          <w:p>
+            <w:pPr>
+              <w:spacing w:before="40" w:after="40"/>
+            </w:pPr>
+            <w:r>
+              <w:rPr>
+                <w:sz w:val="18"/>
+              </w:rPr>
               <w:t>—</w:t>
             </w:r>
           </w:p>
         </w:tc>
+        <w:tc>
+          <w:tcPr>
+            <w:tcW w:type="dxa" w:w="1872"/>
+            <w:tcBorders>
+              <w:top w:val="single" w:sz="4" w:space="0" w:color="CCCCCC"/>
+              <w:left w:val="single" w:sz="4" w:space="0" w:color="CCCCCC"/>
+              <w:bottom w:val="single" w:sz="4" w:space="0" w:color="CCCCCC"/>
+              <w:right w:val="single" w:sz="4" w:space="0" w:color="CCCCCC"/>
+            </w:tcBorders>
+          </w:tcPr>
+          <w:p>
+            <w:pPr>
+              <w:spacing w:before="40" w:after="40"/>
+            </w:pPr>
+            <w:r>
+              <w:rPr>
+                <w:sz w:val="18"/>
+              </w:rPr>
+              <w:t>Cannot Find (~10-20% of moves)</w:t>
+            </w:r>
+          </w:p>
+        </w:tc>
+      </w:tr>
+      <w:tr>
         <w:tc>
           <w:tcPr>
             <w:tcW w:type="dxa" w:w="1872"/>
@@ -4596,126 +4598,10 @@
               <w:rPr>
                 <w:sz w:val="18"/>
               </w:rPr>
-              <w:t>Cannot Find (~10–20% of moves)</w:t>
-            </w:r>
-          </w:p>
-        </w:tc>
-      </w:tr>
-      <w:tr>
-        <w:tc>
-          <w:tcPr>
-            <w:tcW w:type="dxa" w:w="1872"/>
-            <w:tcBorders>
-              <w:top w:val="single" w:sz="4" w:space="0" w:color="CCCCCC"/>
-              <w:left w:val="single" w:sz="4" w:space="0" w:color="CCCCCC"/>
-              <w:bottom w:val="single" w:sz="4" w:space="0" w:color="CCCCCC"/>
-              <w:right w:val="single" w:sz="4" w:space="0" w:color="CCCCCC"/>
-            </w:tcBorders>
-          </w:tcPr>
-          <w:p>
-            <w:pPr>
-              <w:spacing w:before="40" w:after="40"/>
-            </w:pPr>
-            <w:r>
-              <w:rPr>
-                <w:sz w:val="18"/>
-              </w:rPr>
               <w:t>7.5</w:t>
             </w:r>
           </w:p>
         </w:tc>
-        <w:tc>
-          <w:tcPr>
-            <w:tcW w:type="dxa" w:w="1872"/>
-            <w:tcBorders>
-              <w:top w:val="single" w:sz="4" w:space="0" w:color="CCCCCC"/>
-              <w:left w:val="single" w:sz="4" w:space="0" w:color="CCCCCC"/>
-              <w:bottom w:val="single" w:sz="4" w:space="0" w:color="CCCCCC"/>
-              <w:right w:val="single" w:sz="4" w:space="0" w:color="CCCCCC"/>
-            </w:tcBorders>
-          </w:tcPr>
-          <w:p>
-            <w:pPr>
-              <w:spacing w:before="40" w:after="40"/>
-            </w:pPr>
-            <w:r>
-              <w:rPr>
-                <w:sz w:val="18"/>
-              </w:rPr>
-              <w:t>CWN (Council Web Notification) status</w:t>
-            </w:r>
-          </w:p>
-        </w:tc>
-        <w:tc>
-          <w:tcPr>
-            <w:tcW w:type="dxa" w:w="1872"/>
-            <w:tcBorders>
-              <w:top w:val="single" w:sz="4" w:space="0" w:color="CCCCCC"/>
-              <w:left w:val="single" w:sz="4" w:space="0" w:color="CCCCCC"/>
-              <w:bottom w:val="single" w:sz="4" w:space="0" w:color="CCCCCC"/>
-              <w:right w:val="single" w:sz="4" w:space="0" w:color="CCCCCC"/>
-            </w:tcBorders>
-          </w:tcPr>
-          <w:p>
-            <w:pPr>
-              <w:spacing w:before="40" w:after="40"/>
-            </w:pPr>
-            <w:r>
-              <w:rPr>
-                <w:b/>
-                <w:color w:val="5F6B7A"/>
-                <w:sz w:val="18"/>
-              </w:rPr>
-              <w:t>🔲 PENDING</w:t>
-            </w:r>
-          </w:p>
-        </w:tc>
-        <w:tc>
-          <w:tcPr>
-            <w:tcW w:type="dxa" w:w="1872"/>
-            <w:tcBorders>
-              <w:top w:val="single" w:sz="4" w:space="0" w:color="CCCCCC"/>
-              <w:left w:val="single" w:sz="4" w:space="0" w:color="CCCCCC"/>
-              <w:bottom w:val="single" w:sz="4" w:space="0" w:color="CCCCCC"/>
-              <w:right w:val="single" w:sz="4" w:space="0" w:color="CCCCCC"/>
-            </w:tcBorders>
-          </w:tcPr>
-          <w:p>
-            <w:pPr>
-              <w:spacing w:before="40" w:after="40"/>
-            </w:pPr>
-            <w:r>
-              <w:rPr>
-                <w:sz w:val="18"/>
-              </w:rPr>
-              <w:t>—</w:t>
-            </w:r>
-          </w:p>
-        </w:tc>
-        <w:tc>
-          <w:tcPr>
-            <w:tcW w:type="dxa" w:w="1872"/>
-            <w:tcBorders>
-              <w:top w:val="single" w:sz="4" w:space="0" w:color="CCCCCC"/>
-              <w:left w:val="single" w:sz="4" w:space="0" w:color="CCCCCC"/>
-              <w:bottom w:val="single" w:sz="4" w:space="0" w:color="CCCCCC"/>
-              <w:right w:val="single" w:sz="4" w:space="0" w:color="CCCCCC"/>
-            </w:tcBorders>
-          </w:tcPr>
-          <w:p>
-            <w:pPr>
-              <w:spacing w:before="40" w:after="40"/>
-            </w:pPr>
-            <w:r>
-              <w:rPr>
-                <w:sz w:val="18"/>
-              </w:rPr>
-              <w:t>council_web_notifications table</w:t>
-            </w:r>
-          </w:p>
-        </w:tc>
-      </w:tr>
-      <w:tr>
         <w:tc>
           <w:tcPr>
             <w:tcW w:type="dxa" w:w="1872"/>
@@ -4735,7 +4621,7 @@
               <w:rPr>
                 <w:sz w:val="18"/>
               </w:rPr>
-              <w:t>7.6</w:t>
+              <w:t>CWN (Council Web Notification) status</w:t>
             </w:r>
           </w:p>
         </w:tc>
@@ -4756,9 +4642,11 @@
             </w:pPr>
             <w:r>
               <w:rPr>
-                <w:sz w:val="18"/>
-              </w:rPr>
-              <w:t>Erroneous transfers</w:t>
+                <w:b/>
+                <w:color w:val="5F6B7A"/>
+                <w:sz w:val="18"/>
+              </w:rPr>
+              <w:t>PENDING</w:t>
             </w:r>
           </w:p>
         </w:tc>
@@ -4779,11 +4667,9 @@
             </w:pPr>
             <w:r>
               <w:rPr>
-                <w:b/>
-                <w:color w:val="5F6B7A"/>
-                <w:sz w:val="18"/>
-              </w:rPr>
-              <w:t>🔲 PENDING</w:t>
+                <w:sz w:val="18"/>
+              </w:rPr>
+              <w:t>—</w:t>
             </w:r>
           </w:p>
         </w:tc>
@@ -4806,10 +4692,126 @@
               <w:rPr>
                 <w:sz w:val="18"/>
               </w:rPr>
+              <w:t>council_web_notifications table</w:t>
+            </w:r>
+          </w:p>
+        </w:tc>
+      </w:tr>
+      <w:tr>
+        <w:tc>
+          <w:tcPr>
+            <w:tcW w:type="dxa" w:w="1872"/>
+            <w:tcBorders>
+              <w:top w:val="single" w:sz="4" w:space="0" w:color="CCCCCC"/>
+              <w:left w:val="single" w:sz="4" w:space="0" w:color="CCCCCC"/>
+              <w:bottom w:val="single" w:sz="4" w:space="0" w:color="CCCCCC"/>
+              <w:right w:val="single" w:sz="4" w:space="0" w:color="CCCCCC"/>
+            </w:tcBorders>
+          </w:tcPr>
+          <w:p>
+            <w:pPr>
+              <w:spacing w:before="40" w:after="40"/>
+            </w:pPr>
+            <w:r>
+              <w:rPr>
+                <w:sz w:val="18"/>
+              </w:rPr>
+              <w:t>7.6</w:t>
+            </w:r>
+          </w:p>
+        </w:tc>
+        <w:tc>
+          <w:tcPr>
+            <w:tcW w:type="dxa" w:w="1872"/>
+            <w:tcBorders>
+              <w:top w:val="single" w:sz="4" w:space="0" w:color="CCCCCC"/>
+              <w:left w:val="single" w:sz="4" w:space="0" w:color="CCCCCC"/>
+              <w:bottom w:val="single" w:sz="4" w:space="0" w:color="CCCCCC"/>
+              <w:right w:val="single" w:sz="4" w:space="0" w:color="CCCCCC"/>
+            </w:tcBorders>
+          </w:tcPr>
+          <w:p>
+            <w:pPr>
+              <w:spacing w:before="40" w:after="40"/>
+            </w:pPr>
+            <w:r>
+              <w:rPr>
+                <w:sz w:val="18"/>
+              </w:rPr>
+              <w:t>Erroneous transfers</w:t>
+            </w:r>
+          </w:p>
+        </w:tc>
+        <w:tc>
+          <w:tcPr>
+            <w:tcW w:type="dxa" w:w="1872"/>
+            <w:tcBorders>
+              <w:top w:val="single" w:sz="4" w:space="0" w:color="CCCCCC"/>
+              <w:left w:val="single" w:sz="4" w:space="0" w:color="CCCCCC"/>
+              <w:bottom w:val="single" w:sz="4" w:space="0" w:color="CCCCCC"/>
+              <w:right w:val="single" w:sz="4" w:space="0" w:color="CCCCCC"/>
+            </w:tcBorders>
+          </w:tcPr>
+          <w:p>
+            <w:pPr>
+              <w:spacing w:before="40" w:after="40"/>
+            </w:pPr>
+            <w:r>
+              <w:rPr>
+                <w:b/>
+                <w:color w:val="5F6B7A"/>
+                <w:sz w:val="18"/>
+              </w:rPr>
+              <w:t>PENDING</w:t>
+            </w:r>
+          </w:p>
+        </w:tc>
+        <w:tc>
+          <w:tcPr>
+            <w:tcW w:type="dxa" w:w="1872"/>
+            <w:tcBorders>
+              <w:top w:val="single" w:sz="4" w:space="0" w:color="CCCCCC"/>
+              <w:left w:val="single" w:sz="4" w:space="0" w:color="CCCCCC"/>
+              <w:bottom w:val="single" w:sz="4" w:space="0" w:color="CCCCCC"/>
+              <w:right w:val="single" w:sz="4" w:space="0" w:color="CCCCCC"/>
+            </w:tcBorders>
+          </w:tcPr>
+          <w:p>
+            <w:pPr>
+              <w:spacing w:before="40" w:after="40"/>
+            </w:pPr>
+            <w:r>
+              <w:rPr>
+                <w:sz w:val="18"/>
+              </w:rPr>
               <w:t>—</w:t>
             </w:r>
           </w:p>
         </w:tc>
+        <w:tc>
+          <w:tcPr>
+            <w:tcW w:type="dxa" w:w="1872"/>
+            <w:tcBorders>
+              <w:top w:val="single" w:sz="4" w:space="0" w:color="CCCCCC"/>
+              <w:left w:val="single" w:sz="4" w:space="0" w:color="CCCCCC"/>
+              <w:bottom w:val="single" w:sz="4" w:space="0" w:color="CCCCCC"/>
+              <w:right w:val="single" w:sz="4" w:space="0" w:color="CCCCCC"/>
+            </w:tcBorders>
+          </w:tcPr>
+          <w:p>
+            <w:pPr>
+              <w:spacing w:before="40" w:after="40"/>
+            </w:pPr>
+            <w:r>
+              <w:rPr>
+                <w:sz w:val="18"/>
+              </w:rPr>
+              <w:t>erroneous_transfers table (soft delete)</w:t>
+            </w:r>
+          </w:p>
+        </w:tc>
+      </w:tr>
+      <w:tr>
         <w:tc>
           <w:tcPr>
             <w:tcW w:type="dxa" w:w="1872"/>
@@ -4829,12 +4831,10 @@
               <w:rPr>
                 <w:sz w:val="18"/>
               </w:rPr>
-              <w:t>erroneous_transfers table (soft delete)</w:t>
-            </w:r>
-          </w:p>
-        </w:tc>
-      </w:tr>
-      <w:tr>
+              <w:t>7.7</w:t>
+            </w:r>
+          </w:p>
+        </w:tc>
         <w:tc>
           <w:tcPr>
             <w:tcW w:type="dxa" w:w="1872"/>
@@ -4844,6 +4844,7 @@
               <w:bottom w:val="single" w:sz="4" w:space="0" w:color="CCCCCC"/>
               <w:right w:val="single" w:sz="4" w:space="0" w:color="CCCCCC"/>
             </w:tcBorders>
+            <w:shd w:val="clear" w:color="auto" w:fill="F3F4F6"/>
           </w:tcPr>
           <w:p>
             <w:pPr>
@@ -4853,7 +4854,7 @@
               <w:rPr>
                 <w:sz w:val="18"/>
               </w:rPr>
-              <w:t>7.7</w:t>
+              <w:t>Payments / commission report</w:t>
             </w:r>
           </w:p>
         </w:tc>
@@ -4866,6 +4867,7 @@
               <w:bottom w:val="single" w:sz="4" w:space="0" w:color="CCCCCC"/>
               <w:right w:val="single" w:sz="4" w:space="0" w:color="CCCCCC"/>
             </w:tcBorders>
+            <w:shd w:val="clear" w:color="auto" w:fill="F3F4F6"/>
           </w:tcPr>
           <w:p>
             <w:pPr>
@@ -4873,9 +4875,11 @@
             </w:pPr>
             <w:r>
               <w:rPr>
-                <w:sz w:val="18"/>
-              </w:rPr>
-              <w:t>Payments / commission report</w:t>
+                <w:b/>
+                <w:color w:val="5F6B7A"/>
+                <w:sz w:val="18"/>
+              </w:rPr>
+              <w:t>PENDING</w:t>
             </w:r>
           </w:p>
         </w:tc>
@@ -4888,6 +4892,7 @@
               <w:bottom w:val="single" w:sz="4" w:space="0" w:color="CCCCCC"/>
               <w:right w:val="single" w:sz="4" w:space="0" w:color="CCCCCC"/>
             </w:tcBorders>
+            <w:shd w:val="clear" w:color="auto" w:fill="F3F4F6"/>
           </w:tcPr>
           <w:p>
             <w:pPr>
@@ -4895,11 +4900,9 @@
             </w:pPr>
             <w:r>
               <w:rPr>
-                <w:b/>
-                <w:color w:val="5F6B7A"/>
-                <w:sz w:val="18"/>
-              </w:rPr>
-              <w:t>🔲 PENDING</w:t>
+                <w:sz w:val="18"/>
+              </w:rPr>
+              <w:t>—</w:t>
             </w:r>
           </w:p>
         </w:tc>
@@ -4912,28 +4915,7 @@
               <w:bottom w:val="single" w:sz="4" w:space="0" w:color="CCCCCC"/>
               <w:right w:val="single" w:sz="4" w:space="0" w:color="CCCCCC"/>
             </w:tcBorders>
-          </w:tcPr>
-          <w:p>
-            <w:pPr>
-              <w:spacing w:before="40" w:after="40"/>
-            </w:pPr>
-            <w:r>
-              <w:rPr>
-                <w:sz w:val="18"/>
-              </w:rPr>
-              <w:t>—</w:t>
-            </w:r>
-          </w:p>
-        </w:tc>
-        <w:tc>
-          <w:tcPr>
-            <w:tcW w:type="dxa" w:w="1872"/>
-            <w:tcBorders>
-              <w:top w:val="single" w:sz="4" w:space="0" w:color="CCCCCC"/>
-              <w:left w:val="single" w:sz="4" w:space="0" w:color="CCCCCC"/>
-              <w:bottom w:val="single" w:sz="4" w:space="0" w:color="CCCCCC"/>
-              <w:right w:val="single" w:sz="4" w:space="0" w:color="CCCCCC"/>
-            </w:tcBorders>
+            <w:shd w:val="clear" w:color="auto" w:fill="F3F4F6"/>
           </w:tcPr>
           <w:p>
             <w:pPr>
@@ -4952,15 +4934,10 @@
     <w:p/>
     <w:p>
       <w:pPr>
-        <w:spacing w:before="40" w:after="40"/>
-      </w:pPr>
-    </w:p>
-    <w:p>
-      <w:pPr>
         <w:pStyle w:val="Heading1"/>
       </w:pPr>
       <w:r>
-        <w:t>Area 3 — Agent Dashboard (8 areas)</w:t>
+        <w:t>Agent Dashboard (8 areas)</w:t>
       </w:r>
     </w:p>
     <w:tbl>
@@ -5068,6 +5045,7 @@
               <w:bottom w:val="single" w:sz="4" w:space="0" w:color="CCCCCC"/>
               <w:right w:val="single" w:sz="4" w:space="0" w:color="CCCCCC"/>
             </w:tcBorders>
+            <w:shd w:val="clear" w:color="auto" w:fill="F3F4F6"/>
           </w:tcPr>
           <w:p>
             <w:pPr>
@@ -5081,98 +5059,6 @@
             </w:r>
           </w:p>
         </w:tc>
-        <w:tc>
-          <w:tcPr>
-            <w:tcW w:type="dxa" w:w="1872"/>
-            <w:tcBorders>
-              <w:top w:val="single" w:sz="4" w:space="0" w:color="CCCCCC"/>
-              <w:left w:val="single" w:sz="4" w:space="0" w:color="CCCCCC"/>
-              <w:bottom w:val="single" w:sz="4" w:space="0" w:color="CCCCCC"/>
-              <w:right w:val="single" w:sz="4" w:space="0" w:color="CCCCCC"/>
-            </w:tcBorders>
-          </w:tcPr>
-          <w:p>
-            <w:pPr>
-              <w:spacing w:before="40" w:after="40"/>
-            </w:pPr>
-            <w:r>
-              <w:rPr>
-                <w:sz w:val="18"/>
-              </w:rPr>
-              <w:t>Dashboard access via impersonation</w:t>
-            </w:r>
-          </w:p>
-        </w:tc>
-        <w:tc>
-          <w:tcPr>
-            <w:tcW w:type="dxa" w:w="1872"/>
-            <w:tcBorders>
-              <w:top w:val="single" w:sz="4" w:space="0" w:color="CCCCCC"/>
-              <w:left w:val="single" w:sz="4" w:space="0" w:color="CCCCCC"/>
-              <w:bottom w:val="single" w:sz="4" w:space="0" w:color="CCCCCC"/>
-              <w:right w:val="single" w:sz="4" w:space="0" w:color="CCCCCC"/>
-            </w:tcBorders>
-          </w:tcPr>
-          <w:p>
-            <w:pPr>
-              <w:spacing w:before="40" w:after="40"/>
-            </w:pPr>
-            <w:r>
-              <w:rPr>
-                <w:b/>
-                <w:color w:val="5F6B7A"/>
-                <w:sz w:val="18"/>
-              </w:rPr>
-              <w:t>🔲 PENDING</w:t>
-            </w:r>
-          </w:p>
-        </w:tc>
-        <w:tc>
-          <w:tcPr>
-            <w:tcW w:type="dxa" w:w="1872"/>
-            <w:tcBorders>
-              <w:top w:val="single" w:sz="4" w:space="0" w:color="CCCCCC"/>
-              <w:left w:val="single" w:sz="4" w:space="0" w:color="CCCCCC"/>
-              <w:bottom w:val="single" w:sz="4" w:space="0" w:color="CCCCCC"/>
-              <w:right w:val="single" w:sz="4" w:space="0" w:color="CCCCCC"/>
-            </w:tcBorders>
-          </w:tcPr>
-          <w:p>
-            <w:pPr>
-              <w:spacing w:before="40" w:after="40"/>
-            </w:pPr>
-            <w:r>
-              <w:rPr>
-                <w:sz w:val="18"/>
-              </w:rPr>
-              <w:t>—</w:t>
-            </w:r>
-          </w:p>
-        </w:tc>
-        <w:tc>
-          <w:tcPr>
-            <w:tcW w:type="dxa" w:w="1872"/>
-            <w:tcBorders>
-              <w:top w:val="single" w:sz="4" w:space="0" w:color="CCCCCC"/>
-              <w:left w:val="single" w:sz="4" w:space="0" w:color="CCCCCC"/>
-              <w:bottom w:val="single" w:sz="4" w:space="0" w:color="CCCCCC"/>
-              <w:right w:val="single" w:sz="4" w:space="0" w:color="CCCCCC"/>
-            </w:tcBorders>
-          </w:tcPr>
-          <w:p>
-            <w:pPr>
-              <w:spacing w:before="40" w:after="40"/>
-            </w:pPr>
-            <w:r>
-              <w:rPr>
-                <w:sz w:val="18"/>
-              </w:rPr>
-              <w:t>Two routes: /users/:id or /branches/:id/impersonation</w:t>
-            </w:r>
-          </w:p>
-        </w:tc>
-      </w:tr>
-      <w:tr>
         <w:tc>
           <w:tcPr>
             <w:tcW w:type="dxa" w:w="1872"/>
@@ -5192,7 +5078,7 @@
               <w:rPr>
                 <w:sz w:val="18"/>
               </w:rPr>
-              <w:t>8.2</w:t>
+              <w:t>Dashboard access via impersonation</w:t>
             </w:r>
           </w:p>
         </w:tc>
@@ -5213,9 +5099,11 @@
             </w:pPr>
             <w:r>
               <w:rPr>
-                <w:sz w:val="18"/>
-              </w:rPr>
-              <w:t>Dashboard navigation</w:t>
+                <w:b/>
+                <w:color w:val="5F6B7A"/>
+                <w:sz w:val="18"/>
+              </w:rPr>
+              <w:t>PENDING</w:t>
             </w:r>
           </w:p>
         </w:tc>
@@ -5236,11 +5124,9 @@
             </w:pPr>
             <w:r>
               <w:rPr>
-                <w:b/>
-                <w:color w:val="5F6B7A"/>
-                <w:sz w:val="18"/>
-              </w:rPr>
-              <w:t>🔲 PENDING</w:t>
+                <w:sz w:val="18"/>
+              </w:rPr>
+              <w:t>—</w:t>
             </w:r>
           </w:p>
         </w:tc>
@@ -5263,10 +5149,125 @@
               <w:rPr>
                 <w:sz w:val="18"/>
               </w:rPr>
+              <w:t>Two routes: /users/:id or /branches/:id/impersonation</w:t>
+            </w:r>
+          </w:p>
+        </w:tc>
+      </w:tr>
+      <w:tr>
+        <w:tc>
+          <w:tcPr>
+            <w:tcW w:type="dxa" w:w="1872"/>
+            <w:tcBorders>
+              <w:top w:val="single" w:sz="4" w:space="0" w:color="CCCCCC"/>
+              <w:left w:val="single" w:sz="4" w:space="0" w:color="CCCCCC"/>
+              <w:bottom w:val="single" w:sz="4" w:space="0" w:color="CCCCCC"/>
+              <w:right w:val="single" w:sz="4" w:space="0" w:color="CCCCCC"/>
+            </w:tcBorders>
+          </w:tcPr>
+          <w:p>
+            <w:pPr>
+              <w:spacing w:before="40" w:after="40"/>
+            </w:pPr>
+            <w:r>
+              <w:rPr>
+                <w:sz w:val="18"/>
+              </w:rPr>
+              <w:t>8.2</w:t>
+            </w:r>
+          </w:p>
+        </w:tc>
+        <w:tc>
+          <w:tcPr>
+            <w:tcW w:type="dxa" w:w="1872"/>
+            <w:tcBorders>
+              <w:top w:val="single" w:sz="4" w:space="0" w:color="CCCCCC"/>
+              <w:left w:val="single" w:sz="4" w:space="0" w:color="CCCCCC"/>
+              <w:bottom w:val="single" w:sz="4" w:space="0" w:color="CCCCCC"/>
+              <w:right w:val="single" w:sz="4" w:space="0" w:color="CCCCCC"/>
+            </w:tcBorders>
+          </w:tcPr>
+          <w:p>
+            <w:pPr>
+              <w:spacing w:before="40" w:after="40"/>
+            </w:pPr>
+            <w:r>
+              <w:rPr>
+                <w:sz w:val="18"/>
+              </w:rPr>
+              <w:t>Dashboard navigation</w:t>
+            </w:r>
+          </w:p>
+        </w:tc>
+        <w:tc>
+          <w:tcPr>
+            <w:tcW w:type="dxa" w:w="1872"/>
+            <w:tcBorders>
+              <w:top w:val="single" w:sz="4" w:space="0" w:color="CCCCCC"/>
+              <w:left w:val="single" w:sz="4" w:space="0" w:color="CCCCCC"/>
+              <w:bottom w:val="single" w:sz="4" w:space="0" w:color="CCCCCC"/>
+              <w:right w:val="single" w:sz="4" w:space="0" w:color="CCCCCC"/>
+            </w:tcBorders>
+          </w:tcPr>
+          <w:p>
+            <w:pPr>
+              <w:spacing w:before="40" w:after="40"/>
+            </w:pPr>
+            <w:r>
+              <w:rPr>
+                <w:b/>
+                <w:color w:val="5F6B7A"/>
+                <w:sz w:val="18"/>
+              </w:rPr>
+              <w:t>PENDING</w:t>
+            </w:r>
+          </w:p>
+        </w:tc>
+        <w:tc>
+          <w:tcPr>
+            <w:tcW w:type="dxa" w:w="1872"/>
+            <w:tcBorders>
+              <w:top w:val="single" w:sz="4" w:space="0" w:color="CCCCCC"/>
+              <w:left w:val="single" w:sz="4" w:space="0" w:color="CCCCCC"/>
+              <w:bottom w:val="single" w:sz="4" w:space="0" w:color="CCCCCC"/>
+              <w:right w:val="single" w:sz="4" w:space="0" w:color="CCCCCC"/>
+            </w:tcBorders>
+          </w:tcPr>
+          <w:p>
+            <w:pPr>
+              <w:spacing w:before="40" w:after="40"/>
+            </w:pPr>
+            <w:r>
+              <w:rPr>
+                <w:sz w:val="18"/>
+              </w:rPr>
               <w:t>—</w:t>
             </w:r>
           </w:p>
         </w:tc>
+        <w:tc>
+          <w:tcPr>
+            <w:tcW w:type="dxa" w:w="1872"/>
+            <w:tcBorders>
+              <w:top w:val="single" w:sz="4" w:space="0" w:color="CCCCCC"/>
+              <w:left w:val="single" w:sz="4" w:space="0" w:color="CCCCCC"/>
+              <w:bottom w:val="single" w:sz="4" w:space="0" w:color="CCCCCC"/>
+              <w:right w:val="single" w:sz="4" w:space="0" w:color="CCCCCC"/>
+            </w:tcBorders>
+          </w:tcPr>
+          <w:p>
+            <w:pPr>
+              <w:spacing w:before="40" w:after="40"/>
+            </w:pPr>
+            <w:r>
+              <w:rPr>
+                <w:sz w:val="18"/>
+              </w:rPr>
+            </w:r>
+          </w:p>
+        </w:tc>
+      </w:tr>
+      <w:tr>
         <w:tc>
           <w:tcPr>
             <w:tcW w:type="dxa" w:w="1872"/>
@@ -5286,125 +5287,10 @@
               <w:rPr>
                 <w:sz w:val="18"/>
               </w:rPr>
-            </w:r>
-          </w:p>
-        </w:tc>
-      </w:tr>
-      <w:tr>
-        <w:tc>
-          <w:tcPr>
-            <w:tcW w:type="dxa" w:w="1872"/>
-            <w:tcBorders>
-              <w:top w:val="single" w:sz="4" w:space="0" w:color="CCCCCC"/>
-              <w:left w:val="single" w:sz="4" w:space="0" w:color="CCCCCC"/>
-              <w:bottom w:val="single" w:sz="4" w:space="0" w:color="CCCCCC"/>
-              <w:right w:val="single" w:sz="4" w:space="0" w:color="CCCCCC"/>
-            </w:tcBorders>
-          </w:tcPr>
-          <w:p>
-            <w:pPr>
-              <w:spacing w:before="40" w:after="40"/>
-            </w:pPr>
-            <w:r>
-              <w:rPr>
-                <w:sz w:val="18"/>
-              </w:rPr>
               <w:t>8.3</w:t>
             </w:r>
           </w:p>
         </w:tc>
-        <w:tc>
-          <w:tcPr>
-            <w:tcW w:type="dxa" w:w="1872"/>
-            <w:tcBorders>
-              <w:top w:val="single" w:sz="4" w:space="0" w:color="CCCCCC"/>
-              <w:left w:val="single" w:sz="4" w:space="0" w:color="CCCCCC"/>
-              <w:bottom w:val="single" w:sz="4" w:space="0" w:color="CCCCCC"/>
-              <w:right w:val="single" w:sz="4" w:space="0" w:color="CCCCCC"/>
-            </w:tcBorders>
-          </w:tcPr>
-          <w:p>
-            <w:pPr>
-              <w:spacing w:before="40" w:after="40"/>
-            </w:pPr>
-            <w:r>
-              <w:rPr>
-                <w:sz w:val="18"/>
-              </w:rPr>
-              <w:t>Landlord creation (Dashboard)</w:t>
-            </w:r>
-          </w:p>
-        </w:tc>
-        <w:tc>
-          <w:tcPr>
-            <w:tcW w:type="dxa" w:w="1872"/>
-            <w:tcBorders>
-              <w:top w:val="single" w:sz="4" w:space="0" w:color="CCCCCC"/>
-              <w:left w:val="single" w:sz="4" w:space="0" w:color="CCCCCC"/>
-              <w:bottom w:val="single" w:sz="4" w:space="0" w:color="CCCCCC"/>
-              <w:right w:val="single" w:sz="4" w:space="0" w:color="CCCCCC"/>
-            </w:tcBorders>
-          </w:tcPr>
-          <w:p>
-            <w:pPr>
-              <w:spacing w:before="40" w:after="40"/>
-            </w:pPr>
-            <w:r>
-              <w:rPr>
-                <w:b/>
-                <w:color w:val="1E8E3E"/>
-                <w:sz w:val="18"/>
-              </w:rPr>
-              <w:t>✅ AUTOMATED</w:t>
-            </w:r>
-          </w:p>
-        </w:tc>
-        <w:tc>
-          <w:tcPr>
-            <w:tcW w:type="dxa" w:w="1872"/>
-            <w:tcBorders>
-              <w:top w:val="single" w:sz="4" w:space="0" w:color="CCCCCC"/>
-              <w:left w:val="single" w:sz="4" w:space="0" w:color="CCCCCC"/>
-              <w:bottom w:val="single" w:sz="4" w:space="0" w:color="CCCCCC"/>
-              <w:right w:val="single" w:sz="4" w:space="0" w:color="CCCCCC"/>
-            </w:tcBorders>
-          </w:tcPr>
-          <w:p>
-            <w:pPr>
-              <w:spacing w:before="40" w:after="40"/>
-            </w:pPr>
-            <w:r>
-              <w:rPr>
-                <w:sz w:val="18"/>
-              </w:rPr>
-              <w:t>—</w:t>
-            </w:r>
-          </w:p>
-        </w:tc>
-        <w:tc>
-          <w:tcPr>
-            <w:tcW w:type="dxa" w:w="1872"/>
-            <w:tcBorders>
-              <w:top w:val="single" w:sz="4" w:space="0" w:color="CCCCCC"/>
-              <w:left w:val="single" w:sz="4" w:space="0" w:color="CCCCCC"/>
-              <w:bottom w:val="single" w:sz="4" w:space="0" w:color="CCCCCC"/>
-              <w:right w:val="single" w:sz="4" w:space="0" w:color="CCCCCC"/>
-            </w:tcBorders>
-          </w:tcPr>
-          <w:p>
-            <w:pPr>
-              <w:spacing w:before="40" w:after="40"/>
-            </w:pPr>
-            <w:r>
-              <w:rPr>
-                <w:sz w:val="18"/>
-              </w:rPr>
-              <w:t>Via impersonation; end-to-end Dashboard flow</w:t>
-            </w:r>
-          </w:p>
-        </w:tc>
-      </w:tr>
-      <w:tr>
         <w:tc>
           <w:tcPr>
             <w:tcW w:type="dxa" w:w="1872"/>
@@ -5424,7 +5310,7 @@
               <w:rPr>
                 <w:sz w:val="18"/>
               </w:rPr>
-              <w:t>8.4</w:t>
+              <w:t>Landlord creation (Dashboard)</w:t>
             </w:r>
           </w:p>
         </w:tc>
@@ -5445,9 +5331,11 @@
             </w:pPr>
             <w:r>
               <w:rPr>
-                <w:sz w:val="18"/>
-              </w:rPr>
-              <w:t>Property creation (Dashboard)</w:t>
+                <w:b/>
+                <w:color w:val="1E8E3E"/>
+                <w:sz w:val="18"/>
+              </w:rPr>
+              <w:t>AUTOMATED</w:t>
             </w:r>
           </w:p>
         </w:tc>
@@ -5468,11 +5356,9 @@
             </w:pPr>
             <w:r>
               <w:rPr>
-                <w:b/>
-                <w:color w:val="5F6B7A"/>
-                <w:sz w:val="18"/>
-              </w:rPr>
-              <w:t>🔲 PENDING</w:t>
+                <w:sz w:val="18"/>
+              </w:rPr>
+              <w:t>—</w:t>
             </w:r>
           </w:p>
         </w:tc>
@@ -5495,10 +5381,125 @@
               <w:rPr>
                 <w:sz w:val="18"/>
               </w:rPr>
+              <w:t>Via impersonation; end-to-end Dashboard flow</w:t>
+            </w:r>
+          </w:p>
+        </w:tc>
+      </w:tr>
+      <w:tr>
+        <w:tc>
+          <w:tcPr>
+            <w:tcW w:type="dxa" w:w="1872"/>
+            <w:tcBorders>
+              <w:top w:val="single" w:sz="4" w:space="0" w:color="CCCCCC"/>
+              <w:left w:val="single" w:sz="4" w:space="0" w:color="CCCCCC"/>
+              <w:bottom w:val="single" w:sz="4" w:space="0" w:color="CCCCCC"/>
+              <w:right w:val="single" w:sz="4" w:space="0" w:color="CCCCCC"/>
+            </w:tcBorders>
+          </w:tcPr>
+          <w:p>
+            <w:pPr>
+              <w:spacing w:before="40" w:after="40"/>
+            </w:pPr>
+            <w:r>
+              <w:rPr>
+                <w:sz w:val="18"/>
+              </w:rPr>
+              <w:t>8.4</w:t>
+            </w:r>
+          </w:p>
+        </w:tc>
+        <w:tc>
+          <w:tcPr>
+            <w:tcW w:type="dxa" w:w="1872"/>
+            <w:tcBorders>
+              <w:top w:val="single" w:sz="4" w:space="0" w:color="CCCCCC"/>
+              <w:left w:val="single" w:sz="4" w:space="0" w:color="CCCCCC"/>
+              <w:bottom w:val="single" w:sz="4" w:space="0" w:color="CCCCCC"/>
+              <w:right w:val="single" w:sz="4" w:space="0" w:color="CCCCCC"/>
+            </w:tcBorders>
+          </w:tcPr>
+          <w:p>
+            <w:pPr>
+              <w:spacing w:before="40" w:after="40"/>
+            </w:pPr>
+            <w:r>
+              <w:rPr>
+                <w:sz w:val="18"/>
+              </w:rPr>
+              <w:t>Property creation (Dashboard)</w:t>
+            </w:r>
+          </w:p>
+        </w:tc>
+        <w:tc>
+          <w:tcPr>
+            <w:tcW w:type="dxa" w:w="1872"/>
+            <w:tcBorders>
+              <w:top w:val="single" w:sz="4" w:space="0" w:color="CCCCCC"/>
+              <w:left w:val="single" w:sz="4" w:space="0" w:color="CCCCCC"/>
+              <w:bottom w:val="single" w:sz="4" w:space="0" w:color="CCCCCC"/>
+              <w:right w:val="single" w:sz="4" w:space="0" w:color="CCCCCC"/>
+            </w:tcBorders>
+          </w:tcPr>
+          <w:p>
+            <w:pPr>
+              <w:spacing w:before="40" w:after="40"/>
+            </w:pPr>
+            <w:r>
+              <w:rPr>
+                <w:b/>
+                <w:color w:val="5F6B7A"/>
+                <w:sz w:val="18"/>
+              </w:rPr>
+              <w:t>PENDING</w:t>
+            </w:r>
+          </w:p>
+        </w:tc>
+        <w:tc>
+          <w:tcPr>
+            <w:tcW w:type="dxa" w:w="1872"/>
+            <w:tcBorders>
+              <w:top w:val="single" w:sz="4" w:space="0" w:color="CCCCCC"/>
+              <w:left w:val="single" w:sz="4" w:space="0" w:color="CCCCCC"/>
+              <w:bottom w:val="single" w:sz="4" w:space="0" w:color="CCCCCC"/>
+              <w:right w:val="single" w:sz="4" w:space="0" w:color="CCCCCC"/>
+            </w:tcBorders>
+          </w:tcPr>
+          <w:p>
+            <w:pPr>
+              <w:spacing w:before="40" w:after="40"/>
+            </w:pPr>
+            <w:r>
+              <w:rPr>
+                <w:sz w:val="18"/>
+              </w:rPr>
               <w:t>—</w:t>
             </w:r>
           </w:p>
         </w:tc>
+        <w:tc>
+          <w:tcPr>
+            <w:tcW w:type="dxa" w:w="1872"/>
+            <w:tcBorders>
+              <w:top w:val="single" w:sz="4" w:space="0" w:color="CCCCCC"/>
+              <w:left w:val="single" w:sz="4" w:space="0" w:color="CCCCCC"/>
+              <w:bottom w:val="single" w:sz="4" w:space="0" w:color="CCCCCC"/>
+              <w:right w:val="single" w:sz="4" w:space="0" w:color="CCCCCC"/>
+            </w:tcBorders>
+          </w:tcPr>
+          <w:p>
+            <w:pPr>
+              <w:spacing w:before="40" w:after="40"/>
+            </w:pPr>
+            <w:r>
+              <w:rPr>
+                <w:sz w:val="18"/>
+              </w:rPr>
+            </w:r>
+          </w:p>
+        </w:tc>
+      </w:tr>
+      <w:tr>
         <w:tc>
           <w:tcPr>
             <w:tcW w:type="dxa" w:w="1872"/>
@@ -5518,125 +5519,10 @@
               <w:rPr>
                 <w:sz w:val="18"/>
               </w:rPr>
-            </w:r>
-          </w:p>
-        </w:tc>
-      </w:tr>
-      <w:tr>
-        <w:tc>
-          <w:tcPr>
-            <w:tcW w:type="dxa" w:w="1872"/>
-            <w:tcBorders>
-              <w:top w:val="single" w:sz="4" w:space="0" w:color="CCCCCC"/>
-              <w:left w:val="single" w:sz="4" w:space="0" w:color="CCCCCC"/>
-              <w:bottom w:val="single" w:sz="4" w:space="0" w:color="CCCCCC"/>
-              <w:right w:val="single" w:sz="4" w:space="0" w:color="CCCCCC"/>
-            </w:tcBorders>
-          </w:tcPr>
-          <w:p>
-            <w:pPr>
-              <w:spacing w:before="40" w:after="40"/>
-            </w:pPr>
-            <w:r>
-              <w:rPr>
-                <w:sz w:val="18"/>
-              </w:rPr>
               <w:t>8.5</w:t>
             </w:r>
           </w:p>
         </w:tc>
-        <w:tc>
-          <w:tcPr>
-            <w:tcW w:type="dxa" w:w="1872"/>
-            <w:tcBorders>
-              <w:top w:val="single" w:sz="4" w:space="0" w:color="CCCCCC"/>
-              <w:left w:val="single" w:sz="4" w:space="0" w:color="CCCCCC"/>
-              <w:bottom w:val="single" w:sz="4" w:space="0" w:color="CCCCCC"/>
-              <w:right w:val="single" w:sz="4" w:space="0" w:color="CCCCCC"/>
-            </w:tcBorders>
-          </w:tcPr>
-          <w:p>
-            <w:pPr>
-              <w:spacing w:before="40" w:after="40"/>
-            </w:pPr>
-            <w:r>
-              <w:rPr>
-                <w:sz w:val="18"/>
-              </w:rPr>
-              <w:t>Move-out wizard (Dashboard)</w:t>
-            </w:r>
-          </w:p>
-        </w:tc>
-        <w:tc>
-          <w:tcPr>
-            <w:tcW w:type="dxa" w:w="1872"/>
-            <w:tcBorders>
-              <w:top w:val="single" w:sz="4" w:space="0" w:color="CCCCCC"/>
-              <w:left w:val="single" w:sz="4" w:space="0" w:color="CCCCCC"/>
-              <w:bottom w:val="single" w:sz="4" w:space="0" w:color="CCCCCC"/>
-              <w:right w:val="single" w:sz="4" w:space="0" w:color="CCCCCC"/>
-            </w:tcBorders>
-          </w:tcPr>
-          <w:p>
-            <w:pPr>
-              <w:spacing w:before="40" w:after="40"/>
-            </w:pPr>
-            <w:r>
-              <w:rPr>
-                <w:b/>
-                <w:color w:val="5F6B7A"/>
-                <w:sz w:val="18"/>
-              </w:rPr>
-              <w:t>🔲 PENDING</w:t>
-            </w:r>
-          </w:p>
-        </w:tc>
-        <w:tc>
-          <w:tcPr>
-            <w:tcW w:type="dxa" w:w="1872"/>
-            <w:tcBorders>
-              <w:top w:val="single" w:sz="4" w:space="0" w:color="CCCCCC"/>
-              <w:left w:val="single" w:sz="4" w:space="0" w:color="CCCCCC"/>
-              <w:bottom w:val="single" w:sz="4" w:space="0" w:color="CCCCCC"/>
-              <w:right w:val="single" w:sz="4" w:space="0" w:color="CCCCCC"/>
-            </w:tcBorders>
-          </w:tcPr>
-          <w:p>
-            <w:pPr>
-              <w:spacing w:before="40" w:after="40"/>
-            </w:pPr>
-            <w:r>
-              <w:rPr>
-                <w:sz w:val="18"/>
-              </w:rPr>
-              <w:t>—</w:t>
-            </w:r>
-          </w:p>
-        </w:tc>
-        <w:tc>
-          <w:tcPr>
-            <w:tcW w:type="dxa" w:w="1872"/>
-            <w:tcBorders>
-              <w:top w:val="single" w:sz="4" w:space="0" w:color="CCCCCC"/>
-              <w:left w:val="single" w:sz="4" w:space="0" w:color="CCCCCC"/>
-              <w:bottom w:val="single" w:sz="4" w:space="0" w:color="CCCCCC"/>
-              <w:right w:val="single" w:sz="4" w:space="0" w:color="CCCCCC"/>
-            </w:tcBorders>
-          </w:tcPr>
-          <w:p>
-            <w:pPr>
-              <w:spacing w:before="40" w:after="40"/>
-            </w:pPr>
-            <w:r>
-              <w:rPr>
-                <w:sz w:val="18"/>
-              </w:rPr>
-              <w:t>Primary revenue flow</w:t>
-            </w:r>
-          </w:p>
-        </w:tc>
-      </w:tr>
-      <w:tr>
         <w:tc>
           <w:tcPr>
             <w:tcW w:type="dxa" w:w="1872"/>
@@ -5656,7 +5542,7 @@
               <w:rPr>
                 <w:sz w:val="18"/>
               </w:rPr>
-              <w:t>8.6</w:t>
+              <w:t>Move-out wizard (Dashboard)</w:t>
             </w:r>
           </w:p>
         </w:tc>
@@ -5677,9 +5563,11 @@
             </w:pPr>
             <w:r>
               <w:rPr>
-                <w:sz w:val="18"/>
-              </w:rPr>
-              <w:t>Move-in wizard (Dashboard)</w:t>
+                <w:b/>
+                <w:color w:val="5F6B7A"/>
+                <w:sz w:val="18"/>
+              </w:rPr>
+              <w:t>PENDING</w:t>
             </w:r>
           </w:p>
         </w:tc>
@@ -5700,11 +5588,9 @@
             </w:pPr>
             <w:r>
               <w:rPr>
-                <w:b/>
-                <w:color w:val="5F6B7A"/>
-                <w:sz w:val="18"/>
-              </w:rPr>
-              <w:t>🔲 PENDING</w:t>
+                <w:sz w:val="18"/>
+              </w:rPr>
+              <w:t>—</w:t>
             </w:r>
           </w:p>
         </w:tc>
@@ -5727,10 +5613,126 @@
               <w:rPr>
                 <w:sz w:val="18"/>
               </w:rPr>
+              <w:t>Primary revenue flow</w:t>
+            </w:r>
+          </w:p>
+        </w:tc>
+      </w:tr>
+      <w:tr>
+        <w:tc>
+          <w:tcPr>
+            <w:tcW w:type="dxa" w:w="1872"/>
+            <w:tcBorders>
+              <w:top w:val="single" w:sz="4" w:space="0" w:color="CCCCCC"/>
+              <w:left w:val="single" w:sz="4" w:space="0" w:color="CCCCCC"/>
+              <w:bottom w:val="single" w:sz="4" w:space="0" w:color="CCCCCC"/>
+              <w:right w:val="single" w:sz="4" w:space="0" w:color="CCCCCC"/>
+            </w:tcBorders>
+          </w:tcPr>
+          <w:p>
+            <w:pPr>
+              <w:spacing w:before="40" w:after="40"/>
+            </w:pPr>
+            <w:r>
+              <w:rPr>
+                <w:sz w:val="18"/>
+              </w:rPr>
+              <w:t>8.6</w:t>
+            </w:r>
+          </w:p>
+        </w:tc>
+        <w:tc>
+          <w:tcPr>
+            <w:tcW w:type="dxa" w:w="1872"/>
+            <w:tcBorders>
+              <w:top w:val="single" w:sz="4" w:space="0" w:color="CCCCCC"/>
+              <w:left w:val="single" w:sz="4" w:space="0" w:color="CCCCCC"/>
+              <w:bottom w:val="single" w:sz="4" w:space="0" w:color="CCCCCC"/>
+              <w:right w:val="single" w:sz="4" w:space="0" w:color="CCCCCC"/>
+            </w:tcBorders>
+          </w:tcPr>
+          <w:p>
+            <w:pPr>
+              <w:spacing w:before="40" w:after="40"/>
+            </w:pPr>
+            <w:r>
+              <w:rPr>
+                <w:sz w:val="18"/>
+              </w:rPr>
+              <w:t>Move-in wizard (Dashboard)</w:t>
+            </w:r>
+          </w:p>
+        </w:tc>
+        <w:tc>
+          <w:tcPr>
+            <w:tcW w:type="dxa" w:w="1872"/>
+            <w:tcBorders>
+              <w:top w:val="single" w:sz="4" w:space="0" w:color="CCCCCC"/>
+              <w:left w:val="single" w:sz="4" w:space="0" w:color="CCCCCC"/>
+              <w:bottom w:val="single" w:sz="4" w:space="0" w:color="CCCCCC"/>
+              <w:right w:val="single" w:sz="4" w:space="0" w:color="CCCCCC"/>
+            </w:tcBorders>
+          </w:tcPr>
+          <w:p>
+            <w:pPr>
+              <w:spacing w:before="40" w:after="40"/>
+            </w:pPr>
+            <w:r>
+              <w:rPr>
+                <w:b/>
+                <w:color w:val="5F6B7A"/>
+                <w:sz w:val="18"/>
+              </w:rPr>
+              <w:t>PENDING</w:t>
+            </w:r>
+          </w:p>
+        </w:tc>
+        <w:tc>
+          <w:tcPr>
+            <w:tcW w:type="dxa" w:w="1872"/>
+            <w:tcBorders>
+              <w:top w:val="single" w:sz="4" w:space="0" w:color="CCCCCC"/>
+              <w:left w:val="single" w:sz="4" w:space="0" w:color="CCCCCC"/>
+              <w:bottom w:val="single" w:sz="4" w:space="0" w:color="CCCCCC"/>
+              <w:right w:val="single" w:sz="4" w:space="0" w:color="CCCCCC"/>
+            </w:tcBorders>
+          </w:tcPr>
+          <w:p>
+            <w:pPr>
+              <w:spacing w:before="40" w:after="40"/>
+            </w:pPr>
+            <w:r>
+              <w:rPr>
+                <w:sz w:val="18"/>
+              </w:rPr>
               <w:t>—</w:t>
             </w:r>
           </w:p>
         </w:tc>
+        <w:tc>
+          <w:tcPr>
+            <w:tcW w:type="dxa" w:w="1872"/>
+            <w:tcBorders>
+              <w:top w:val="single" w:sz="4" w:space="0" w:color="CCCCCC"/>
+              <w:left w:val="single" w:sz="4" w:space="0" w:color="CCCCCC"/>
+              <w:bottom w:val="single" w:sz="4" w:space="0" w:color="CCCCCC"/>
+              <w:right w:val="single" w:sz="4" w:space="0" w:color="CCCCCC"/>
+            </w:tcBorders>
+          </w:tcPr>
+          <w:p>
+            <w:pPr>
+              <w:spacing w:before="40" w:after="40"/>
+            </w:pPr>
+            <w:r>
+              <w:rPr>
+                <w:sz w:val="18"/>
+              </w:rPr>
+              <w:t>Triggers Roost journey</w:t>
+            </w:r>
+          </w:p>
+        </w:tc>
+      </w:tr>
+      <w:tr>
         <w:tc>
           <w:tcPr>
             <w:tcW w:type="dxa" w:w="1872"/>
@@ -5750,125 +5752,10 @@
               <w:rPr>
                 <w:sz w:val="18"/>
               </w:rPr>
-              <w:t>Triggers Roost journey</w:t>
-            </w:r>
-          </w:p>
-        </w:tc>
-      </w:tr>
-      <w:tr>
-        <w:tc>
-          <w:tcPr>
-            <w:tcW w:type="dxa" w:w="1872"/>
-            <w:tcBorders>
-              <w:top w:val="single" w:sz="4" w:space="0" w:color="CCCCCC"/>
-              <w:left w:val="single" w:sz="4" w:space="0" w:color="CCCCCC"/>
-              <w:bottom w:val="single" w:sz="4" w:space="0" w:color="CCCCCC"/>
-              <w:right w:val="single" w:sz="4" w:space="0" w:color="CCCCCC"/>
-            </w:tcBorders>
-          </w:tcPr>
-          <w:p>
-            <w:pPr>
-              <w:spacing w:before="40" w:after="40"/>
-            </w:pPr>
-            <w:r>
-              <w:rPr>
-                <w:sz w:val="18"/>
-              </w:rPr>
               <w:t>8.7</w:t>
             </w:r>
           </w:p>
         </w:tc>
-        <w:tc>
-          <w:tcPr>
-            <w:tcW w:type="dxa" w:w="1872"/>
-            <w:tcBorders>
-              <w:top w:val="single" w:sz="4" w:space="0" w:color="CCCCCC"/>
-              <w:left w:val="single" w:sz="4" w:space="0" w:color="CCCCCC"/>
-              <w:bottom w:val="single" w:sz="4" w:space="0" w:color="CCCCCC"/>
-              <w:right w:val="single" w:sz="4" w:space="0" w:color="CCCCCC"/>
-            </w:tcBorders>
-          </w:tcPr>
-          <w:p>
-            <w:pPr>
-              <w:spacing w:before="40" w:after="40"/>
-            </w:pPr>
-            <w:r>
-              <w:rPr>
-                <w:sz w:val="18"/>
-              </w:rPr>
-              <w:t>COT wizard (Dashboard)</w:t>
-            </w:r>
-          </w:p>
-        </w:tc>
-        <w:tc>
-          <w:tcPr>
-            <w:tcW w:type="dxa" w:w="1872"/>
-            <w:tcBorders>
-              <w:top w:val="single" w:sz="4" w:space="0" w:color="CCCCCC"/>
-              <w:left w:val="single" w:sz="4" w:space="0" w:color="CCCCCC"/>
-              <w:bottom w:val="single" w:sz="4" w:space="0" w:color="CCCCCC"/>
-              <w:right w:val="single" w:sz="4" w:space="0" w:color="CCCCCC"/>
-            </w:tcBorders>
-          </w:tcPr>
-          <w:p>
-            <w:pPr>
-              <w:spacing w:before="40" w:after="40"/>
-            </w:pPr>
-            <w:r>
-              <w:rPr>
-                <w:b/>
-                <w:color w:val="5F6B7A"/>
-                <w:sz w:val="18"/>
-              </w:rPr>
-              <w:t>🔲 PENDING</w:t>
-            </w:r>
-          </w:p>
-        </w:tc>
-        <w:tc>
-          <w:tcPr>
-            <w:tcW w:type="dxa" w:w="1872"/>
-            <w:tcBorders>
-              <w:top w:val="single" w:sz="4" w:space="0" w:color="CCCCCC"/>
-              <w:left w:val="single" w:sz="4" w:space="0" w:color="CCCCCC"/>
-              <w:bottom w:val="single" w:sz="4" w:space="0" w:color="CCCCCC"/>
-              <w:right w:val="single" w:sz="4" w:space="0" w:color="CCCCCC"/>
-            </w:tcBorders>
-          </w:tcPr>
-          <w:p>
-            <w:pPr>
-              <w:spacing w:before="40" w:after="40"/>
-            </w:pPr>
-            <w:r>
-              <w:rPr>
-                <w:sz w:val="18"/>
-              </w:rPr>
-              <w:t>—</w:t>
-            </w:r>
-          </w:p>
-        </w:tc>
-        <w:tc>
-          <w:tcPr>
-            <w:tcW w:type="dxa" w:w="1872"/>
-            <w:tcBorders>
-              <w:top w:val="single" w:sz="4" w:space="0" w:color="CCCCCC"/>
-              <w:left w:val="single" w:sz="4" w:space="0" w:color="CCCCCC"/>
-              <w:bottom w:val="single" w:sz="4" w:space="0" w:color="CCCCCC"/>
-              <w:right w:val="single" w:sz="4" w:space="0" w:color="CCCCCC"/>
-            </w:tcBorders>
-          </w:tcPr>
-          <w:p>
-            <w:pPr>
-              <w:spacing w:before="40" w:after="40"/>
-            </w:pPr>
-            <w:r>
-              <w:rPr>
-                <w:sz w:val="18"/>
-              </w:rPr>
-            </w:r>
-          </w:p>
-        </w:tc>
-      </w:tr>
-      <w:tr>
         <w:tc>
           <w:tcPr>
             <w:tcW w:type="dxa" w:w="1872"/>
@@ -5888,7 +5775,7 @@
               <w:rPr>
                 <w:sz w:val="18"/>
               </w:rPr>
-              <w:t>8.8</w:t>
+              <w:t>COT wizard (Dashboard)</w:t>
             </w:r>
           </w:p>
         </w:tc>
@@ -5909,9 +5796,11 @@
             </w:pPr>
             <w:r>
               <w:rPr>
-                <w:sz w:val="18"/>
-              </w:rPr>
-              <w:t>Submission list / history view (Dashboard)</w:t>
+                <w:b/>
+                <w:color w:val="5F6B7A"/>
+                <w:sz w:val="18"/>
+              </w:rPr>
+              <w:t>PENDING</w:t>
             </w:r>
           </w:p>
         </w:tc>
@@ -5932,11 +5821,9 @@
             </w:pPr>
             <w:r>
               <w:rPr>
-                <w:b/>
-                <w:color w:val="5F6B7A"/>
-                <w:sz w:val="18"/>
-              </w:rPr>
-              <w:t>🔲 PENDING</w:t>
+                <w:sz w:val="18"/>
+              </w:rPr>
+              <w:t>—</w:t>
             </w:r>
           </w:p>
         </w:tc>
@@ -5959,10 +5846,11 @@
               <w:rPr>
                 <w:sz w:val="18"/>
               </w:rPr>
-              <w:t>—</w:t>
-            </w:r>
-          </w:p>
-        </w:tc>
+            </w:r>
+          </w:p>
+        </w:tc>
+      </w:tr>
+      <w:tr>
         <w:tc>
           <w:tcPr>
             <w:tcW w:type="dxa" w:w="1872"/>
@@ -5972,7 +5860,96 @@
               <w:bottom w:val="single" w:sz="4" w:space="0" w:color="CCCCCC"/>
               <w:right w:val="single" w:sz="4" w:space="0" w:color="CCCCCC"/>
             </w:tcBorders>
-            <w:shd w:val="clear" w:color="auto" w:fill="F3F4F6"/>
+          </w:tcPr>
+          <w:p>
+            <w:pPr>
+              <w:spacing w:before="40" w:after="40"/>
+            </w:pPr>
+            <w:r>
+              <w:rPr>
+                <w:sz w:val="18"/>
+              </w:rPr>
+              <w:t>8.8</w:t>
+            </w:r>
+          </w:p>
+        </w:tc>
+        <w:tc>
+          <w:tcPr>
+            <w:tcW w:type="dxa" w:w="1872"/>
+            <w:tcBorders>
+              <w:top w:val="single" w:sz="4" w:space="0" w:color="CCCCCC"/>
+              <w:left w:val="single" w:sz="4" w:space="0" w:color="CCCCCC"/>
+              <w:bottom w:val="single" w:sz="4" w:space="0" w:color="CCCCCC"/>
+              <w:right w:val="single" w:sz="4" w:space="0" w:color="CCCCCC"/>
+            </w:tcBorders>
+          </w:tcPr>
+          <w:p>
+            <w:pPr>
+              <w:spacing w:before="40" w:after="40"/>
+            </w:pPr>
+            <w:r>
+              <w:rPr>
+                <w:sz w:val="18"/>
+              </w:rPr>
+              <w:t>Submission list / history view (Dashboard)</w:t>
+            </w:r>
+          </w:p>
+        </w:tc>
+        <w:tc>
+          <w:tcPr>
+            <w:tcW w:type="dxa" w:w="1872"/>
+            <w:tcBorders>
+              <w:top w:val="single" w:sz="4" w:space="0" w:color="CCCCCC"/>
+              <w:left w:val="single" w:sz="4" w:space="0" w:color="CCCCCC"/>
+              <w:bottom w:val="single" w:sz="4" w:space="0" w:color="CCCCCC"/>
+              <w:right w:val="single" w:sz="4" w:space="0" w:color="CCCCCC"/>
+            </w:tcBorders>
+          </w:tcPr>
+          <w:p>
+            <w:pPr>
+              <w:spacing w:before="40" w:after="40"/>
+            </w:pPr>
+            <w:r>
+              <w:rPr>
+                <w:b/>
+                <w:color w:val="5F6B7A"/>
+                <w:sz w:val="18"/>
+              </w:rPr>
+              <w:t>PENDING</w:t>
+            </w:r>
+          </w:p>
+        </w:tc>
+        <w:tc>
+          <w:tcPr>
+            <w:tcW w:type="dxa" w:w="1872"/>
+            <w:tcBorders>
+              <w:top w:val="single" w:sz="4" w:space="0" w:color="CCCCCC"/>
+              <w:left w:val="single" w:sz="4" w:space="0" w:color="CCCCCC"/>
+              <w:bottom w:val="single" w:sz="4" w:space="0" w:color="CCCCCC"/>
+              <w:right w:val="single" w:sz="4" w:space="0" w:color="CCCCCC"/>
+            </w:tcBorders>
+          </w:tcPr>
+          <w:p>
+            <w:pPr>
+              <w:spacing w:before="40" w:after="40"/>
+            </w:pPr>
+            <w:r>
+              <w:rPr>
+                <w:sz w:val="18"/>
+              </w:rPr>
+              <w:t>—</w:t>
+            </w:r>
+          </w:p>
+        </w:tc>
+        <w:tc>
+          <w:tcPr>
+            <w:tcW w:type="dxa" w:w="1872"/>
+            <w:tcBorders>
+              <w:top w:val="single" w:sz="4" w:space="0" w:color="CCCCCC"/>
+              <w:left w:val="single" w:sz="4" w:space="0" w:color="CCCCCC"/>
+              <w:bottom w:val="single" w:sz="4" w:space="0" w:color="CCCCCC"/>
+              <w:right w:val="single" w:sz="4" w:space="0" w:color="CCCCCC"/>
+            </w:tcBorders>
           </w:tcPr>
           <w:p>
             <w:pPr>
@@ -5990,33 +5967,15 @@
     <w:p/>
     <w:p>
       <w:pPr>
-        <w:spacing w:before="40" w:after="40"/>
-      </w:pPr>
-    </w:p>
-    <w:p>
-      <w:pPr>
         <w:pStyle w:val="Heading1"/>
       </w:pPr>
       <w:r>
-        <w:t>Area 4 — Partner API (18 endpoints)</w:t>
+        <w:t>Partner API (18 areas)</w:t>
       </w:r>
     </w:p>
     <w:p>
-      <w:pPr>
-        <w:spacing w:after="80"/>
-      </w:pPr>
       <w:r>
-        <w:t xml:space="preserve">Docs: </w:t>
-      </w:r>
-      <w:r>
-        <w:rPr>
-          <w:rFonts w:ascii="Courier New" w:hAnsi="Courier New"/>
-          <w:sz w:val="18"/>
-        </w:rPr>
-        <w:t>https://api.helpthemove.co.uk/docs/partner</w:t>
-      </w:r>
-      <w:r>
-        <w:t xml:space="preserve"> | Auth: Bearer token per clone environment</w:t>
+        <w:t>Docs: https://api.helpthemove.co.uk/docs/partner  |  Auth: Bearer token per clone environment</w:t>
       </w:r>
     </w:p>
     <w:p>
@@ -6024,7 +5983,7 @@
         <w:pStyle w:val="Heading2"/>
       </w:pPr>
       <w:r>
-        <w:t>4.1 Branches</w:t>
+        <w:t>Branches</w:t>
       </w:r>
     </w:p>
     <w:tbl>
@@ -6115,6 +6074,7 @@
               <w:bottom w:val="single" w:sz="4" w:space="0" w:color="CCCCCC"/>
               <w:right w:val="single" w:sz="4" w:space="0" w:color="CCCCCC"/>
             </w:tcBorders>
+            <w:shd w:val="clear" w:color="auto" w:fill="F3F4F6"/>
           </w:tcPr>
           <w:p>
             <w:pPr>
@@ -6128,75 +6088,6 @@
             </w:r>
           </w:p>
         </w:tc>
-        <w:tc>
-          <w:tcPr>
-            <w:tcW w:type="dxa" w:w="2340"/>
-            <w:tcBorders>
-              <w:top w:val="single" w:sz="4" w:space="0" w:color="CCCCCC"/>
-              <w:left w:val="single" w:sz="4" w:space="0" w:color="CCCCCC"/>
-              <w:bottom w:val="single" w:sz="4" w:space="0" w:color="CCCCCC"/>
-              <w:right w:val="single" w:sz="4" w:space="0" w:color="CCCCCC"/>
-            </w:tcBorders>
-          </w:tcPr>
-          <w:p>
-            <w:pPr>
-              <w:spacing w:before="40" w:after="40"/>
-            </w:pPr>
-            <w:r>
-              <w:rPr>
-                <w:sz w:val="18"/>
-              </w:rPr>
-              <w:t>POST /partner/branches — Create branch</w:t>
-            </w:r>
-          </w:p>
-        </w:tc>
-        <w:tc>
-          <w:tcPr>
-            <w:tcW w:type="dxa" w:w="2340"/>
-            <w:tcBorders>
-              <w:top w:val="single" w:sz="4" w:space="0" w:color="CCCCCC"/>
-              <w:left w:val="single" w:sz="4" w:space="0" w:color="CCCCCC"/>
-              <w:bottom w:val="single" w:sz="4" w:space="0" w:color="CCCCCC"/>
-              <w:right w:val="single" w:sz="4" w:space="0" w:color="CCCCCC"/>
-            </w:tcBorders>
-          </w:tcPr>
-          <w:p>
-            <w:pPr>
-              <w:spacing w:before="40" w:after="40"/>
-            </w:pPr>
-            <w:r>
-              <w:rPr>
-                <w:b/>
-                <w:color w:val="5F6B7A"/>
-                <w:sz w:val="18"/>
-              </w:rPr>
-              <w:t>🔲 PENDING</w:t>
-            </w:r>
-          </w:p>
-        </w:tc>
-        <w:tc>
-          <w:tcPr>
-            <w:tcW w:type="dxa" w:w="2340"/>
-            <w:tcBorders>
-              <w:top w:val="single" w:sz="4" w:space="0" w:color="CCCCCC"/>
-              <w:left w:val="single" w:sz="4" w:space="0" w:color="CCCCCC"/>
-              <w:bottom w:val="single" w:sz="4" w:space="0" w:color="CCCCCC"/>
-              <w:right w:val="single" w:sz="4" w:space="0" w:color="CCCCCC"/>
-            </w:tcBorders>
-          </w:tcPr>
-          <w:p>
-            <w:pPr>
-              <w:spacing w:before="40" w:after="40"/>
-            </w:pPr>
-            <w:r>
-              <w:rPr>
-                <w:sz w:val="18"/>
-              </w:rPr>
-            </w:r>
-          </w:p>
-        </w:tc>
-      </w:tr>
-      <w:tr>
         <w:tc>
           <w:tcPr>
             <w:tcW w:type="dxa" w:w="2340"/>
@@ -6216,7 +6107,7 @@
               <w:rPr>
                 <w:sz w:val="18"/>
               </w:rPr>
-              <w:t>9.2</w:t>
+              <w:t>POST /partner/branches — Create branch</w:t>
             </w:r>
           </w:p>
         </w:tc>
@@ -6237,9 +6128,11 @@
             </w:pPr>
             <w:r>
               <w:rPr>
-                <w:sz w:val="18"/>
-              </w:rPr>
-              <w:t>GET /partner/branches — List / search branches</w:t>
+                <w:b/>
+                <w:color w:val="5F6B7A"/>
+                <w:sz w:val="18"/>
+              </w:rPr>
+              <w:t>PENDING</w:t>
             </w:r>
           </w:p>
         </w:tc>
@@ -6260,14 +6153,105 @@
             </w:pPr>
             <w:r>
               <w:rPr>
+                <w:sz w:val="18"/>
+              </w:rPr>
+            </w:r>
+          </w:p>
+        </w:tc>
+      </w:tr>
+      <w:tr>
+        <w:tc>
+          <w:tcPr>
+            <w:tcW w:type="dxa" w:w="2340"/>
+            <w:tcBorders>
+              <w:top w:val="single" w:sz="4" w:space="0" w:color="CCCCCC"/>
+              <w:left w:val="single" w:sz="4" w:space="0" w:color="CCCCCC"/>
+              <w:bottom w:val="single" w:sz="4" w:space="0" w:color="CCCCCC"/>
+              <w:right w:val="single" w:sz="4" w:space="0" w:color="CCCCCC"/>
+            </w:tcBorders>
+          </w:tcPr>
+          <w:p>
+            <w:pPr>
+              <w:spacing w:before="40" w:after="40"/>
+            </w:pPr>
+            <w:r>
+              <w:rPr>
+                <w:sz w:val="18"/>
+              </w:rPr>
+              <w:t>9.2</w:t>
+            </w:r>
+          </w:p>
+        </w:tc>
+        <w:tc>
+          <w:tcPr>
+            <w:tcW w:type="dxa" w:w="2340"/>
+            <w:tcBorders>
+              <w:top w:val="single" w:sz="4" w:space="0" w:color="CCCCCC"/>
+              <w:left w:val="single" w:sz="4" w:space="0" w:color="CCCCCC"/>
+              <w:bottom w:val="single" w:sz="4" w:space="0" w:color="CCCCCC"/>
+              <w:right w:val="single" w:sz="4" w:space="0" w:color="CCCCCC"/>
+            </w:tcBorders>
+          </w:tcPr>
+          <w:p>
+            <w:pPr>
+              <w:spacing w:before="40" w:after="40"/>
+            </w:pPr>
+            <w:r>
+              <w:rPr>
+                <w:sz w:val="18"/>
+              </w:rPr>
+              <w:t>GET /partner/branches — List / search branches</w:t>
+            </w:r>
+          </w:p>
+        </w:tc>
+        <w:tc>
+          <w:tcPr>
+            <w:tcW w:type="dxa" w:w="2340"/>
+            <w:tcBorders>
+              <w:top w:val="single" w:sz="4" w:space="0" w:color="CCCCCC"/>
+              <w:left w:val="single" w:sz="4" w:space="0" w:color="CCCCCC"/>
+              <w:bottom w:val="single" w:sz="4" w:space="0" w:color="CCCCCC"/>
+              <w:right w:val="single" w:sz="4" w:space="0" w:color="CCCCCC"/>
+            </w:tcBorders>
+          </w:tcPr>
+          <w:p>
+            <w:pPr>
+              <w:spacing w:before="40" w:after="40"/>
+            </w:pPr>
+            <w:r>
+              <w:rPr>
                 <w:b/>
                 <w:color w:val="5F6B7A"/>
                 <w:sz w:val="18"/>
               </w:rPr>
-              <w:t>🔲 PENDING</w:t>
-            </w:r>
-          </w:p>
-        </w:tc>
+              <w:t>PENDING</w:t>
+            </w:r>
+          </w:p>
+        </w:tc>
+        <w:tc>
+          <w:tcPr>
+            <w:tcW w:type="dxa" w:w="2340"/>
+            <w:tcBorders>
+              <w:top w:val="single" w:sz="4" w:space="0" w:color="CCCCCC"/>
+              <w:left w:val="single" w:sz="4" w:space="0" w:color="CCCCCC"/>
+              <w:bottom w:val="single" w:sz="4" w:space="0" w:color="CCCCCC"/>
+              <w:right w:val="single" w:sz="4" w:space="0" w:color="CCCCCC"/>
+            </w:tcBorders>
+          </w:tcPr>
+          <w:p>
+            <w:pPr>
+              <w:spacing w:before="40" w:after="40"/>
+            </w:pPr>
+            <w:r>
+              <w:rPr>
+                <w:sz w:val="18"/>
+              </w:rPr>
+              <w:t>Query by their_id</w:t>
+            </w:r>
+          </w:p>
+        </w:tc>
+      </w:tr>
+      <w:tr>
         <w:tc>
           <w:tcPr>
             <w:tcW w:type="dxa" w:w="2340"/>
@@ -6287,12 +6271,10 @@
               <w:rPr>
                 <w:sz w:val="18"/>
               </w:rPr>
-              <w:t>Query by their_id</w:t>
-            </w:r>
-          </w:p>
-        </w:tc>
-      </w:tr>
-      <w:tr>
+              <w:t>9.3</w:t>
+            </w:r>
+          </w:p>
+        </w:tc>
         <w:tc>
           <w:tcPr>
             <w:tcW w:type="dxa" w:w="2340"/>
@@ -6302,6 +6284,7 @@
               <w:bottom w:val="single" w:sz="4" w:space="0" w:color="CCCCCC"/>
               <w:right w:val="single" w:sz="4" w:space="0" w:color="CCCCCC"/>
             </w:tcBorders>
+            <w:shd w:val="clear" w:color="auto" w:fill="F3F4F6"/>
           </w:tcPr>
           <w:p>
             <w:pPr>
@@ -6311,7 +6294,7 @@
               <w:rPr>
                 <w:sz w:val="18"/>
               </w:rPr>
-              <w:t>9.3</w:t>
+              <w:t>GET /partner/branches/{id} — Get branch</w:t>
             </w:r>
           </w:p>
         </w:tc>
@@ -6324,6 +6307,7 @@
               <w:bottom w:val="single" w:sz="4" w:space="0" w:color="CCCCCC"/>
               <w:right w:val="single" w:sz="4" w:space="0" w:color="CCCCCC"/>
             </w:tcBorders>
+            <w:shd w:val="clear" w:color="auto" w:fill="F3F4F6"/>
           </w:tcPr>
           <w:p>
             <w:pPr>
@@ -6331,9 +6315,11 @@
             </w:pPr>
             <w:r>
               <w:rPr>
-                <w:sz w:val="18"/>
-              </w:rPr>
-              <w:t>GET /partner/branches/{id} — Get branch</w:t>
+                <w:b/>
+                <w:color w:val="5F6B7A"/>
+                <w:sz w:val="18"/>
+              </w:rPr>
+              <w:t>PENDING</w:t>
             </w:r>
           </w:p>
         </w:tc>
@@ -6346,30 +6332,7 @@
               <w:bottom w:val="single" w:sz="4" w:space="0" w:color="CCCCCC"/>
               <w:right w:val="single" w:sz="4" w:space="0" w:color="CCCCCC"/>
             </w:tcBorders>
-          </w:tcPr>
-          <w:p>
-            <w:pPr>
-              <w:spacing w:before="40" w:after="40"/>
-            </w:pPr>
-            <w:r>
-              <w:rPr>
-                <w:b/>
-                <w:color w:val="5F6B7A"/>
-                <w:sz w:val="18"/>
-              </w:rPr>
-              <w:t>🔲 PENDING</w:t>
-            </w:r>
-          </w:p>
-        </w:tc>
-        <w:tc>
-          <w:tcPr>
-            <w:tcW w:type="dxa" w:w="2340"/>
-            <w:tcBorders>
-              <w:top w:val="single" w:sz="4" w:space="0" w:color="CCCCCC"/>
-              <w:left w:val="single" w:sz="4" w:space="0" w:color="CCCCCC"/>
-              <w:bottom w:val="single" w:sz="4" w:space="0" w:color="CCCCCC"/>
-              <w:right w:val="single" w:sz="4" w:space="0" w:color="CCCCCC"/>
-            </w:tcBorders>
+            <w:shd w:val="clear" w:color="auto" w:fill="F3F4F6"/>
           </w:tcPr>
           <w:p>
             <w:pPr>
@@ -6390,7 +6353,7 @@
         <w:pStyle w:val="Heading2"/>
       </w:pPr>
       <w:r>
-        <w:t>4.2 Landlords</w:t>
+        <w:t>Landlords</w:t>
       </w:r>
     </w:p>
     <w:tbl>
@@ -6481,6 +6444,7 @@
               <w:bottom w:val="single" w:sz="4" w:space="0" w:color="CCCCCC"/>
               <w:right w:val="single" w:sz="4" w:space="0" w:color="CCCCCC"/>
             </w:tcBorders>
+            <w:shd w:val="clear" w:color="auto" w:fill="F3F4F6"/>
           </w:tcPr>
           <w:p>
             <w:pPr>
@@ -6494,75 +6458,6 @@
             </w:r>
           </w:p>
         </w:tc>
-        <w:tc>
-          <w:tcPr>
-            <w:tcW w:type="dxa" w:w="2340"/>
-            <w:tcBorders>
-              <w:top w:val="single" w:sz="4" w:space="0" w:color="CCCCCC"/>
-              <w:left w:val="single" w:sz="4" w:space="0" w:color="CCCCCC"/>
-              <w:bottom w:val="single" w:sz="4" w:space="0" w:color="CCCCCC"/>
-              <w:right w:val="single" w:sz="4" w:space="0" w:color="CCCCCC"/>
-            </w:tcBorders>
-          </w:tcPr>
-          <w:p>
-            <w:pPr>
-              <w:spacing w:before="40" w:after="40"/>
-            </w:pPr>
-            <w:r>
-              <w:rPr>
-                <w:sz w:val="18"/>
-              </w:rPr>
-              <w:t>POST /partner/branches/{branch_id}/landlords — Add landlord</w:t>
-            </w:r>
-          </w:p>
-        </w:tc>
-        <w:tc>
-          <w:tcPr>
-            <w:tcW w:type="dxa" w:w="2340"/>
-            <w:tcBorders>
-              <w:top w:val="single" w:sz="4" w:space="0" w:color="CCCCCC"/>
-              <w:left w:val="single" w:sz="4" w:space="0" w:color="CCCCCC"/>
-              <w:bottom w:val="single" w:sz="4" w:space="0" w:color="CCCCCC"/>
-              <w:right w:val="single" w:sz="4" w:space="0" w:color="CCCCCC"/>
-            </w:tcBorders>
-          </w:tcPr>
-          <w:p>
-            <w:pPr>
-              <w:spacing w:before="40" w:after="40"/>
-            </w:pPr>
-            <w:r>
-              <w:rPr>
-                <w:b/>
-                <w:color w:val="5F6B7A"/>
-                <w:sz w:val="18"/>
-              </w:rPr>
-              <w:t>🔲 PENDING</w:t>
-            </w:r>
-          </w:p>
-        </w:tc>
-        <w:tc>
-          <w:tcPr>
-            <w:tcW w:type="dxa" w:w="2340"/>
-            <w:tcBorders>
-              <w:top w:val="single" w:sz="4" w:space="0" w:color="CCCCCC"/>
-              <w:left w:val="single" w:sz="4" w:space="0" w:color="CCCCCC"/>
-              <w:bottom w:val="single" w:sz="4" w:space="0" w:color="CCCCCC"/>
-              <w:right w:val="single" w:sz="4" w:space="0" w:color="CCCCCC"/>
-            </w:tcBorders>
-          </w:tcPr>
-          <w:p>
-            <w:pPr>
-              <w:spacing w:before="40" w:after="40"/>
-            </w:pPr>
-            <w:r>
-              <w:rPr>
-                <w:sz w:val="18"/>
-              </w:rPr>
-            </w:r>
-          </w:p>
-        </w:tc>
-      </w:tr>
-      <w:tr>
         <w:tc>
           <w:tcPr>
             <w:tcW w:type="dxa" w:w="2340"/>
@@ -6582,7 +6477,7 @@
               <w:rPr>
                 <w:sz w:val="18"/>
               </w:rPr>
-              <w:t>9.5</w:t>
+              <w:t>POST /partner/branches/{branch_id}/landlords — Add landlord</w:t>
             </w:r>
           </w:p>
         </w:tc>
@@ -6603,9 +6498,11 @@
             </w:pPr>
             <w:r>
               <w:rPr>
-                <w:sz w:val="18"/>
-              </w:rPr>
-              <w:t>GET /partner/landlords/{id} — Get landlord</w:t>
+                <w:b/>
+                <w:color w:val="5F6B7A"/>
+                <w:sz w:val="18"/>
+              </w:rPr>
+              <w:t>PENDING</w:t>
             </w:r>
           </w:p>
         </w:tc>
@@ -6626,14 +6523,104 @@
             </w:pPr>
             <w:r>
               <w:rPr>
+                <w:sz w:val="18"/>
+              </w:rPr>
+            </w:r>
+          </w:p>
+        </w:tc>
+      </w:tr>
+      <w:tr>
+        <w:tc>
+          <w:tcPr>
+            <w:tcW w:type="dxa" w:w="2340"/>
+            <w:tcBorders>
+              <w:top w:val="single" w:sz="4" w:space="0" w:color="CCCCCC"/>
+              <w:left w:val="single" w:sz="4" w:space="0" w:color="CCCCCC"/>
+              <w:bottom w:val="single" w:sz="4" w:space="0" w:color="CCCCCC"/>
+              <w:right w:val="single" w:sz="4" w:space="0" w:color="CCCCCC"/>
+            </w:tcBorders>
+          </w:tcPr>
+          <w:p>
+            <w:pPr>
+              <w:spacing w:before="40" w:after="40"/>
+            </w:pPr>
+            <w:r>
+              <w:rPr>
+                <w:sz w:val="18"/>
+              </w:rPr>
+              <w:t>9.5</w:t>
+            </w:r>
+          </w:p>
+        </w:tc>
+        <w:tc>
+          <w:tcPr>
+            <w:tcW w:type="dxa" w:w="2340"/>
+            <w:tcBorders>
+              <w:top w:val="single" w:sz="4" w:space="0" w:color="CCCCCC"/>
+              <w:left w:val="single" w:sz="4" w:space="0" w:color="CCCCCC"/>
+              <w:bottom w:val="single" w:sz="4" w:space="0" w:color="CCCCCC"/>
+              <w:right w:val="single" w:sz="4" w:space="0" w:color="CCCCCC"/>
+            </w:tcBorders>
+          </w:tcPr>
+          <w:p>
+            <w:pPr>
+              <w:spacing w:before="40" w:after="40"/>
+            </w:pPr>
+            <w:r>
+              <w:rPr>
+                <w:sz w:val="18"/>
+              </w:rPr>
+              <w:t>GET /partner/landlords/{id} — Get landlord</w:t>
+            </w:r>
+          </w:p>
+        </w:tc>
+        <w:tc>
+          <w:tcPr>
+            <w:tcW w:type="dxa" w:w="2340"/>
+            <w:tcBorders>
+              <w:top w:val="single" w:sz="4" w:space="0" w:color="CCCCCC"/>
+              <w:left w:val="single" w:sz="4" w:space="0" w:color="CCCCCC"/>
+              <w:bottom w:val="single" w:sz="4" w:space="0" w:color="CCCCCC"/>
+              <w:right w:val="single" w:sz="4" w:space="0" w:color="CCCCCC"/>
+            </w:tcBorders>
+          </w:tcPr>
+          <w:p>
+            <w:pPr>
+              <w:spacing w:before="40" w:after="40"/>
+            </w:pPr>
+            <w:r>
+              <w:rPr>
                 <w:b/>
                 <w:color w:val="5F6B7A"/>
                 <w:sz w:val="18"/>
               </w:rPr>
-              <w:t>🔲 PENDING</w:t>
-            </w:r>
-          </w:p>
-        </w:tc>
+              <w:t>PENDING</w:t>
+            </w:r>
+          </w:p>
+        </w:tc>
+        <w:tc>
+          <w:tcPr>
+            <w:tcW w:type="dxa" w:w="2340"/>
+            <w:tcBorders>
+              <w:top w:val="single" w:sz="4" w:space="0" w:color="CCCCCC"/>
+              <w:left w:val="single" w:sz="4" w:space="0" w:color="CCCCCC"/>
+              <w:bottom w:val="single" w:sz="4" w:space="0" w:color="CCCCCC"/>
+              <w:right w:val="single" w:sz="4" w:space="0" w:color="CCCCCC"/>
+            </w:tcBorders>
+          </w:tcPr>
+          <w:p>
+            <w:pPr>
+              <w:spacing w:before="40" w:after="40"/>
+            </w:pPr>
+            <w:r>
+              <w:rPr>
+                <w:sz w:val="18"/>
+              </w:rPr>
+            </w:r>
+          </w:p>
+        </w:tc>
+      </w:tr>
+      <w:tr>
         <w:tc>
           <w:tcPr>
             <w:tcW w:type="dxa" w:w="2340"/>
@@ -6653,103 +6640,10 @@
               <w:rPr>
                 <w:sz w:val="18"/>
               </w:rPr>
-            </w:r>
-          </w:p>
-        </w:tc>
-      </w:tr>
-      <w:tr>
-        <w:tc>
-          <w:tcPr>
-            <w:tcW w:type="dxa" w:w="2340"/>
-            <w:tcBorders>
-              <w:top w:val="single" w:sz="4" w:space="0" w:color="CCCCCC"/>
-              <w:left w:val="single" w:sz="4" w:space="0" w:color="CCCCCC"/>
-              <w:bottom w:val="single" w:sz="4" w:space="0" w:color="CCCCCC"/>
-              <w:right w:val="single" w:sz="4" w:space="0" w:color="CCCCCC"/>
-            </w:tcBorders>
-          </w:tcPr>
-          <w:p>
-            <w:pPr>
-              <w:spacing w:before="40" w:after="40"/>
-            </w:pPr>
-            <w:r>
-              <w:rPr>
-                <w:sz w:val="18"/>
-              </w:rPr>
               <w:t>9.6</w:t>
             </w:r>
           </w:p>
         </w:tc>
-        <w:tc>
-          <w:tcPr>
-            <w:tcW w:type="dxa" w:w="2340"/>
-            <w:tcBorders>
-              <w:top w:val="single" w:sz="4" w:space="0" w:color="CCCCCC"/>
-              <w:left w:val="single" w:sz="4" w:space="0" w:color="CCCCCC"/>
-              <w:bottom w:val="single" w:sz="4" w:space="0" w:color="CCCCCC"/>
-              <w:right w:val="single" w:sz="4" w:space="0" w:color="CCCCCC"/>
-            </w:tcBorders>
-          </w:tcPr>
-          <w:p>
-            <w:pPr>
-              <w:spacing w:before="40" w:after="40"/>
-            </w:pPr>
-            <w:r>
-              <w:rPr>
-                <w:sz w:val="18"/>
-              </w:rPr>
-              <w:t>GET /partner/landlords — Search landlords</w:t>
-            </w:r>
-          </w:p>
-        </w:tc>
-        <w:tc>
-          <w:tcPr>
-            <w:tcW w:type="dxa" w:w="2340"/>
-            <w:tcBorders>
-              <w:top w:val="single" w:sz="4" w:space="0" w:color="CCCCCC"/>
-              <w:left w:val="single" w:sz="4" w:space="0" w:color="CCCCCC"/>
-              <w:bottom w:val="single" w:sz="4" w:space="0" w:color="CCCCCC"/>
-              <w:right w:val="single" w:sz="4" w:space="0" w:color="CCCCCC"/>
-            </w:tcBorders>
-          </w:tcPr>
-          <w:p>
-            <w:pPr>
-              <w:spacing w:before="40" w:after="40"/>
-            </w:pPr>
-            <w:r>
-              <w:rPr>
-                <w:b/>
-                <w:color w:val="5F6B7A"/>
-                <w:sz w:val="18"/>
-              </w:rPr>
-              <w:t>🔲 PENDING</w:t>
-            </w:r>
-          </w:p>
-        </w:tc>
-        <w:tc>
-          <w:tcPr>
-            <w:tcW w:type="dxa" w:w="2340"/>
-            <w:tcBorders>
-              <w:top w:val="single" w:sz="4" w:space="0" w:color="CCCCCC"/>
-              <w:left w:val="single" w:sz="4" w:space="0" w:color="CCCCCC"/>
-              <w:bottom w:val="single" w:sz="4" w:space="0" w:color="CCCCCC"/>
-              <w:right w:val="single" w:sz="4" w:space="0" w:color="CCCCCC"/>
-            </w:tcBorders>
-          </w:tcPr>
-          <w:p>
-            <w:pPr>
-              <w:spacing w:before="40" w:after="40"/>
-            </w:pPr>
-            <w:r>
-              <w:rPr>
-                <w:sz w:val="18"/>
-              </w:rPr>
-              <w:t>Query by their_id</w:t>
-            </w:r>
-          </w:p>
-        </w:tc>
-      </w:tr>
-      <w:tr>
         <w:tc>
           <w:tcPr>
             <w:tcW w:type="dxa" w:w="2340"/>
@@ -6769,7 +6663,7 @@
               <w:rPr>
                 <w:sz w:val="18"/>
               </w:rPr>
-              <w:t>9.7</w:t>
+              <w:t>GET /partner/landlords — Search landlords</w:t>
             </w:r>
           </w:p>
         </w:tc>
@@ -6790,9 +6684,11 @@
             </w:pPr>
             <w:r>
               <w:rPr>
-                <w:sz w:val="18"/>
-              </w:rPr>
-              <w:t>PATCH /partner/landlords/{id} — Update landlord</w:t>
+                <w:b/>
+                <w:color w:val="5F6B7A"/>
+                <w:sz w:val="18"/>
+              </w:rPr>
+              <w:t>PENDING</w:t>
             </w:r>
           </w:p>
         </w:tc>
@@ -6813,14 +6709,14 @@
             </w:pPr>
             <w:r>
               <w:rPr>
-                <w:b/>
-                <w:color w:val="5F6B7A"/>
-                <w:sz w:val="18"/>
-              </w:rPr>
-              <w:t>🔲 PENDING</w:t>
-            </w:r>
-          </w:p>
-        </w:tc>
+                <w:sz w:val="18"/>
+              </w:rPr>
+              <w:t>Query by their_id</w:t>
+            </w:r>
+          </w:p>
+        </w:tc>
+      </w:tr>
+      <w:tr>
         <w:tc>
           <w:tcPr>
             <w:tcW w:type="dxa" w:w="2340"/>
@@ -6830,7 +6726,74 @@
               <w:bottom w:val="single" w:sz="4" w:space="0" w:color="CCCCCC"/>
               <w:right w:val="single" w:sz="4" w:space="0" w:color="CCCCCC"/>
             </w:tcBorders>
-            <w:shd w:val="clear" w:color="auto" w:fill="F3F4F6"/>
+          </w:tcPr>
+          <w:p>
+            <w:pPr>
+              <w:spacing w:before="40" w:after="40"/>
+            </w:pPr>
+            <w:r>
+              <w:rPr>
+                <w:sz w:val="18"/>
+              </w:rPr>
+              <w:t>9.7</w:t>
+            </w:r>
+          </w:p>
+        </w:tc>
+        <w:tc>
+          <w:tcPr>
+            <w:tcW w:type="dxa" w:w="2340"/>
+            <w:tcBorders>
+              <w:top w:val="single" w:sz="4" w:space="0" w:color="CCCCCC"/>
+              <w:left w:val="single" w:sz="4" w:space="0" w:color="CCCCCC"/>
+              <w:bottom w:val="single" w:sz="4" w:space="0" w:color="CCCCCC"/>
+              <w:right w:val="single" w:sz="4" w:space="0" w:color="CCCCCC"/>
+            </w:tcBorders>
+          </w:tcPr>
+          <w:p>
+            <w:pPr>
+              <w:spacing w:before="40" w:after="40"/>
+            </w:pPr>
+            <w:r>
+              <w:rPr>
+                <w:sz w:val="18"/>
+              </w:rPr>
+              <w:t>PATCH /partner/landlords/{id} — Update landlord</w:t>
+            </w:r>
+          </w:p>
+        </w:tc>
+        <w:tc>
+          <w:tcPr>
+            <w:tcW w:type="dxa" w:w="2340"/>
+            <w:tcBorders>
+              <w:top w:val="single" w:sz="4" w:space="0" w:color="CCCCCC"/>
+              <w:left w:val="single" w:sz="4" w:space="0" w:color="CCCCCC"/>
+              <w:bottom w:val="single" w:sz="4" w:space="0" w:color="CCCCCC"/>
+              <w:right w:val="single" w:sz="4" w:space="0" w:color="CCCCCC"/>
+            </w:tcBorders>
+          </w:tcPr>
+          <w:p>
+            <w:pPr>
+              <w:spacing w:before="40" w:after="40"/>
+            </w:pPr>
+            <w:r>
+              <w:rPr>
+                <w:b/>
+                <w:color w:val="5F6B7A"/>
+                <w:sz w:val="18"/>
+              </w:rPr>
+              <w:t>PENDING</w:t>
+            </w:r>
+          </w:p>
+        </w:tc>
+        <w:tc>
+          <w:tcPr>
+            <w:tcW w:type="dxa" w:w="2340"/>
+            <w:tcBorders>
+              <w:top w:val="single" w:sz="4" w:space="0" w:color="CCCCCC"/>
+              <w:left w:val="single" w:sz="4" w:space="0" w:color="CCCCCC"/>
+              <w:bottom w:val="single" w:sz="4" w:space="0" w:color="CCCCCC"/>
+              <w:right w:val="single" w:sz="4" w:space="0" w:color="CCCCCC"/>
+            </w:tcBorders>
           </w:tcPr>
           <w:p>
             <w:pPr>
@@ -6851,7 +6814,7 @@
         <w:pStyle w:val="Heading2"/>
       </w:pPr>
       <w:r>
-        <w:t>4.3 Properties</w:t>
+        <w:t>Properties</w:t>
       </w:r>
     </w:p>
     <w:tbl>
@@ -6942,6 +6905,7 @@
               <w:bottom w:val="single" w:sz="4" w:space="0" w:color="CCCCCC"/>
               <w:right w:val="single" w:sz="4" w:space="0" w:color="CCCCCC"/>
             </w:tcBorders>
+            <w:shd w:val="clear" w:color="auto" w:fill="F3F4F6"/>
           </w:tcPr>
           <w:p>
             <w:pPr>
@@ -6955,75 +6919,6 @@
             </w:r>
           </w:p>
         </w:tc>
-        <w:tc>
-          <w:tcPr>
-            <w:tcW w:type="dxa" w:w="2340"/>
-            <w:tcBorders>
-              <w:top w:val="single" w:sz="4" w:space="0" w:color="CCCCCC"/>
-              <w:left w:val="single" w:sz="4" w:space="0" w:color="CCCCCC"/>
-              <w:bottom w:val="single" w:sz="4" w:space="0" w:color="CCCCCC"/>
-              <w:right w:val="single" w:sz="4" w:space="0" w:color="CCCCCC"/>
-            </w:tcBorders>
-          </w:tcPr>
-          <w:p>
-            <w:pPr>
-              <w:spacing w:before="40" w:after="40"/>
-            </w:pPr>
-            <w:r>
-              <w:rPr>
-                <w:sz w:val="18"/>
-              </w:rPr>
-              <w:t>POST /partner/landlords/{landlord_id}/properties — Add property</w:t>
-            </w:r>
-          </w:p>
-        </w:tc>
-        <w:tc>
-          <w:tcPr>
-            <w:tcW w:type="dxa" w:w="2340"/>
-            <w:tcBorders>
-              <w:top w:val="single" w:sz="4" w:space="0" w:color="CCCCCC"/>
-              <w:left w:val="single" w:sz="4" w:space="0" w:color="CCCCCC"/>
-              <w:bottom w:val="single" w:sz="4" w:space="0" w:color="CCCCCC"/>
-              <w:right w:val="single" w:sz="4" w:space="0" w:color="CCCCCC"/>
-            </w:tcBorders>
-          </w:tcPr>
-          <w:p>
-            <w:pPr>
-              <w:spacing w:before="40" w:after="40"/>
-            </w:pPr>
-            <w:r>
-              <w:rPr>
-                <w:b/>
-                <w:color w:val="5F6B7A"/>
-                <w:sz w:val="18"/>
-              </w:rPr>
-              <w:t>🔲 PENDING</w:t>
-            </w:r>
-          </w:p>
-        </w:tc>
-        <w:tc>
-          <w:tcPr>
-            <w:tcW w:type="dxa" w:w="2340"/>
-            <w:tcBorders>
-              <w:top w:val="single" w:sz="4" w:space="0" w:color="CCCCCC"/>
-              <w:left w:val="single" w:sz="4" w:space="0" w:color="CCCCCC"/>
-              <w:bottom w:val="single" w:sz="4" w:space="0" w:color="CCCCCC"/>
-              <w:right w:val="single" w:sz="4" w:space="0" w:color="CCCCCC"/>
-            </w:tcBorders>
-          </w:tcPr>
-          <w:p>
-            <w:pPr>
-              <w:spacing w:before="40" w:after="40"/>
-            </w:pPr>
-            <w:r>
-              <w:rPr>
-                <w:sz w:val="18"/>
-              </w:rPr>
-            </w:r>
-          </w:p>
-        </w:tc>
-      </w:tr>
-      <w:tr>
         <w:tc>
           <w:tcPr>
             <w:tcW w:type="dxa" w:w="2340"/>
@@ -7043,7 +6938,7 @@
               <w:rPr>
                 <w:sz w:val="18"/>
               </w:rPr>
-              <w:t>9.9</w:t>
+              <w:t>POST /partner/landlords/{landlord_id}/properties — Add property</w:t>
             </w:r>
           </w:p>
         </w:tc>
@@ -7064,9 +6959,11 @@
             </w:pPr>
             <w:r>
               <w:rPr>
-                <w:sz w:val="18"/>
-              </w:rPr>
-              <w:t>GET /partner/properties/{id} — Get property</w:t>
+                <w:b/>
+                <w:color w:val="5F6B7A"/>
+                <w:sz w:val="18"/>
+              </w:rPr>
+              <w:t>PENDING</w:t>
             </w:r>
           </w:p>
         </w:tc>
@@ -7087,14 +6984,104 @@
             </w:pPr>
             <w:r>
               <w:rPr>
+                <w:sz w:val="18"/>
+              </w:rPr>
+            </w:r>
+          </w:p>
+        </w:tc>
+      </w:tr>
+      <w:tr>
+        <w:tc>
+          <w:tcPr>
+            <w:tcW w:type="dxa" w:w="2340"/>
+            <w:tcBorders>
+              <w:top w:val="single" w:sz="4" w:space="0" w:color="CCCCCC"/>
+              <w:left w:val="single" w:sz="4" w:space="0" w:color="CCCCCC"/>
+              <w:bottom w:val="single" w:sz="4" w:space="0" w:color="CCCCCC"/>
+              <w:right w:val="single" w:sz="4" w:space="0" w:color="CCCCCC"/>
+            </w:tcBorders>
+          </w:tcPr>
+          <w:p>
+            <w:pPr>
+              <w:spacing w:before="40" w:after="40"/>
+            </w:pPr>
+            <w:r>
+              <w:rPr>
+                <w:sz w:val="18"/>
+              </w:rPr>
+              <w:t>9.9</w:t>
+            </w:r>
+          </w:p>
+        </w:tc>
+        <w:tc>
+          <w:tcPr>
+            <w:tcW w:type="dxa" w:w="2340"/>
+            <w:tcBorders>
+              <w:top w:val="single" w:sz="4" w:space="0" w:color="CCCCCC"/>
+              <w:left w:val="single" w:sz="4" w:space="0" w:color="CCCCCC"/>
+              <w:bottom w:val="single" w:sz="4" w:space="0" w:color="CCCCCC"/>
+              <w:right w:val="single" w:sz="4" w:space="0" w:color="CCCCCC"/>
+            </w:tcBorders>
+          </w:tcPr>
+          <w:p>
+            <w:pPr>
+              <w:spacing w:before="40" w:after="40"/>
+            </w:pPr>
+            <w:r>
+              <w:rPr>
+                <w:sz w:val="18"/>
+              </w:rPr>
+              <w:t>GET /partner/properties/{id} — Get property</w:t>
+            </w:r>
+          </w:p>
+        </w:tc>
+        <w:tc>
+          <w:tcPr>
+            <w:tcW w:type="dxa" w:w="2340"/>
+            <w:tcBorders>
+              <w:top w:val="single" w:sz="4" w:space="0" w:color="CCCCCC"/>
+              <w:left w:val="single" w:sz="4" w:space="0" w:color="CCCCCC"/>
+              <w:bottom w:val="single" w:sz="4" w:space="0" w:color="CCCCCC"/>
+              <w:right w:val="single" w:sz="4" w:space="0" w:color="CCCCCC"/>
+            </w:tcBorders>
+          </w:tcPr>
+          <w:p>
+            <w:pPr>
+              <w:spacing w:before="40" w:after="40"/>
+            </w:pPr>
+            <w:r>
+              <w:rPr>
                 <w:b/>
                 <w:color w:val="5F6B7A"/>
                 <w:sz w:val="18"/>
               </w:rPr>
-              <w:t>🔲 PENDING</w:t>
-            </w:r>
-          </w:p>
-        </w:tc>
+              <w:t>PENDING</w:t>
+            </w:r>
+          </w:p>
+        </w:tc>
+        <w:tc>
+          <w:tcPr>
+            <w:tcW w:type="dxa" w:w="2340"/>
+            <w:tcBorders>
+              <w:top w:val="single" w:sz="4" w:space="0" w:color="CCCCCC"/>
+              <w:left w:val="single" w:sz="4" w:space="0" w:color="CCCCCC"/>
+              <w:bottom w:val="single" w:sz="4" w:space="0" w:color="CCCCCC"/>
+              <w:right w:val="single" w:sz="4" w:space="0" w:color="CCCCCC"/>
+            </w:tcBorders>
+          </w:tcPr>
+          <w:p>
+            <w:pPr>
+              <w:spacing w:before="40" w:after="40"/>
+            </w:pPr>
+            <w:r>
+              <w:rPr>
+                <w:sz w:val="18"/>
+              </w:rPr>
+            </w:r>
+          </w:p>
+        </w:tc>
+      </w:tr>
+      <w:tr>
         <w:tc>
           <w:tcPr>
             <w:tcW w:type="dxa" w:w="2340"/>
@@ -7114,103 +7101,10 @@
               <w:rPr>
                 <w:sz w:val="18"/>
               </w:rPr>
-            </w:r>
-          </w:p>
-        </w:tc>
-      </w:tr>
-      <w:tr>
-        <w:tc>
-          <w:tcPr>
-            <w:tcW w:type="dxa" w:w="2340"/>
-            <w:tcBorders>
-              <w:top w:val="single" w:sz="4" w:space="0" w:color="CCCCCC"/>
-              <w:left w:val="single" w:sz="4" w:space="0" w:color="CCCCCC"/>
-              <w:bottom w:val="single" w:sz="4" w:space="0" w:color="CCCCCC"/>
-              <w:right w:val="single" w:sz="4" w:space="0" w:color="CCCCCC"/>
-            </w:tcBorders>
-          </w:tcPr>
-          <w:p>
-            <w:pPr>
-              <w:spacing w:before="40" w:after="40"/>
-            </w:pPr>
-            <w:r>
-              <w:rPr>
-                <w:sz w:val="18"/>
-              </w:rPr>
               <w:t>9.10</w:t>
             </w:r>
           </w:p>
         </w:tc>
-        <w:tc>
-          <w:tcPr>
-            <w:tcW w:type="dxa" w:w="2340"/>
-            <w:tcBorders>
-              <w:top w:val="single" w:sz="4" w:space="0" w:color="CCCCCC"/>
-              <w:left w:val="single" w:sz="4" w:space="0" w:color="CCCCCC"/>
-              <w:bottom w:val="single" w:sz="4" w:space="0" w:color="CCCCCC"/>
-              <w:right w:val="single" w:sz="4" w:space="0" w:color="CCCCCC"/>
-            </w:tcBorders>
-          </w:tcPr>
-          <w:p>
-            <w:pPr>
-              <w:spacing w:before="40" w:after="40"/>
-            </w:pPr>
-            <w:r>
-              <w:rPr>
-                <w:sz w:val="18"/>
-              </w:rPr>
-              <w:t>GET /partner/properties — Search properties</w:t>
-            </w:r>
-          </w:p>
-        </w:tc>
-        <w:tc>
-          <w:tcPr>
-            <w:tcW w:type="dxa" w:w="2340"/>
-            <w:tcBorders>
-              <w:top w:val="single" w:sz="4" w:space="0" w:color="CCCCCC"/>
-              <w:left w:val="single" w:sz="4" w:space="0" w:color="CCCCCC"/>
-              <w:bottom w:val="single" w:sz="4" w:space="0" w:color="CCCCCC"/>
-              <w:right w:val="single" w:sz="4" w:space="0" w:color="CCCCCC"/>
-            </w:tcBorders>
-          </w:tcPr>
-          <w:p>
-            <w:pPr>
-              <w:spacing w:before="40" w:after="40"/>
-            </w:pPr>
-            <w:r>
-              <w:rPr>
-                <w:b/>
-                <w:color w:val="5F6B7A"/>
-                <w:sz w:val="18"/>
-              </w:rPr>
-              <w:t>🔲 PENDING</w:t>
-            </w:r>
-          </w:p>
-        </w:tc>
-        <w:tc>
-          <w:tcPr>
-            <w:tcW w:type="dxa" w:w="2340"/>
-            <w:tcBorders>
-              <w:top w:val="single" w:sz="4" w:space="0" w:color="CCCCCC"/>
-              <w:left w:val="single" w:sz="4" w:space="0" w:color="CCCCCC"/>
-              <w:bottom w:val="single" w:sz="4" w:space="0" w:color="CCCCCC"/>
-              <w:right w:val="single" w:sz="4" w:space="0" w:color="CCCCCC"/>
-            </w:tcBorders>
-          </w:tcPr>
-          <w:p>
-            <w:pPr>
-              <w:spacing w:before="40" w:after="40"/>
-            </w:pPr>
-            <w:r>
-              <w:rPr>
-                <w:sz w:val="18"/>
-              </w:rPr>
-              <w:t>Query by their_id</w:t>
-            </w:r>
-          </w:p>
-        </w:tc>
-      </w:tr>
-      <w:tr>
         <w:tc>
           <w:tcPr>
             <w:tcW w:type="dxa" w:w="2340"/>
@@ -7230,7 +7124,7 @@
               <w:rPr>
                 <w:sz w:val="18"/>
               </w:rPr>
-              <w:t>9.11</w:t>
+              <w:t>GET /partner/properties — Search properties</w:t>
             </w:r>
           </w:p>
         </w:tc>
@@ -7251,9 +7145,11 @@
             </w:pPr>
             <w:r>
               <w:rPr>
-                <w:sz w:val="18"/>
-              </w:rPr>
-              <w:t>PATCH /partner/properties/{id} — Update property / billing address</w:t>
+                <w:b/>
+                <w:color w:val="5F6B7A"/>
+                <w:sz w:val="18"/>
+              </w:rPr>
+              <w:t>PENDING</w:t>
             </w:r>
           </w:p>
         </w:tc>
@@ -7274,14 +7170,105 @@
             </w:pPr>
             <w:r>
               <w:rPr>
+                <w:sz w:val="18"/>
+              </w:rPr>
+              <w:t>Query by their_id</w:t>
+            </w:r>
+          </w:p>
+        </w:tc>
+      </w:tr>
+      <w:tr>
+        <w:tc>
+          <w:tcPr>
+            <w:tcW w:type="dxa" w:w="2340"/>
+            <w:tcBorders>
+              <w:top w:val="single" w:sz="4" w:space="0" w:color="CCCCCC"/>
+              <w:left w:val="single" w:sz="4" w:space="0" w:color="CCCCCC"/>
+              <w:bottom w:val="single" w:sz="4" w:space="0" w:color="CCCCCC"/>
+              <w:right w:val="single" w:sz="4" w:space="0" w:color="CCCCCC"/>
+            </w:tcBorders>
+          </w:tcPr>
+          <w:p>
+            <w:pPr>
+              <w:spacing w:before="40" w:after="40"/>
+            </w:pPr>
+            <w:r>
+              <w:rPr>
+                <w:sz w:val="18"/>
+              </w:rPr>
+              <w:t>9.11</w:t>
+            </w:r>
+          </w:p>
+        </w:tc>
+        <w:tc>
+          <w:tcPr>
+            <w:tcW w:type="dxa" w:w="2340"/>
+            <w:tcBorders>
+              <w:top w:val="single" w:sz="4" w:space="0" w:color="CCCCCC"/>
+              <w:left w:val="single" w:sz="4" w:space="0" w:color="CCCCCC"/>
+              <w:bottom w:val="single" w:sz="4" w:space="0" w:color="CCCCCC"/>
+              <w:right w:val="single" w:sz="4" w:space="0" w:color="CCCCCC"/>
+            </w:tcBorders>
+          </w:tcPr>
+          <w:p>
+            <w:pPr>
+              <w:spacing w:before="40" w:after="40"/>
+            </w:pPr>
+            <w:r>
+              <w:rPr>
+                <w:sz w:val="18"/>
+              </w:rPr>
+              <w:t>PATCH /partner/properties/{id} — Update property / billing address</w:t>
+            </w:r>
+          </w:p>
+        </w:tc>
+        <w:tc>
+          <w:tcPr>
+            <w:tcW w:type="dxa" w:w="2340"/>
+            <w:tcBorders>
+              <w:top w:val="single" w:sz="4" w:space="0" w:color="CCCCCC"/>
+              <w:left w:val="single" w:sz="4" w:space="0" w:color="CCCCCC"/>
+              <w:bottom w:val="single" w:sz="4" w:space="0" w:color="CCCCCC"/>
+              <w:right w:val="single" w:sz="4" w:space="0" w:color="CCCCCC"/>
+            </w:tcBorders>
+          </w:tcPr>
+          <w:p>
+            <w:pPr>
+              <w:spacing w:before="40" w:after="40"/>
+            </w:pPr>
+            <w:r>
+              <w:rPr>
                 <w:b/>
                 <w:color w:val="5F6B7A"/>
                 <w:sz w:val="18"/>
               </w:rPr>
-              <w:t>🔲 PENDING</w:t>
-            </w:r>
-          </w:p>
-        </w:tc>
+              <w:t>PENDING</w:t>
+            </w:r>
+          </w:p>
+        </w:tc>
+        <w:tc>
+          <w:tcPr>
+            <w:tcW w:type="dxa" w:w="2340"/>
+            <w:tcBorders>
+              <w:top w:val="single" w:sz="4" w:space="0" w:color="CCCCCC"/>
+              <w:left w:val="single" w:sz="4" w:space="0" w:color="CCCCCC"/>
+              <w:bottom w:val="single" w:sz="4" w:space="0" w:color="CCCCCC"/>
+              <w:right w:val="single" w:sz="4" w:space="0" w:color="CCCCCC"/>
+            </w:tcBorders>
+          </w:tcPr>
+          <w:p>
+            <w:pPr>
+              <w:spacing w:before="40" w:after="40"/>
+            </w:pPr>
+            <w:r>
+              <w:rPr>
+                <w:sz w:val="18"/>
+              </w:rPr>
+            </w:r>
+          </w:p>
+        </w:tc>
+      </w:tr>
+      <w:tr>
         <w:tc>
           <w:tcPr>
             <w:tcW w:type="dxa" w:w="2340"/>
@@ -7301,11 +7288,10 @@
               <w:rPr>
                 <w:sz w:val="18"/>
               </w:rPr>
-            </w:r>
-          </w:p>
-        </w:tc>
-      </w:tr>
-      <w:tr>
+              <w:t>9.12</w:t>
+            </w:r>
+          </w:p>
+        </w:tc>
         <w:tc>
           <w:tcPr>
             <w:tcW w:type="dxa" w:w="2340"/>
@@ -7315,6 +7301,7 @@
               <w:bottom w:val="single" w:sz="4" w:space="0" w:color="CCCCCC"/>
               <w:right w:val="single" w:sz="4" w:space="0" w:color="CCCCCC"/>
             </w:tcBorders>
+            <w:shd w:val="clear" w:color="auto" w:fill="F3F4F6"/>
           </w:tcPr>
           <w:p>
             <w:pPr>
@@ -7324,7 +7311,7 @@
               <w:rPr>
                 <w:sz w:val="18"/>
               </w:rPr>
-              <w:t>9.12</w:t>
+              <w:t>GET /partner/properties/{id}/moves — List moves for property</w:t>
             </w:r>
           </w:p>
         </w:tc>
@@ -7337,6 +7324,7 @@
               <w:bottom w:val="single" w:sz="4" w:space="0" w:color="CCCCCC"/>
               <w:right w:val="single" w:sz="4" w:space="0" w:color="CCCCCC"/>
             </w:tcBorders>
+            <w:shd w:val="clear" w:color="auto" w:fill="F3F4F6"/>
           </w:tcPr>
           <w:p>
             <w:pPr>
@@ -7344,9 +7332,11 @@
             </w:pPr>
             <w:r>
               <w:rPr>
-                <w:sz w:val="18"/>
-              </w:rPr>
-              <w:t>GET /partner/properties/{id}/moves — List moves for property</w:t>
+                <w:b/>
+                <w:color w:val="5F6B7A"/>
+                <w:sz w:val="18"/>
+              </w:rPr>
+              <w:t>PENDING</w:t>
             </w:r>
           </w:p>
         </w:tc>
@@ -7359,30 +7349,7 @@
               <w:bottom w:val="single" w:sz="4" w:space="0" w:color="CCCCCC"/>
               <w:right w:val="single" w:sz="4" w:space="0" w:color="CCCCCC"/>
             </w:tcBorders>
-          </w:tcPr>
-          <w:p>
-            <w:pPr>
-              <w:spacing w:before="40" w:after="40"/>
-            </w:pPr>
-            <w:r>
-              <w:rPr>
-                <w:b/>
-                <w:color w:val="5F6B7A"/>
-                <w:sz w:val="18"/>
-              </w:rPr>
-              <w:t>🔲 PENDING</w:t>
-            </w:r>
-          </w:p>
-        </w:tc>
-        <w:tc>
-          <w:tcPr>
-            <w:tcW w:type="dxa" w:w="2340"/>
-            <w:tcBorders>
-              <w:top w:val="single" w:sz="4" w:space="0" w:color="CCCCCC"/>
-              <w:left w:val="single" w:sz="4" w:space="0" w:color="CCCCCC"/>
-              <w:bottom w:val="single" w:sz="4" w:space="0" w:color="CCCCCC"/>
-              <w:right w:val="single" w:sz="4" w:space="0" w:color="CCCCCC"/>
-            </w:tcBorders>
+            <w:shd w:val="clear" w:color="auto" w:fill="F3F4F6"/>
           </w:tcPr>
           <w:p>
             <w:pPr>
@@ -7403,7 +7370,7 @@
         <w:pStyle w:val="Heading2"/>
       </w:pPr>
       <w:r>
-        <w:t>4.4 Moves</w:t>
+        <w:t>Moves</w:t>
       </w:r>
     </w:p>
     <w:tbl>
@@ -7494,6 +7461,7 @@
               <w:bottom w:val="single" w:sz="4" w:space="0" w:color="CCCCCC"/>
               <w:right w:val="single" w:sz="4" w:space="0" w:color="CCCCCC"/>
             </w:tcBorders>
+            <w:shd w:val="clear" w:color="auto" w:fill="F3F4F6"/>
           </w:tcPr>
           <w:p>
             <w:pPr>
@@ -7507,76 +7475,6 @@
             </w:r>
           </w:p>
         </w:tc>
-        <w:tc>
-          <w:tcPr>
-            <w:tcW w:type="dxa" w:w="2340"/>
-            <w:tcBorders>
-              <w:top w:val="single" w:sz="4" w:space="0" w:color="CCCCCC"/>
-              <w:left w:val="single" w:sz="4" w:space="0" w:color="CCCCCC"/>
-              <w:bottom w:val="single" w:sz="4" w:space="0" w:color="CCCCCC"/>
-              <w:right w:val="single" w:sz="4" w:space="0" w:color="CCCCCC"/>
-            </w:tcBorders>
-          </w:tcPr>
-          <w:p>
-            <w:pPr>
-              <w:spacing w:before="40" w:after="40"/>
-            </w:pPr>
-            <w:r>
-              <w:rPr>
-                <w:sz w:val="18"/>
-              </w:rPr>
-              <w:t>POST /partner/properties/{id}/move_outs — Create move-out</w:t>
-            </w:r>
-          </w:p>
-        </w:tc>
-        <w:tc>
-          <w:tcPr>
-            <w:tcW w:type="dxa" w:w="2340"/>
-            <w:tcBorders>
-              <w:top w:val="single" w:sz="4" w:space="0" w:color="CCCCCC"/>
-              <w:left w:val="single" w:sz="4" w:space="0" w:color="CCCCCC"/>
-              <w:bottom w:val="single" w:sz="4" w:space="0" w:color="CCCCCC"/>
-              <w:right w:val="single" w:sz="4" w:space="0" w:color="CCCCCC"/>
-            </w:tcBorders>
-          </w:tcPr>
-          <w:p>
-            <w:pPr>
-              <w:spacing w:before="40" w:after="40"/>
-            </w:pPr>
-            <w:r>
-              <w:rPr>
-                <w:b/>
-                <w:color w:val="5F6B7A"/>
-                <w:sz w:val="18"/>
-              </w:rPr>
-              <w:t>🔲 PENDING</w:t>
-            </w:r>
-          </w:p>
-        </w:tc>
-        <w:tc>
-          <w:tcPr>
-            <w:tcW w:type="dxa" w:w="2340"/>
-            <w:tcBorders>
-              <w:top w:val="single" w:sz="4" w:space="0" w:color="CCCCCC"/>
-              <w:left w:val="single" w:sz="4" w:space="0" w:color="CCCCCC"/>
-              <w:bottom w:val="single" w:sz="4" w:space="0" w:color="CCCCCC"/>
-              <w:right w:val="single" w:sz="4" w:space="0" w:color="CCCCCC"/>
-            </w:tcBorders>
-          </w:tcPr>
-          <w:p>
-            <w:pPr>
-              <w:spacing w:before="40" w:after="40"/>
-            </w:pPr>
-            <w:r>
-              <w:rPr>
-                <w:sz w:val="18"/>
-              </w:rPr>
-              <w:t>submission_type = 'landlord'; void starts</w:t>
-            </w:r>
-          </w:p>
-        </w:tc>
-      </w:tr>
-      <w:tr>
         <w:tc>
           <w:tcPr>
             <w:tcW w:type="dxa" w:w="2340"/>
@@ -7596,7 +7494,7 @@
               <w:rPr>
                 <w:sz w:val="18"/>
               </w:rPr>
-              <w:t>9.14</w:t>
+              <w:t>POST /partner/properties/{id}/move_outs — Create move-out</w:t>
             </w:r>
           </w:p>
         </w:tc>
@@ -7617,9 +7515,11 @@
             </w:pPr>
             <w:r>
               <w:rPr>
-                <w:sz w:val="18"/>
-              </w:rPr>
-              <w:t>POST /partner/properties/{id}/move_ins — Create move-in</w:t>
+                <w:b/>
+                <w:color w:val="5F6B7A"/>
+                <w:sz w:val="18"/>
+              </w:rPr>
+              <w:t>PENDING</w:t>
             </w:r>
           </w:p>
         </w:tc>
@@ -7640,14 +7540,106 @@
             </w:pPr>
             <w:r>
               <w:rPr>
+                <w:sz w:val="18"/>
+              </w:rPr>
+              <w:t>submission_type = 'landlord'; void starts</w:t>
+            </w:r>
+          </w:p>
+        </w:tc>
+      </w:tr>
+      <w:tr>
+        <w:tc>
+          <w:tcPr>
+            <w:tcW w:type="dxa" w:w="2340"/>
+            <w:tcBorders>
+              <w:top w:val="single" w:sz="4" w:space="0" w:color="CCCCCC"/>
+              <w:left w:val="single" w:sz="4" w:space="0" w:color="CCCCCC"/>
+              <w:bottom w:val="single" w:sz="4" w:space="0" w:color="CCCCCC"/>
+              <w:right w:val="single" w:sz="4" w:space="0" w:color="CCCCCC"/>
+            </w:tcBorders>
+          </w:tcPr>
+          <w:p>
+            <w:pPr>
+              <w:spacing w:before="40" w:after="40"/>
+            </w:pPr>
+            <w:r>
+              <w:rPr>
+                <w:sz w:val="18"/>
+              </w:rPr>
+              <w:t>9.14</w:t>
+            </w:r>
+          </w:p>
+        </w:tc>
+        <w:tc>
+          <w:tcPr>
+            <w:tcW w:type="dxa" w:w="2340"/>
+            <w:tcBorders>
+              <w:top w:val="single" w:sz="4" w:space="0" w:color="CCCCCC"/>
+              <w:left w:val="single" w:sz="4" w:space="0" w:color="CCCCCC"/>
+              <w:bottom w:val="single" w:sz="4" w:space="0" w:color="CCCCCC"/>
+              <w:right w:val="single" w:sz="4" w:space="0" w:color="CCCCCC"/>
+            </w:tcBorders>
+          </w:tcPr>
+          <w:p>
+            <w:pPr>
+              <w:spacing w:before="40" w:after="40"/>
+            </w:pPr>
+            <w:r>
+              <w:rPr>
+                <w:sz w:val="18"/>
+              </w:rPr>
+              <w:t>POST /partner/properties/{id}/move_ins — Create move-in</w:t>
+            </w:r>
+          </w:p>
+        </w:tc>
+        <w:tc>
+          <w:tcPr>
+            <w:tcW w:type="dxa" w:w="2340"/>
+            <w:tcBorders>
+              <w:top w:val="single" w:sz="4" w:space="0" w:color="CCCCCC"/>
+              <w:left w:val="single" w:sz="4" w:space="0" w:color="CCCCCC"/>
+              <w:bottom w:val="single" w:sz="4" w:space="0" w:color="CCCCCC"/>
+              <w:right w:val="single" w:sz="4" w:space="0" w:color="CCCCCC"/>
+            </w:tcBorders>
+          </w:tcPr>
+          <w:p>
+            <w:pPr>
+              <w:spacing w:before="40" w:after="40"/>
+            </w:pPr>
+            <w:r>
+              <w:rPr>
                 <w:b/>
                 <w:color w:val="5F6B7A"/>
                 <w:sz w:val="18"/>
               </w:rPr>
-              <w:t>🔲 PENDING</w:t>
-            </w:r>
-          </w:p>
-        </w:tc>
+              <w:t>PENDING</w:t>
+            </w:r>
+          </w:p>
+        </w:tc>
+        <w:tc>
+          <w:tcPr>
+            <w:tcW w:type="dxa" w:w="2340"/>
+            <w:tcBorders>
+              <w:top w:val="single" w:sz="4" w:space="0" w:color="CCCCCC"/>
+              <w:left w:val="single" w:sz="4" w:space="0" w:color="CCCCCC"/>
+              <w:bottom w:val="single" w:sz="4" w:space="0" w:color="CCCCCC"/>
+              <w:right w:val="single" w:sz="4" w:space="0" w:color="CCCCCC"/>
+            </w:tcBorders>
+          </w:tcPr>
+          <w:p>
+            <w:pPr>
+              <w:spacing w:before="40" w:after="40"/>
+            </w:pPr>
+            <w:r>
+              <w:rPr>
+                <w:sz w:val="18"/>
+              </w:rPr>
+              <w:t>submission_type = 'tenant'; void ends</w:t>
+            </w:r>
+          </w:p>
+        </w:tc>
+      </w:tr>
+      <w:tr>
         <w:tc>
           <w:tcPr>
             <w:tcW w:type="dxa" w:w="2340"/>
@@ -7667,103 +7659,10 @@
               <w:rPr>
                 <w:sz w:val="18"/>
               </w:rPr>
-              <w:t>submission_type = 'tenant'; void ends</w:t>
-            </w:r>
-          </w:p>
-        </w:tc>
-      </w:tr>
-      <w:tr>
-        <w:tc>
-          <w:tcPr>
-            <w:tcW w:type="dxa" w:w="2340"/>
-            <w:tcBorders>
-              <w:top w:val="single" w:sz="4" w:space="0" w:color="CCCCCC"/>
-              <w:left w:val="single" w:sz="4" w:space="0" w:color="CCCCCC"/>
-              <w:bottom w:val="single" w:sz="4" w:space="0" w:color="CCCCCC"/>
-              <w:right w:val="single" w:sz="4" w:space="0" w:color="CCCCCC"/>
-            </w:tcBorders>
-          </w:tcPr>
-          <w:p>
-            <w:pPr>
-              <w:spacing w:before="40" w:after="40"/>
-            </w:pPr>
-            <w:r>
-              <w:rPr>
-                <w:sz w:val="18"/>
-              </w:rPr>
               <w:t>9.15</w:t>
             </w:r>
           </w:p>
         </w:tc>
-        <w:tc>
-          <w:tcPr>
-            <w:tcW w:type="dxa" w:w="2340"/>
-            <w:tcBorders>
-              <w:top w:val="single" w:sz="4" w:space="0" w:color="CCCCCC"/>
-              <w:left w:val="single" w:sz="4" w:space="0" w:color="CCCCCC"/>
-              <w:bottom w:val="single" w:sz="4" w:space="0" w:color="CCCCCC"/>
-              <w:right w:val="single" w:sz="4" w:space="0" w:color="CCCCCC"/>
-            </w:tcBorders>
-          </w:tcPr>
-          <w:p>
-            <w:pPr>
-              <w:spacing w:before="40" w:after="40"/>
-            </w:pPr>
-            <w:r>
-              <w:rPr>
-                <w:sz w:val="18"/>
-              </w:rPr>
-              <w:t>GET /partner/moves/{id} — Get move</w:t>
-            </w:r>
-          </w:p>
-        </w:tc>
-        <w:tc>
-          <w:tcPr>
-            <w:tcW w:type="dxa" w:w="2340"/>
-            <w:tcBorders>
-              <w:top w:val="single" w:sz="4" w:space="0" w:color="CCCCCC"/>
-              <w:left w:val="single" w:sz="4" w:space="0" w:color="CCCCCC"/>
-              <w:bottom w:val="single" w:sz="4" w:space="0" w:color="CCCCCC"/>
-              <w:right w:val="single" w:sz="4" w:space="0" w:color="CCCCCC"/>
-            </w:tcBorders>
-          </w:tcPr>
-          <w:p>
-            <w:pPr>
-              <w:spacing w:before="40" w:after="40"/>
-            </w:pPr>
-            <w:r>
-              <w:rPr>
-                <w:b/>
-                <w:color w:val="5F6B7A"/>
-                <w:sz w:val="18"/>
-              </w:rPr>
-              <w:t>🔲 PENDING</w:t>
-            </w:r>
-          </w:p>
-        </w:tc>
-        <w:tc>
-          <w:tcPr>
-            <w:tcW w:type="dxa" w:w="2340"/>
-            <w:tcBorders>
-              <w:top w:val="single" w:sz="4" w:space="0" w:color="CCCCCC"/>
-              <w:left w:val="single" w:sz="4" w:space="0" w:color="CCCCCC"/>
-              <w:bottom w:val="single" w:sz="4" w:space="0" w:color="CCCCCC"/>
-              <w:right w:val="single" w:sz="4" w:space="0" w:color="CCCCCC"/>
-            </w:tcBorders>
-          </w:tcPr>
-          <w:p>
-            <w:pPr>
-              <w:spacing w:before="40" w:after="40"/>
-            </w:pPr>
-            <w:r>
-              <w:rPr>
-                <w:sz w:val="18"/>
-              </w:rPr>
-            </w:r>
-          </w:p>
-        </w:tc>
-      </w:tr>
-      <w:tr>
         <w:tc>
           <w:tcPr>
             <w:tcW w:type="dxa" w:w="2340"/>
@@ -7783,7 +7682,7 @@
               <w:rPr>
                 <w:sz w:val="18"/>
               </w:rPr>
-              <w:t>9.16</w:t>
+              <w:t>GET /partner/moves/{id} — Get move</w:t>
             </w:r>
           </w:p>
         </w:tc>
@@ -7804,9 +7703,11 @@
             </w:pPr>
             <w:r>
               <w:rPr>
-                <w:sz w:val="18"/>
-              </w:rPr>
-              <w:t>DELETE /partner/moves/{id} — Cancel move</w:t>
+                <w:b/>
+                <w:color w:val="5F6B7A"/>
+                <w:sz w:val="18"/>
+              </w:rPr>
+              <w:t>PENDING</w:t>
             </w:r>
           </w:p>
         </w:tc>
@@ -7827,14 +7728,104 @@
             </w:pPr>
             <w:r>
               <w:rPr>
+                <w:sz w:val="18"/>
+              </w:rPr>
+            </w:r>
+          </w:p>
+        </w:tc>
+      </w:tr>
+      <w:tr>
+        <w:tc>
+          <w:tcPr>
+            <w:tcW w:type="dxa" w:w="2340"/>
+            <w:tcBorders>
+              <w:top w:val="single" w:sz="4" w:space="0" w:color="CCCCCC"/>
+              <w:left w:val="single" w:sz="4" w:space="0" w:color="CCCCCC"/>
+              <w:bottom w:val="single" w:sz="4" w:space="0" w:color="CCCCCC"/>
+              <w:right w:val="single" w:sz="4" w:space="0" w:color="CCCCCC"/>
+            </w:tcBorders>
+          </w:tcPr>
+          <w:p>
+            <w:pPr>
+              <w:spacing w:before="40" w:after="40"/>
+            </w:pPr>
+            <w:r>
+              <w:rPr>
+                <w:sz w:val="18"/>
+              </w:rPr>
+              <w:t>9.16</w:t>
+            </w:r>
+          </w:p>
+        </w:tc>
+        <w:tc>
+          <w:tcPr>
+            <w:tcW w:type="dxa" w:w="2340"/>
+            <w:tcBorders>
+              <w:top w:val="single" w:sz="4" w:space="0" w:color="CCCCCC"/>
+              <w:left w:val="single" w:sz="4" w:space="0" w:color="CCCCCC"/>
+              <w:bottom w:val="single" w:sz="4" w:space="0" w:color="CCCCCC"/>
+              <w:right w:val="single" w:sz="4" w:space="0" w:color="CCCCCC"/>
+            </w:tcBorders>
+          </w:tcPr>
+          <w:p>
+            <w:pPr>
+              <w:spacing w:before="40" w:after="40"/>
+            </w:pPr>
+            <w:r>
+              <w:rPr>
+                <w:sz w:val="18"/>
+              </w:rPr>
+              <w:t>DELETE /partner/moves/{id} — Cancel move</w:t>
+            </w:r>
+          </w:p>
+        </w:tc>
+        <w:tc>
+          <w:tcPr>
+            <w:tcW w:type="dxa" w:w="2340"/>
+            <w:tcBorders>
+              <w:top w:val="single" w:sz="4" w:space="0" w:color="CCCCCC"/>
+              <w:left w:val="single" w:sz="4" w:space="0" w:color="CCCCCC"/>
+              <w:bottom w:val="single" w:sz="4" w:space="0" w:color="CCCCCC"/>
+              <w:right w:val="single" w:sz="4" w:space="0" w:color="CCCCCC"/>
+            </w:tcBorders>
+          </w:tcPr>
+          <w:p>
+            <w:pPr>
+              <w:spacing w:before="40" w:after="40"/>
+            </w:pPr>
+            <w:r>
+              <w:rPr>
                 <w:b/>
                 <w:color w:val="5F6B7A"/>
                 <w:sz w:val="18"/>
               </w:rPr>
-              <w:t>🔲 PENDING</w:t>
-            </w:r>
-          </w:p>
-        </w:tc>
+              <w:t>PENDING</w:t>
+            </w:r>
+          </w:p>
+        </w:tc>
+        <w:tc>
+          <w:tcPr>
+            <w:tcW w:type="dxa" w:w="2340"/>
+            <w:tcBorders>
+              <w:top w:val="single" w:sz="4" w:space="0" w:color="CCCCCC"/>
+              <w:left w:val="single" w:sz="4" w:space="0" w:color="CCCCCC"/>
+              <w:bottom w:val="single" w:sz="4" w:space="0" w:color="CCCCCC"/>
+              <w:right w:val="single" w:sz="4" w:space="0" w:color="CCCCCC"/>
+            </w:tcBorders>
+          </w:tcPr>
+          <w:p>
+            <w:pPr>
+              <w:spacing w:before="40" w:after="40"/>
+            </w:pPr>
+            <w:r>
+              <w:rPr>
+                <w:sz w:val="18"/>
+              </w:rPr>
+            </w:r>
+          </w:p>
+        </w:tc>
+      </w:tr>
+      <w:tr>
         <w:tc>
           <w:tcPr>
             <w:tcW w:type="dxa" w:w="2340"/>
@@ -7854,102 +7845,10 @@
               <w:rPr>
                 <w:sz w:val="18"/>
               </w:rPr>
-            </w:r>
-          </w:p>
-        </w:tc>
-      </w:tr>
-      <w:tr>
-        <w:tc>
-          <w:tcPr>
-            <w:tcW w:type="dxa" w:w="2340"/>
-            <w:tcBorders>
-              <w:top w:val="single" w:sz="4" w:space="0" w:color="CCCCCC"/>
-              <w:left w:val="single" w:sz="4" w:space="0" w:color="CCCCCC"/>
-              <w:bottom w:val="single" w:sz="4" w:space="0" w:color="CCCCCC"/>
-              <w:right w:val="single" w:sz="4" w:space="0" w:color="CCCCCC"/>
-            </w:tcBorders>
-          </w:tcPr>
-          <w:p>
-            <w:pPr>
-              <w:spacing w:before="40" w:after="40"/>
-            </w:pPr>
-            <w:r>
-              <w:rPr>
-                <w:sz w:val="18"/>
-              </w:rPr>
               <w:t>9.17</w:t>
             </w:r>
           </w:p>
         </w:tc>
-        <w:tc>
-          <w:tcPr>
-            <w:tcW w:type="dxa" w:w="2340"/>
-            <w:tcBorders>
-              <w:top w:val="single" w:sz="4" w:space="0" w:color="CCCCCC"/>
-              <w:left w:val="single" w:sz="4" w:space="0" w:color="CCCCCC"/>
-              <w:bottom w:val="single" w:sz="4" w:space="0" w:color="CCCCCC"/>
-              <w:right w:val="single" w:sz="4" w:space="0" w:color="CCCCCC"/>
-            </w:tcBorders>
-          </w:tcPr>
-          <w:p>
-            <w:pPr>
-              <w:spacing w:before="40" w:after="40"/>
-            </w:pPr>
-            <w:r>
-              <w:rPr>
-                <w:sz w:val="18"/>
-              </w:rPr>
-              <w:t>PATCH /partner/moves/{id}/meter_reads — Update meter readings</w:t>
-            </w:r>
-          </w:p>
-        </w:tc>
-        <w:tc>
-          <w:tcPr>
-            <w:tcW w:type="dxa" w:w="2340"/>
-            <w:tcBorders>
-              <w:top w:val="single" w:sz="4" w:space="0" w:color="CCCCCC"/>
-              <w:left w:val="single" w:sz="4" w:space="0" w:color="CCCCCC"/>
-              <w:bottom w:val="single" w:sz="4" w:space="0" w:color="CCCCCC"/>
-              <w:right w:val="single" w:sz="4" w:space="0" w:color="CCCCCC"/>
-            </w:tcBorders>
-          </w:tcPr>
-          <w:p>
-            <w:pPr>
-              <w:spacing w:before="40" w:after="40"/>
-            </w:pPr>
-            <w:r>
-              <w:rPr>
-                <w:b/>
-                <w:color w:val="5F6B7A"/>
-                <w:sz w:val="18"/>
-              </w:rPr>
-              <w:t>🔲 PENDING</w:t>
-            </w:r>
-          </w:p>
-        </w:tc>
-        <w:tc>
-          <w:tcPr>
-            <w:tcW w:type="dxa" w:w="2340"/>
-            <w:tcBorders>
-              <w:top w:val="single" w:sz="4" w:space="0" w:color="CCCCCC"/>
-              <w:left w:val="single" w:sz="4" w:space="0" w:color="CCCCCC"/>
-              <w:bottom w:val="single" w:sz="4" w:space="0" w:color="CCCCCC"/>
-              <w:right w:val="single" w:sz="4" w:space="0" w:color="CCCCCC"/>
-            </w:tcBorders>
-          </w:tcPr>
-          <w:p>
-            <w:pPr>
-              <w:spacing w:before="40" w:after="40"/>
-            </w:pPr>
-            <w:r>
-              <w:rPr>
-                <w:sz w:val="18"/>
-              </w:rPr>
-            </w:r>
-          </w:p>
-        </w:tc>
-      </w:tr>
-      <w:tr>
         <w:tc>
           <w:tcPr>
             <w:tcW w:type="dxa" w:w="2340"/>
@@ -7969,7 +7868,7 @@
               <w:rPr>
                 <w:sz w:val="18"/>
               </w:rPr>
-              <w:t>9.18</w:t>
+              <w:t>PATCH /partner/moves/{id}/meter_reads — Update meter readings</w:t>
             </w:r>
           </w:p>
         </w:tc>
@@ -7990,9 +7889,11 @@
             </w:pPr>
             <w:r>
               <w:rPr>
-                <w:sz w:val="18"/>
-              </w:rPr>
-              <w:t>GET /partner/branches/{id}/meter_reads_required — List moves needing reads</w:t>
+                <w:b/>
+                <w:color w:val="5F6B7A"/>
+                <w:sz w:val="18"/>
+              </w:rPr>
+              <w:t>PENDING</w:t>
             </w:r>
           </w:p>
         </w:tc>
@@ -8013,14 +7914,13 @@
             </w:pPr>
             <w:r>
               <w:rPr>
-                <w:b/>
-                <w:color w:val="5F6B7A"/>
-                <w:sz w:val="18"/>
-              </w:rPr>
-              <w:t>🔲 PENDING</w:t>
-            </w:r>
-          </w:p>
-        </w:tc>
+                <w:sz w:val="18"/>
+              </w:rPr>
+            </w:r>
+          </w:p>
+        </w:tc>
+      </w:tr>
+      <w:tr>
         <w:tc>
           <w:tcPr>
             <w:tcW w:type="dxa" w:w="2340"/>
@@ -8030,7 +7930,74 @@
               <w:bottom w:val="single" w:sz="4" w:space="0" w:color="CCCCCC"/>
               <w:right w:val="single" w:sz="4" w:space="0" w:color="CCCCCC"/>
             </w:tcBorders>
-            <w:shd w:val="clear" w:color="auto" w:fill="F3F4F6"/>
+          </w:tcPr>
+          <w:p>
+            <w:pPr>
+              <w:spacing w:before="40" w:after="40"/>
+            </w:pPr>
+            <w:r>
+              <w:rPr>
+                <w:sz w:val="18"/>
+              </w:rPr>
+              <w:t>9.18</w:t>
+            </w:r>
+          </w:p>
+        </w:tc>
+        <w:tc>
+          <w:tcPr>
+            <w:tcW w:type="dxa" w:w="2340"/>
+            <w:tcBorders>
+              <w:top w:val="single" w:sz="4" w:space="0" w:color="CCCCCC"/>
+              <w:left w:val="single" w:sz="4" w:space="0" w:color="CCCCCC"/>
+              <w:bottom w:val="single" w:sz="4" w:space="0" w:color="CCCCCC"/>
+              <w:right w:val="single" w:sz="4" w:space="0" w:color="CCCCCC"/>
+            </w:tcBorders>
+          </w:tcPr>
+          <w:p>
+            <w:pPr>
+              <w:spacing w:before="40" w:after="40"/>
+            </w:pPr>
+            <w:r>
+              <w:rPr>
+                <w:sz w:val="18"/>
+              </w:rPr>
+              <w:t>GET /partner/branches/{id}/meter_reads_required — List moves needing reads</w:t>
+            </w:r>
+          </w:p>
+        </w:tc>
+        <w:tc>
+          <w:tcPr>
+            <w:tcW w:type="dxa" w:w="2340"/>
+            <w:tcBorders>
+              <w:top w:val="single" w:sz="4" w:space="0" w:color="CCCCCC"/>
+              <w:left w:val="single" w:sz="4" w:space="0" w:color="CCCCCC"/>
+              <w:bottom w:val="single" w:sz="4" w:space="0" w:color="CCCCCC"/>
+              <w:right w:val="single" w:sz="4" w:space="0" w:color="CCCCCC"/>
+            </w:tcBorders>
+          </w:tcPr>
+          <w:p>
+            <w:pPr>
+              <w:spacing w:before="40" w:after="40"/>
+            </w:pPr>
+            <w:r>
+              <w:rPr>
+                <w:b/>
+                <w:color w:val="5F6B7A"/>
+                <w:sz w:val="18"/>
+              </w:rPr>
+              <w:t>PENDING</w:t>
+            </w:r>
+          </w:p>
+        </w:tc>
+        <w:tc>
+          <w:tcPr>
+            <w:tcW w:type="dxa" w:w="2340"/>
+            <w:tcBorders>
+              <w:top w:val="single" w:sz="4" w:space="0" w:color="CCCCCC"/>
+              <w:left w:val="single" w:sz="4" w:space="0" w:color="CCCCCC"/>
+              <w:bottom w:val="single" w:sz="4" w:space="0" w:color="CCCCCC"/>
+              <w:right w:val="single" w:sz="4" w:space="0" w:color="CCCCCC"/>
+            </w:tcBorders>
           </w:tcPr>
           <w:p>
             <w:pPr>
@@ -8048,15 +8015,10 @@
     <w:p/>
     <w:p>
       <w:pPr>
-        <w:spacing w:before="40" w:after="40"/>
-      </w:pPr>
-    </w:p>
-    <w:p>
-      <w:pPr>
         <w:pStyle w:val="Heading1"/>
       </w:pPr>
       <w:r>
-        <w:t>Area 5 — Billing Preferences (2 areas)</w:t>
+        <w:t>Billing Preferences (2 areas)</w:t>
       </w:r>
     </w:p>
     <w:tbl>
@@ -8164,6 +8126,7 @@
               <w:bottom w:val="single" w:sz="4" w:space="0" w:color="CCCCCC"/>
               <w:right w:val="single" w:sz="4" w:space="0" w:color="CCCCCC"/>
             </w:tcBorders>
+            <w:shd w:val="clear" w:color="auto" w:fill="F3F4F6"/>
           </w:tcPr>
           <w:p>
             <w:pPr>
@@ -8177,97 +8140,6 @@
             </w:r>
           </w:p>
         </w:tc>
-        <w:tc>
-          <w:tcPr>
-            <w:tcW w:type="dxa" w:w="1872"/>
-            <w:tcBorders>
-              <w:top w:val="single" w:sz="4" w:space="0" w:color="CCCCCC"/>
-              <w:left w:val="single" w:sz="4" w:space="0" w:color="CCCCCC"/>
-              <w:bottom w:val="single" w:sz="4" w:space="0" w:color="CCCCCC"/>
-              <w:right w:val="single" w:sz="4" w:space="0" w:color="CCCCCC"/>
-            </w:tcBorders>
-          </w:tcPr>
-          <w:p>
-            <w:pPr>
-              <w:spacing w:before="40" w:after="40"/>
-            </w:pPr>
-            <w:r>
-              <w:rPr>
-                <w:sz w:val="18"/>
-              </w:rPr>
-              <w:t>Billing preference — Branch level</w:t>
-            </w:r>
-          </w:p>
-        </w:tc>
-        <w:tc>
-          <w:tcPr>
-            <w:tcW w:type="dxa" w:w="1872"/>
-            <w:tcBorders>
-              <w:top w:val="single" w:sz="4" w:space="0" w:color="CCCCCC"/>
-              <w:left w:val="single" w:sz="4" w:space="0" w:color="CCCCCC"/>
-              <w:bottom w:val="single" w:sz="4" w:space="0" w:color="CCCCCC"/>
-              <w:right w:val="single" w:sz="4" w:space="0" w:color="CCCCCC"/>
-            </w:tcBorders>
-          </w:tcPr>
-          <w:p>
-            <w:pPr>
-              <w:spacing w:before="40" w:after="40"/>
-            </w:pPr>
-            <w:r>
-              <w:rPr>
-                <w:b/>
-                <w:color w:val="5F6B7A"/>
-                <w:sz w:val="18"/>
-              </w:rPr>
-              <w:t>🔲 PENDING</w:t>
-            </w:r>
-          </w:p>
-        </w:tc>
-        <w:tc>
-          <w:tcPr>
-            <w:tcW w:type="dxa" w:w="1872"/>
-            <w:tcBorders>
-              <w:top w:val="single" w:sz="4" w:space="0" w:color="CCCCCC"/>
-              <w:left w:val="single" w:sz="4" w:space="0" w:color="CCCCCC"/>
-              <w:bottom w:val="single" w:sz="4" w:space="0" w:color="CCCCCC"/>
-              <w:right w:val="single" w:sz="4" w:space="0" w:color="CCCCCC"/>
-            </w:tcBorders>
-          </w:tcPr>
-          <w:p>
-            <w:pPr>
-              <w:spacing w:before="40" w:after="40"/>
-            </w:pPr>
-            <w:r>
-              <w:rPr>
-                <w:sz w:val="18"/>
-              </w:rPr>
-              <w:t>—</w:t>
-            </w:r>
-          </w:p>
-        </w:tc>
-        <w:tc>
-          <w:tcPr>
-            <w:tcW w:type="dxa" w:w="1872"/>
-            <w:tcBorders>
-              <w:top w:val="single" w:sz="4" w:space="0" w:color="CCCCCC"/>
-              <w:left w:val="single" w:sz="4" w:space="0" w:color="CCCCCC"/>
-              <w:bottom w:val="single" w:sz="4" w:space="0" w:color="CCCCCC"/>
-              <w:right w:val="single" w:sz="4" w:space="0" w:color="CCCCCC"/>
-            </w:tcBorders>
-          </w:tcPr>
-          <w:p>
-            <w:pPr>
-              <w:spacing w:before="40" w:after="40"/>
-            </w:pPr>
-            <w:r>
-              <w:rPr>
-                <w:sz w:val="18"/>
-              </w:rPr>
-            </w:r>
-          </w:p>
-        </w:tc>
-      </w:tr>
-      <w:tr>
         <w:tc>
           <w:tcPr>
             <w:tcW w:type="dxa" w:w="1872"/>
@@ -8287,7 +8159,7 @@
               <w:rPr>
                 <w:sz w:val="18"/>
               </w:rPr>
-              <w:t>10.2</w:t>
+              <w:t>Billing preference — Branch level</w:t>
             </w:r>
           </w:p>
         </w:tc>
@@ -8308,9 +8180,11 @@
             </w:pPr>
             <w:r>
               <w:rPr>
-                <w:sz w:val="18"/>
-              </w:rPr>
-              <w:t>Billing preference — V2 scenarios (61)</w:t>
+                <w:b/>
+                <w:color w:val="5F6B7A"/>
+                <w:sz w:val="18"/>
+              </w:rPr>
+              <w:t>PENDING</w:t>
             </w:r>
           </w:p>
         </w:tc>
@@ -8331,11 +8205,9 @@
             </w:pPr>
             <w:r>
               <w:rPr>
-                <w:b/>
-                <w:color w:val="F57C00"/>
-                <w:sz w:val="18"/>
-              </w:rPr>
-              <w:t>⏳ BLOCKED</w:t>
+                <w:sz w:val="18"/>
+              </w:rPr>
+              <w:t>—</w:t>
             </w:r>
           </w:p>
         </w:tc>
@@ -8358,10 +8230,11 @@
               <w:rPr>
                 <w:sz w:val="18"/>
               </w:rPr>
-              <w:t>—</w:t>
-            </w:r>
-          </w:p>
-        </w:tc>
+            </w:r>
+          </w:p>
+        </w:tc>
+      </w:tr>
+      <w:tr>
         <w:tc>
           <w:tcPr>
             <w:tcW w:type="dxa" w:w="1872"/>
@@ -8371,7 +8244,6 @@
               <w:bottom w:val="single" w:sz="4" w:space="0" w:color="CCCCCC"/>
               <w:right w:val="single" w:sz="4" w:space="0" w:color="CCCCCC"/>
             </w:tcBorders>
-            <w:shd w:val="clear" w:color="auto" w:fill="F3F4F6"/>
           </w:tcPr>
           <w:p>
             <w:pPr>
@@ -8381,6 +8253,96 @@
               <w:rPr>
                 <w:sz w:val="18"/>
               </w:rPr>
+              <w:t>10.2</w:t>
+            </w:r>
+          </w:p>
+        </w:tc>
+        <w:tc>
+          <w:tcPr>
+            <w:tcW w:type="dxa" w:w="1872"/>
+            <w:tcBorders>
+              <w:top w:val="single" w:sz="4" w:space="0" w:color="CCCCCC"/>
+              <w:left w:val="single" w:sz="4" w:space="0" w:color="CCCCCC"/>
+              <w:bottom w:val="single" w:sz="4" w:space="0" w:color="CCCCCC"/>
+              <w:right w:val="single" w:sz="4" w:space="0" w:color="CCCCCC"/>
+            </w:tcBorders>
+          </w:tcPr>
+          <w:p>
+            <w:pPr>
+              <w:spacing w:before="40" w:after="40"/>
+            </w:pPr>
+            <w:r>
+              <w:rPr>
+                <w:sz w:val="18"/>
+              </w:rPr>
+              <w:t>Billing preference — V2 scenarios (61)</w:t>
+            </w:r>
+          </w:p>
+        </w:tc>
+        <w:tc>
+          <w:tcPr>
+            <w:tcW w:type="dxa" w:w="1872"/>
+            <w:tcBorders>
+              <w:top w:val="single" w:sz="4" w:space="0" w:color="CCCCCC"/>
+              <w:left w:val="single" w:sz="4" w:space="0" w:color="CCCCCC"/>
+              <w:bottom w:val="single" w:sz="4" w:space="0" w:color="CCCCCC"/>
+              <w:right w:val="single" w:sz="4" w:space="0" w:color="CCCCCC"/>
+            </w:tcBorders>
+          </w:tcPr>
+          <w:p>
+            <w:pPr>
+              <w:spacing w:before="40" w:after="40"/>
+            </w:pPr>
+            <w:r>
+              <w:rPr>
+                <w:b/>
+                <w:color w:val="F57C00"/>
+                <w:sz w:val="18"/>
+              </w:rPr>
+              <w:t>BLOCKED</w:t>
+            </w:r>
+          </w:p>
+        </w:tc>
+        <w:tc>
+          <w:tcPr>
+            <w:tcW w:type="dxa" w:w="1872"/>
+            <w:tcBorders>
+              <w:top w:val="single" w:sz="4" w:space="0" w:color="CCCCCC"/>
+              <w:left w:val="single" w:sz="4" w:space="0" w:color="CCCCCC"/>
+              <w:bottom w:val="single" w:sz="4" w:space="0" w:color="CCCCCC"/>
+              <w:right w:val="single" w:sz="4" w:space="0" w:color="CCCCCC"/>
+            </w:tcBorders>
+          </w:tcPr>
+          <w:p>
+            <w:pPr>
+              <w:spacing w:before="40" w:after="40"/>
+            </w:pPr>
+            <w:r>
+              <w:rPr>
+                <w:sz w:val="18"/>
+              </w:rPr>
+              <w:t>—</w:t>
+            </w:r>
+          </w:p>
+        </w:tc>
+        <w:tc>
+          <w:tcPr>
+            <w:tcW w:type="dxa" w:w="1872"/>
+            <w:tcBorders>
+              <w:top w:val="single" w:sz="4" w:space="0" w:color="CCCCCC"/>
+              <w:left w:val="single" w:sz="4" w:space="0" w:color="CCCCCC"/>
+              <w:bottom w:val="single" w:sz="4" w:space="0" w:color="CCCCCC"/>
+              <w:right w:val="single" w:sz="4" w:space="0" w:color="CCCCCC"/>
+            </w:tcBorders>
+          </w:tcPr>
+          <w:p>
+            <w:pPr>
+              <w:spacing w:before="40" w:after="40"/>
+            </w:pPr>
+            <w:r>
+              <w:rPr>
+                <w:sz w:val="18"/>
+              </w:rPr>
               <w:t>V2 development not yet complete; 61 scenarios defined, 32 FALSE eliminated in V2</w:t>
             </w:r>
           </w:p>
@@ -8388,11 +8350,6 @@
       </w:tr>
     </w:tbl>
     <w:p/>
-    <w:p>
-      <w:pPr>
-        <w:spacing w:before="40" w:after="40"/>
-      </w:pPr>
-    </w:p>
     <w:p>
       <w:pPr>
         <w:pStyle w:val="Heading1"/>
@@ -8411,68 +8368,44 @@
     </w:p>
     <w:p>
       <w:pPr>
-        <w:spacing w:after="80"/>
+        <w:pStyle w:val="ListNumber"/>
       </w:pPr>
       <w:r>
-        <w:t xml:space="preserve">These areas extend the existing </w:t>
+        <w:rPr>
+          <w:b/>
+        </w:rPr>
+        <w:t>Move-out submission (6.2)</w:t>
       </w:r>
       <w:r>
-        <w:rPr>
-          <w:rFonts w:ascii="Courier New" w:hAnsi="Courier New"/>
-          <w:sz w:val="18"/>
-        </w:rPr>
-        <w:t>htm_clone_007.js</w:t>
-      </w:r>
-      <w:r>
-        <w:t xml:space="preserve"> patterns and are well-understood:</w:t>
+        <w:t xml:space="preserve"> — highest business value; directly triggers OVO switch revenue</w:t>
       </w:r>
     </w:p>
     <w:p>
       <w:pPr>
         <w:pStyle w:val="ListNumber"/>
-        <w:spacing w:before="20" w:after="20"/>
       </w:pPr>
-      <w:r/>
       <w:r>
         <w:rPr>
           <w:b/>
         </w:rPr>
-        <w:t>Move-out submission</w:t>
+        <w:t>Move-in submission (6.3)</w:t>
       </w:r>
       <w:r>
-        <w:t xml:space="preserve"> (6.2) — highest business value; directly triggers OVO switch revenue</w:t>
+        <w:t xml:space="preserve"> — closes the void period loop</w:t>
       </w:r>
     </w:p>
     <w:p>
       <w:pPr>
         <w:pStyle w:val="ListNumber"/>
-        <w:spacing w:before="20" w:after="20"/>
       </w:pPr>
-      <w:r/>
       <w:r>
         <w:rPr>
           <w:b/>
         </w:rPr>
-        <w:t>Move-in submission</w:t>
+        <w:t>View submissions list (6.1)</w:t>
       </w:r>
       <w:r>
-        <w:t xml:space="preserve"> (6.3) — closes the void period loop</w:t>
-      </w:r>
-    </w:p>
-    <w:p>
-      <w:pPr>
-        <w:pStyle w:val="ListNumber"/>
-        <w:spacing w:before="20" w:after="20"/>
-      </w:pPr>
-      <w:r/>
-      <w:r>
-        <w:rPr>
-          <w:b/>
-        </w:rPr>
-        <w:t>View submissions list</w:t>
-      </w:r>
-      <w:r>
-        <w:t xml:space="preserve"> (6.1) — foundational for all reporting tests</w:t>
+        <w:t xml:space="preserve"> — foundational for all reporting tests</w:t>
       </w:r>
     </w:p>
     <w:p>
@@ -8486,49 +8419,43 @@
     <w:p>
       <w:pPr>
         <w:pStyle w:val="ListNumber"/>
-        <w:spacing w:before="20" w:after="20"/>
       </w:pPr>
-      <w:r/>
       <w:r>
         <w:rPr>
           <w:b/>
         </w:rPr>
-        <w:t>Dashboard access via impersonation</w:t>
+        <w:t>Dashboard access via impersonation (8.1)</w:t>
       </w:r>
       <w:r>
-        <w:t xml:space="preserve"> (8.1) — prerequisite for all Dashboard tests</w:t>
+        <w:t xml:space="preserve"> — prerequisite for all Dashboard tests</w:t>
       </w:r>
     </w:p>
     <w:p>
       <w:pPr>
         <w:pStyle w:val="ListNumber"/>
-        <w:spacing w:before="20" w:after="20"/>
       </w:pPr>
-      <w:r/>
       <w:r>
         <w:rPr>
           <w:b/>
         </w:rPr>
-        <w:t>Move-out wizard Dashboard</w:t>
+        <w:t>Move-out wizard Dashboard (8.5)</w:t>
       </w:r>
       <w:r>
-        <w:t xml:space="preserve"> (8.5) — agent-led submission; primary revenue driver</w:t>
+        <w:t xml:space="preserve"> — agent-led submission; primary revenue driver</w:t>
       </w:r>
     </w:p>
     <w:p>
       <w:pPr>
         <w:pStyle w:val="ListNumber"/>
-        <w:spacing w:before="20" w:after="20"/>
       </w:pPr>
-      <w:r/>
       <w:r>
         <w:rPr>
           <w:b/>
         </w:rPr>
-        <w:t>Move-in wizard Dashboard</w:t>
+        <w:t>Move-in wizard Dashboard (8.6)</w:t>
       </w:r>
       <w:r>
-        <w:t xml:space="preserve"> (8.6) — void closure</w:t>
+        <w:t xml:space="preserve"> — void closure</w:t>
       </w:r>
     </w:p>
     <w:p>
@@ -8542,49 +8469,43 @@
     <w:p>
       <w:pPr>
         <w:pStyle w:val="ListNumber"/>
-        <w:spacing w:before="20" w:after="20"/>
       </w:pPr>
-      <w:r/>
       <w:r>
         <w:rPr>
           <w:b/>
         </w:rPr>
-        <w:t>Conversions report</w:t>
+        <w:t>Conversions report (7.1)</w:t>
       </w:r>
       <w:r>
-        <w:t xml:space="preserve"> (7.1) — validate OVO outcome codes (SALI, DONS, FDFD)</w:t>
+        <w:t xml:space="preserve"> — validate OVO outcome codes (SALI, DONS, FDFD)</w:t>
       </w:r>
     </w:p>
     <w:p>
       <w:pPr>
         <w:pStyle w:val="ListNumber"/>
-        <w:spacing w:before="20" w:after="20"/>
       </w:pPr>
-      <w:r/>
       <w:r>
         <w:rPr>
           <w:b/>
         </w:rPr>
-        <w:t>CWN status</w:t>
+        <w:t>CWN status (7.5)</w:t>
       </w:r>
       <w:r>
-        <w:t xml:space="preserve"> (7.5) — council notification compliance</w:t>
+        <w:t xml:space="preserve"> — council notification compliance</w:t>
       </w:r>
     </w:p>
     <w:p>
       <w:pPr>
         <w:pStyle w:val="ListNumber"/>
-        <w:spacing w:before="20" w:after="20"/>
       </w:pPr>
-      <w:r/>
       <w:r>
         <w:rPr>
           <w:b/>
         </w:rPr>
-        <w:t>Erroneous transfer check</w:t>
+        <w:t>Erroneous transfer check (7.6)</w:t>
       </w:r>
       <w:r>
-        <w:t xml:space="preserve"> (7.6) — regulatory red line</w:t>
+        <w:t xml:space="preserve"> — regulatory red line</w:t>
       </w:r>
     </w:p>
     <w:p>
@@ -8598,33 +8519,29 @@
     <w:p>
       <w:pPr>
         <w:pStyle w:val="ListNumber"/>
-        <w:spacing w:before="20" w:after="20"/>
       </w:pPr>
-      <w:r/>
       <w:r>
         <w:rPr>
           <w:b/>
         </w:rPr>
-        <w:t>`POST` branch / landlord / property / move</w:t>
+        <w:t>POST branch / landlord / property / move (9.1, 9.4, 9.8, 9.13, 9.14)</w:t>
       </w:r>
       <w:r>
-        <w:t xml:space="preserve"> (9.1, 9.4, 9.8, 9.13, 9.14) — core create flow via API mirrors UI tests</w:t>
+        <w:t xml:space="preserve"> — core create flow via API</w:t>
       </w:r>
     </w:p>
     <w:p>
       <w:pPr>
         <w:pStyle w:val="ListNumber"/>
-        <w:spacing w:before="20" w:after="20"/>
       </w:pPr>
-      <w:r/>
       <w:r>
         <w:rPr>
           <w:b/>
         </w:rPr>
-        <w:t>`GET` / `PATCH` / `DELETE`</w:t>
+        <w:t>GET / PATCH / DELETE (9.2, 9.3, 9.5-9.7, 9.9-9.12, 9.15-9.18)</w:t>
       </w:r>
       <w:r>
-        <w:t xml:space="preserve"> (9.2, 9.3, 9.5–9.7, 9.9–9.12, 9.15–9.18) — full 18-endpoint sweep; keys held per clone</w:t>
+        <w:t xml:space="preserve"> — full 18-endpoint sweep</w:t>
       </w:r>
     </w:p>
     <w:p>
@@ -8638,23 +8555,16 @@
     <w:p>
       <w:pPr>
         <w:pStyle w:val="ListNumber"/>
-        <w:spacing w:before="20" w:after="20"/>
       </w:pPr>
-      <w:r/>
       <w:r>
         <w:rPr>
           <w:b/>
         </w:rPr>
-        <w:t>Billing preference V2</w:t>
+        <w:t>Billing preference V2 (10.2)</w:t>
       </w:r>
       <w:r>
-        <w:t xml:space="preserve"> (10.2) — when V2 development ships; 61 scenario matrix ready</w:t>
+        <w:t xml:space="preserve"> — when V2 development ships; 61 scenario matrix ready</w:t>
       </w:r>
-    </w:p>
-    <w:p>
-      <w:pPr>
-        <w:spacing w:before="40" w:after="40"/>
-      </w:pPr>
     </w:p>
     <w:p>
       <w:pPr>
@@ -8667,161 +8577,41 @@
     <w:p>
       <w:pPr>
         <w:pStyle w:val="ListBullet"/>
-        <w:spacing w:before="20" w:after="20"/>
       </w:pPr>
-      <w:r/>
       <w:r>
-        <w:rPr>
-          <w:b/>
-        </w:rPr>
-        <w:t>Auth</w:t>
-      </w:r>
-      <w:r>
-        <w:t xml:space="preserve">: Google CAPTCHA prevents fully headless OAuth. Current workaround: user provides fresh session token from browser DevTools; Claude writes it to </w:t>
-      </w:r>
-      <w:r>
-        <w:rPr>
-          <w:rFonts w:ascii="Courier New" w:hAnsi="Courier New"/>
-          <w:sz w:val="18"/>
-        </w:rPr>
-        <w:t>auth.json</w:t>
-      </w:r>
-      <w:r>
-        <w:t>.</w:t>
+        <w:t>Auth: Google CAPTCHA prevents fully headless OAuth. Workaround: user provides fresh session token from browser DevTools; written to auth.json.</w:t>
       </w:r>
     </w:p>
     <w:p>
       <w:pPr>
         <w:pStyle w:val="ListBullet"/>
-        <w:spacing w:before="20" w:after="20"/>
       </w:pPr>
-      <w:r/>
       <w:r>
-        <w:rPr>
-          <w:b/>
-        </w:rPr>
-        <w:t>Lambda caching</w:t>
-      </w:r>
-      <w:r>
-        <w:t>: DB query endpoint caches in-memory. Tautology workaround (</w:t>
-      </w:r>
-      <w:r>
-        <w:rPr>
-          <w:rFonts w:ascii="Courier New" w:hAnsi="Courier New"/>
-          <w:sz w:val="18"/>
-        </w:rPr>
-        <w:t>AND {TS} = {TS}</w:t>
-      </w:r>
-      <w:r>
-        <w:t>) partially effective. Graeme (CTO) owns the Lambda — prompt raised.</w:t>
+        <w:t>Lambda caching: DB query endpoint caches in-memory. Tautology workaround partially effective. Graeme (CTO) owns the Lambda — prompt raised.</w:t>
       </w:r>
     </w:p>
     <w:p>
       <w:pPr>
         <w:pStyle w:val="ListBullet"/>
-        <w:spacing w:before="20" w:after="20"/>
       </w:pPr>
-      <w:r/>
       <w:r>
-        <w:rPr>
-          <w:b/>
-        </w:rPr>
-        <w:t>Branch naming</w:t>
-      </w:r>
-      <w:r>
-        <w:t xml:space="preserve">: All test branches follow </w:t>
-      </w:r>
-      <w:r>
-        <w:rPr>
-          <w:rFonts w:ascii="Courier New" w:hAnsi="Courier New"/>
-          <w:sz w:val="18"/>
-        </w:rPr>
-        <w:t>Mac N[DDMMYY]</w:t>
-      </w:r>
-      <w:r>
-        <w:t xml:space="preserve"> (e.g. </w:t>
-      </w:r>
-      <w:r>
-        <w:rPr>
-          <w:rFonts w:ascii="Courier New" w:hAnsi="Courier New"/>
-          <w:sz w:val="18"/>
-        </w:rPr>
-        <w:t>Mac 1200526</w:t>
-      </w:r>
-      <w:r>
-        <w:t xml:space="preserve">). </w:t>
-      </w:r>
-      <w:r>
-        <w:rPr>
-          <w:rFonts w:ascii="Courier New" w:hAnsi="Courier New"/>
-          <w:sz w:val="18"/>
-        </w:rPr>
-        <w:t>nextBranchName()</w:t>
-      </w:r>
-      <w:r>
-        <w:t xml:space="preserve"> in </w:t>
-      </w:r>
-      <w:r>
-        <w:rPr>
-          <w:rFonts w:ascii="Courier New" w:hAnsi="Courier New"/>
-          <w:sz w:val="18"/>
-        </w:rPr>
-        <w:t>htm_clone_007.js</w:t>
-      </w:r>
-      <w:r>
-        <w:t xml:space="preserve"> handles sequential counting.</w:t>
+        <w:t>Branch naming: All test branches follow Mac N[DDMMYY] (e.g. Mac 1200526). nextBranchName() in htm_clone_007.js handles sequential counting.</w:t>
       </w:r>
     </w:p>
     <w:p>
       <w:pPr>
         <w:pStyle w:val="ListBullet"/>
-        <w:spacing w:before="20" w:after="20"/>
       </w:pPr>
-      <w:r/>
       <w:r>
-        <w:rPr>
-          <w:b/>
-        </w:rPr>
-        <w:t>Soft deletes</w:t>
-      </w:r>
-      <w:r>
-        <w:t xml:space="preserve">: 10 tables use </w:t>
-      </w:r>
-      <w:r>
-        <w:rPr>
-          <w:rFonts w:ascii="Courier New" w:hAnsi="Courier New"/>
-          <w:sz w:val="18"/>
-        </w:rPr>
-        <w:t>acts_as_paranoid</w:t>
-      </w:r>
-      <w:r>
-        <w:t xml:space="preserve"> — always assert </w:t>
-      </w:r>
-      <w:r>
-        <w:rPr>
-          <w:rFonts w:ascii="Courier New" w:hAnsi="Courier New"/>
-          <w:sz w:val="18"/>
-        </w:rPr>
-        <w:t>deleted_at IS NULL</w:t>
-      </w:r>
-      <w:r>
-        <w:t xml:space="preserve"> in DB queries.</w:t>
+        <w:t>Soft deletes: 10 tables use acts_as_paranoid — always assert deleted_at IS NULL in DB queries.</w:t>
       </w:r>
     </w:p>
     <w:p>
       <w:pPr>
         <w:pStyle w:val="ListBullet"/>
-        <w:spacing w:before="20" w:after="20"/>
       </w:pPr>
-      <w:r/>
       <w:r>
-        <w:rPr>
-          <w:b/>
-        </w:rPr>
-        <w:t>Money</w:t>
-      </w:r>
-      <w:r>
-        <w:t>: All commission values stored in pence. Divide by 100 for GBP display.</w:t>
+        <w:t>Money: All commission values stored in pence. Divide by 100 for GBP display.</w:t>
       </w:r>
     </w:p>
     <w:sectPr>

--- a/QA_COVERAGE.docx
+++ b/QA_COVERAGE.docx
@@ -24,7 +24,7 @@
         <w:rPr>
           <w:b/>
         </w:rPr>
-        <w:t>20 May 2026</w:t>
+        <w:t>16 Jun 2026</w:t>
       </w:r>
       <w:r>
         <w:rPr>
